--- a/learning-journal/week-01/Entregables.docx
+++ b/learning-journal/week-01/Entregables.docx
@@ -55,13 +55,23 @@
         </w:rPr>
         <w:t xml:space="preserve">Te propongo trabajar como si estuvieras en un </w:t>
       </w:r>
+      <w:proofErr w:type="spellStart"/>
       <w:r>
         <w:rPr>
           <w:rFonts w:ascii="Calibri" w:hAnsi="Calibri" w:cs="Calibri"/>
           <w:b/>
           <w:bCs/>
         </w:rPr>
-        <w:t>bootcamp profesional</w:t>
+        <w:t>bootcamp</w:t>
+      </w:r>
+      <w:proofErr w:type="spellEnd"/>
+      <w:r>
+        <w:rPr>
+          <w:rFonts w:ascii="Calibri" w:hAnsi="Calibri" w:cs="Calibri"/>
+          <w:b/>
+          <w:bCs/>
+        </w:rPr>
+        <w:t xml:space="preserve"> profesional</w:t>
       </w:r>
       <w:r>
         <w:rPr>
@@ -403,7 +413,35 @@
         <w:rPr>
           <w:rFonts w:ascii="Calibri" w:hAnsi="Calibri" w:cs="Calibri"/>
         </w:rPr>
-        <w:t>Data-Analyst-Portfolio/</w:t>
+        <w:t>Data-</w:t>
+      </w:r>
+      <w:proofErr w:type="spellStart"/>
+      <w:r>
+        <w:rPr>
+          <w:rFonts w:ascii="Calibri" w:hAnsi="Calibri" w:cs="Calibri"/>
+        </w:rPr>
+        <w:t>Analyst</w:t>
+      </w:r>
+      <w:proofErr w:type="spellEnd"/>
+      <w:r>
+        <w:rPr>
+          <w:rFonts w:ascii="Calibri" w:hAnsi="Calibri" w:cs="Calibri"/>
+        </w:rPr>
+        <w:t>-</w:t>
+      </w:r>
+      <w:proofErr w:type="gramStart"/>
+      <w:r>
+        <w:rPr>
+          <w:rFonts w:ascii="Calibri" w:hAnsi="Calibri" w:cs="Calibri"/>
+        </w:rPr>
+        <w:t>Portfolio</w:t>
+      </w:r>
+      <w:proofErr w:type="gramEnd"/>
+      <w:r>
+        <w:rPr>
+          <w:rFonts w:ascii="Calibri" w:hAnsi="Calibri" w:cs="Calibri"/>
+        </w:rPr>
+        <w:t>/</w:t>
       </w:r>
       <w:r>
         <w:rPr>
@@ -669,11 +707,33 @@
           <w:rFonts w:ascii="Calibri" w:hAnsi="Calibri" w:cs="Calibri"/>
         </w:rPr>
       </w:pPr>
-      <w:r>
-        <w:rPr>
-          <w:rFonts w:ascii="Calibri" w:hAnsi="Calibri" w:cs="Calibri"/>
-        </w:rPr>
-        <w:t>Roadmap Data Analyst - Día 1</w:t>
+      <w:proofErr w:type="spellStart"/>
+      <w:r>
+        <w:rPr>
+          <w:rFonts w:ascii="Calibri" w:hAnsi="Calibri" w:cs="Calibri"/>
+        </w:rPr>
+        <w:t>Roadmap</w:t>
+      </w:r>
+      <w:proofErr w:type="spellEnd"/>
+      <w:r>
+        <w:rPr>
+          <w:rFonts w:ascii="Calibri" w:hAnsi="Calibri" w:cs="Calibri"/>
+        </w:rPr>
+        <w:t xml:space="preserve"> Data </w:t>
+      </w:r>
+      <w:proofErr w:type="spellStart"/>
+      <w:r>
+        <w:rPr>
+          <w:rFonts w:ascii="Calibri" w:hAnsi="Calibri" w:cs="Calibri"/>
+        </w:rPr>
+        <w:t>Analyst</w:t>
+      </w:r>
+      <w:proofErr w:type="spellEnd"/>
+      <w:r>
+        <w:rPr>
+          <w:rFonts w:ascii="Calibri" w:hAnsi="Calibri" w:cs="Calibri"/>
+        </w:rPr>
+        <w:t xml:space="preserve"> - Día 1</w:t>
       </w:r>
     </w:p>
     <w:p>
@@ -693,7 +753,21 @@
         <w:rPr>
           <w:rFonts w:ascii="Calibri" w:hAnsi="Calibri" w:cs="Calibri"/>
         </w:rPr>
-        <w:t>Comprender el rol del Data Analyst y preparar el entorno de trabajo.</w:t>
+        <w:t xml:space="preserve">Comprender el rol del Data </w:t>
+      </w:r>
+      <w:proofErr w:type="spellStart"/>
+      <w:r>
+        <w:rPr>
+          <w:rFonts w:ascii="Calibri" w:hAnsi="Calibri" w:cs="Calibri"/>
+        </w:rPr>
+        <w:t>Analyst</w:t>
+      </w:r>
+      <w:proofErr w:type="spellEnd"/>
+      <w:r>
+        <w:rPr>
+          <w:rFonts w:ascii="Calibri" w:hAnsi="Calibri" w:cs="Calibri"/>
+        </w:rPr>
+        <w:t xml:space="preserve"> y preparar el entorno de trabajo.</w:t>
       </w:r>
     </w:p>
     <w:p>
@@ -720,7 +794,21 @@
         <w:rPr>
           <w:rFonts w:ascii="Calibri" w:hAnsi="Calibri" w:cs="Calibri"/>
         </w:rPr>
-        <w:t>Entender problema -&gt; Obtener datos -&gt; Limpiar -&gt; Analizar -&gt; Visualizar -&gt; Storytelling.</w:t>
+        <w:t xml:space="preserve">Entender problema -&gt; Obtener datos -&gt; Limpiar -&gt; Analizar -&gt; Visualizar -&gt; </w:t>
+      </w:r>
+      <w:proofErr w:type="spellStart"/>
+      <w:r>
+        <w:rPr>
+          <w:rFonts w:ascii="Calibri" w:hAnsi="Calibri" w:cs="Calibri"/>
+        </w:rPr>
+        <w:t>Storytelling</w:t>
+      </w:r>
+      <w:proofErr w:type="spellEnd"/>
+      <w:r>
+        <w:rPr>
+          <w:rFonts w:ascii="Calibri" w:hAnsi="Calibri" w:cs="Calibri"/>
+        </w:rPr>
+        <w:t>.</w:t>
       </w:r>
     </w:p>
     <w:p>
@@ -747,7 +835,35 @@
         <w:rPr>
           <w:rFonts w:ascii="Calibri" w:hAnsi="Calibri" w:cs="Calibri"/>
         </w:rPr>
-        <w:t>Python, VS Code, Git, GitHub, PostgreSQL, DBeaver, Power BI Desktop, Tableau Public.</w:t>
+        <w:t xml:space="preserve">Python, VS Code, Git, GitHub, PostgreSQL, </w:t>
+      </w:r>
+      <w:proofErr w:type="spellStart"/>
+      <w:r>
+        <w:rPr>
+          <w:rFonts w:ascii="Calibri" w:hAnsi="Calibri" w:cs="Calibri"/>
+        </w:rPr>
+        <w:t>DBeaver</w:t>
+      </w:r>
+      <w:proofErr w:type="spellEnd"/>
+      <w:r>
+        <w:rPr>
+          <w:rFonts w:ascii="Calibri" w:hAnsi="Calibri" w:cs="Calibri"/>
+        </w:rPr>
+        <w:t xml:space="preserve">, Power BI Desktop, </w:t>
+      </w:r>
+      <w:proofErr w:type="spellStart"/>
+      <w:r>
+        <w:rPr>
+          <w:rFonts w:ascii="Calibri" w:hAnsi="Calibri" w:cs="Calibri"/>
+        </w:rPr>
+        <w:t>Tableau</w:t>
+      </w:r>
+      <w:proofErr w:type="spellEnd"/>
+      <w:r>
+        <w:rPr>
+          <w:rFonts w:ascii="Calibri" w:hAnsi="Calibri" w:cs="Calibri"/>
+        </w:rPr>
+        <w:t xml:space="preserve"> Public.</w:t>
       </w:r>
     </w:p>
     <w:p>
@@ -774,7 +890,147 @@
         <w:rPr>
           <w:rFonts w:ascii="Calibri" w:hAnsi="Calibri" w:cs="Calibri"/>
         </w:rPr>
-        <w:t>Data-Analyst-Roadmap/ con carpetas datasets, sql, python, excel, powerbi, tableau, notebooks, dashboards, portfolio, images y README.md</w:t>
+        <w:t>Data-</w:t>
+      </w:r>
+      <w:proofErr w:type="spellStart"/>
+      <w:r>
+        <w:rPr>
+          <w:rFonts w:ascii="Calibri" w:hAnsi="Calibri" w:cs="Calibri"/>
+        </w:rPr>
+        <w:t>Analyst</w:t>
+      </w:r>
+      <w:proofErr w:type="spellEnd"/>
+      <w:r>
+        <w:rPr>
+          <w:rFonts w:ascii="Calibri" w:hAnsi="Calibri" w:cs="Calibri"/>
+        </w:rPr>
+        <w:t>-</w:t>
+      </w:r>
+      <w:proofErr w:type="spellStart"/>
+      <w:r>
+        <w:rPr>
+          <w:rFonts w:ascii="Calibri" w:hAnsi="Calibri" w:cs="Calibri"/>
+        </w:rPr>
+        <w:t>Roadmap</w:t>
+      </w:r>
+      <w:proofErr w:type="spellEnd"/>
+      <w:r>
+        <w:rPr>
+          <w:rFonts w:ascii="Calibri" w:hAnsi="Calibri" w:cs="Calibri"/>
+        </w:rPr>
+        <w:t xml:space="preserve">/ con carpetas </w:t>
+      </w:r>
+      <w:proofErr w:type="spellStart"/>
+      <w:r>
+        <w:rPr>
+          <w:rFonts w:ascii="Calibri" w:hAnsi="Calibri" w:cs="Calibri"/>
+        </w:rPr>
+        <w:t>datasets</w:t>
+      </w:r>
+      <w:proofErr w:type="spellEnd"/>
+      <w:r>
+        <w:rPr>
+          <w:rFonts w:ascii="Calibri" w:hAnsi="Calibri" w:cs="Calibri"/>
+        </w:rPr>
+        <w:t xml:space="preserve">, </w:t>
+      </w:r>
+      <w:proofErr w:type="spellStart"/>
+      <w:r>
+        <w:rPr>
+          <w:rFonts w:ascii="Calibri" w:hAnsi="Calibri" w:cs="Calibri"/>
+        </w:rPr>
+        <w:t>sql</w:t>
+      </w:r>
+      <w:proofErr w:type="spellEnd"/>
+      <w:r>
+        <w:rPr>
+          <w:rFonts w:ascii="Calibri" w:hAnsi="Calibri" w:cs="Calibri"/>
+        </w:rPr>
+        <w:t xml:space="preserve">, </w:t>
+      </w:r>
+      <w:proofErr w:type="spellStart"/>
+      <w:r>
+        <w:rPr>
+          <w:rFonts w:ascii="Calibri" w:hAnsi="Calibri" w:cs="Calibri"/>
+        </w:rPr>
+        <w:t>python</w:t>
+      </w:r>
+      <w:proofErr w:type="spellEnd"/>
+      <w:r>
+        <w:rPr>
+          <w:rFonts w:ascii="Calibri" w:hAnsi="Calibri" w:cs="Calibri"/>
+        </w:rPr>
+        <w:t xml:space="preserve">, </w:t>
+      </w:r>
+      <w:proofErr w:type="spellStart"/>
+      <w:r>
+        <w:rPr>
+          <w:rFonts w:ascii="Calibri" w:hAnsi="Calibri" w:cs="Calibri"/>
+        </w:rPr>
+        <w:t>excel</w:t>
+      </w:r>
+      <w:proofErr w:type="spellEnd"/>
+      <w:r>
+        <w:rPr>
+          <w:rFonts w:ascii="Calibri" w:hAnsi="Calibri" w:cs="Calibri"/>
+        </w:rPr>
+        <w:t xml:space="preserve">, </w:t>
+      </w:r>
+      <w:proofErr w:type="spellStart"/>
+      <w:r>
+        <w:rPr>
+          <w:rFonts w:ascii="Calibri" w:hAnsi="Calibri" w:cs="Calibri"/>
+        </w:rPr>
+        <w:t>powerbi</w:t>
+      </w:r>
+      <w:proofErr w:type="spellEnd"/>
+      <w:r>
+        <w:rPr>
+          <w:rFonts w:ascii="Calibri" w:hAnsi="Calibri" w:cs="Calibri"/>
+        </w:rPr>
+        <w:t xml:space="preserve">, </w:t>
+      </w:r>
+      <w:proofErr w:type="spellStart"/>
+      <w:r>
+        <w:rPr>
+          <w:rFonts w:ascii="Calibri" w:hAnsi="Calibri" w:cs="Calibri"/>
+        </w:rPr>
+        <w:t>tableau</w:t>
+      </w:r>
+      <w:proofErr w:type="spellEnd"/>
+      <w:r>
+        <w:rPr>
+          <w:rFonts w:ascii="Calibri" w:hAnsi="Calibri" w:cs="Calibri"/>
+        </w:rPr>
+        <w:t xml:space="preserve">, notebooks, dashboards, </w:t>
+      </w:r>
+      <w:proofErr w:type="gramStart"/>
+      <w:r>
+        <w:rPr>
+          <w:rFonts w:ascii="Calibri" w:hAnsi="Calibri" w:cs="Calibri"/>
+        </w:rPr>
+        <w:t>portfolio</w:t>
+      </w:r>
+      <w:proofErr w:type="gramEnd"/>
+      <w:r>
+        <w:rPr>
+          <w:rFonts w:ascii="Calibri" w:hAnsi="Calibri" w:cs="Calibri"/>
+        </w:rPr>
+        <w:t xml:space="preserve">, </w:t>
+      </w:r>
+      <w:proofErr w:type="spellStart"/>
+      <w:r>
+        <w:rPr>
+          <w:rFonts w:ascii="Calibri" w:hAnsi="Calibri" w:cs="Calibri"/>
+        </w:rPr>
+        <w:t>images</w:t>
+      </w:r>
+      <w:proofErr w:type="spellEnd"/>
+      <w:r>
+        <w:rPr>
+          <w:rFonts w:ascii="Calibri" w:hAnsi="Calibri" w:cs="Calibri"/>
+        </w:rPr>
+        <w:t xml:space="preserve"> y README.md</w:t>
       </w:r>
     </w:p>
     <w:p>
@@ -801,7 +1057,21 @@
         <w:rPr>
           <w:rFonts w:ascii="Calibri" w:hAnsi="Calibri" w:cs="Calibri"/>
         </w:rPr>
-        <w:t>Caso de horas extras: responder información requerida, KPIs, hipótesis y datos necesarios.</w:t>
+        <w:t xml:space="preserve">Caso de horas extras: responder información requerida, </w:t>
+      </w:r>
+      <w:proofErr w:type="spellStart"/>
+      <w:r>
+        <w:rPr>
+          <w:rFonts w:ascii="Calibri" w:hAnsi="Calibri" w:cs="Calibri"/>
+        </w:rPr>
+        <w:t>KPIs</w:t>
+      </w:r>
+      <w:proofErr w:type="spellEnd"/>
+      <w:r>
+        <w:rPr>
+          <w:rFonts w:ascii="Calibri" w:hAnsi="Calibri" w:cs="Calibri"/>
+        </w:rPr>
+        <w:t>, hipótesis y datos necesarios.</w:t>
       </w:r>
     </w:p>
     <w:p>
@@ -828,7 +1098,49 @@
         <w:rPr>
           <w:rFonts w:ascii="Calibri" w:hAnsi="Calibri" w:cs="Calibri"/>
         </w:rPr>
-        <w:t>Definir: dato, información, BI, KPI, BD relacional vs Excel, rol del Data Analyst, diferencias con Data Engineer, Data Scientist y Business Analyst.</w:t>
+        <w:t xml:space="preserve">Definir: dato, información, BI, KPI, BD relacional vs Excel, rol del Data </w:t>
+      </w:r>
+      <w:proofErr w:type="spellStart"/>
+      <w:r>
+        <w:rPr>
+          <w:rFonts w:ascii="Calibri" w:hAnsi="Calibri" w:cs="Calibri"/>
+        </w:rPr>
+        <w:t>Analyst</w:t>
+      </w:r>
+      <w:proofErr w:type="spellEnd"/>
+      <w:r>
+        <w:rPr>
+          <w:rFonts w:ascii="Calibri" w:hAnsi="Calibri" w:cs="Calibri"/>
+        </w:rPr>
+        <w:t xml:space="preserve">, diferencias con Data Engineer, Data </w:t>
+      </w:r>
+      <w:proofErr w:type="spellStart"/>
+      <w:r>
+        <w:rPr>
+          <w:rFonts w:ascii="Calibri" w:hAnsi="Calibri" w:cs="Calibri"/>
+        </w:rPr>
+        <w:t>Scientist</w:t>
+      </w:r>
+      <w:proofErr w:type="spellEnd"/>
+      <w:r>
+        <w:rPr>
+          <w:rFonts w:ascii="Calibri" w:hAnsi="Calibri" w:cs="Calibri"/>
+        </w:rPr>
+        <w:t xml:space="preserve"> y Business </w:t>
+      </w:r>
+      <w:proofErr w:type="spellStart"/>
+      <w:r>
+        <w:rPr>
+          <w:rFonts w:ascii="Calibri" w:hAnsi="Calibri" w:cs="Calibri"/>
+        </w:rPr>
+        <w:t>Analyst</w:t>
+      </w:r>
+      <w:proofErr w:type="spellEnd"/>
+      <w:r>
+        <w:rPr>
+          <w:rFonts w:ascii="Calibri" w:hAnsi="Calibri" w:cs="Calibri"/>
+        </w:rPr>
+        <w:t>.</w:t>
       </w:r>
     </w:p>
     <w:p>
@@ -945,7 +1257,21 @@
         <w:rPr>
           <w:rFonts w:ascii="Calibri" w:hAnsi="Calibri" w:cs="Calibri"/>
         </w:rPr>
-        <w:t>¿Qué hace un Data Analyst?</w:t>
+        <w:t xml:space="preserve">¿Qué hace un Data </w:t>
+      </w:r>
+      <w:proofErr w:type="spellStart"/>
+      <w:r>
+        <w:rPr>
+          <w:rFonts w:ascii="Calibri" w:hAnsi="Calibri" w:cs="Calibri"/>
+        </w:rPr>
+        <w:t>Analyst</w:t>
+      </w:r>
+      <w:proofErr w:type="spellEnd"/>
+      <w:r>
+        <w:rPr>
+          <w:rFonts w:ascii="Calibri" w:hAnsi="Calibri" w:cs="Calibri"/>
+        </w:rPr>
+        <w:t>?</w:t>
       </w:r>
     </w:p>
     <w:p>
@@ -1010,7 +1336,21 @@
         <w:rPr>
           <w:rFonts w:ascii="Calibri" w:hAnsi="Calibri" w:cs="Calibri"/>
         </w:rPr>
-        <w:t>Para responderla, un Data Analyst sigue un proceso estructurado.</w:t>
+        <w:t xml:space="preserve">Para responderla, un Data </w:t>
+      </w:r>
+      <w:proofErr w:type="spellStart"/>
+      <w:r>
+        <w:rPr>
+          <w:rFonts w:ascii="Calibri" w:hAnsi="Calibri" w:cs="Calibri"/>
+        </w:rPr>
+        <w:t>Analyst</w:t>
+      </w:r>
+      <w:proofErr w:type="spellEnd"/>
+      <w:r>
+        <w:rPr>
+          <w:rFonts w:ascii="Calibri" w:hAnsi="Calibri" w:cs="Calibri"/>
+        </w:rPr>
+        <w:t xml:space="preserve"> sigue un proceso estructurado.</w:t>
       </w:r>
     </w:p>
     <w:p>
@@ -1287,11 +1627,19 @@
           <w:rFonts w:ascii="Calibri" w:hAnsi="Calibri" w:cs="Calibri"/>
         </w:rPr>
       </w:pPr>
-      <w:r>
-        <w:rPr>
-          <w:rFonts w:ascii="Calibri" w:hAnsi="Calibri" w:cs="Calibri"/>
-        </w:rPr>
-        <w:t xml:space="preserve">APIs </w:t>
+      <w:proofErr w:type="spellStart"/>
+      <w:r>
+        <w:rPr>
+          <w:rFonts w:ascii="Calibri" w:hAnsi="Calibri" w:cs="Calibri"/>
+        </w:rPr>
+        <w:t>APIs</w:t>
+      </w:r>
+      <w:proofErr w:type="spellEnd"/>
+      <w:r>
+        <w:rPr>
+          <w:rFonts w:ascii="Calibri" w:hAnsi="Calibri" w:cs="Calibri"/>
+        </w:rPr>
+        <w:t xml:space="preserve"> </w:t>
       </w:r>
     </w:p>
     <w:p>
@@ -1796,7 +2144,21 @@
         <w:rPr>
           <w:rFonts w:ascii="Calibri" w:hAnsi="Calibri" w:cs="Calibri"/>
         </w:rPr>
-        <w:t>Paso 6. Contar una historia (Storytelling)</w:t>
+        <w:t>Paso 6. Contar una historia (</w:t>
+      </w:r>
+      <w:proofErr w:type="spellStart"/>
+      <w:r>
+        <w:rPr>
+          <w:rFonts w:ascii="Calibri" w:hAnsi="Calibri" w:cs="Calibri"/>
+        </w:rPr>
+        <w:t>Storytelling</w:t>
+      </w:r>
+      <w:proofErr w:type="spellEnd"/>
+      <w:r>
+        <w:rPr>
+          <w:rFonts w:ascii="Calibri" w:hAnsi="Calibri" w:cs="Calibri"/>
+        </w:rPr>
+        <w:t>)</w:t>
       </w:r>
     </w:p>
     <w:p>
@@ -1852,7 +2214,21 @@
         <w:rPr>
           <w:rFonts w:ascii="Calibri" w:hAnsi="Calibri" w:cs="Calibri"/>
         </w:rPr>
-        <w:t>"Las ventas disminuyeron un 15 % en la región norte debido a una caída del 28 % en el canal mayorista. Sin embargo, el canal retail creció un 8 %, por lo que recomendamos reforzar la estrategia comercial en mayoristas."</w:t>
+        <w:t xml:space="preserve">"Las ventas disminuyeron un 15 % en la región norte debido a una caída del 28 % en el canal mayorista. Sin embargo, el canal </w:t>
+      </w:r>
+      <w:proofErr w:type="spellStart"/>
+      <w:r>
+        <w:rPr>
+          <w:rFonts w:ascii="Calibri" w:hAnsi="Calibri" w:cs="Calibri"/>
+        </w:rPr>
+        <w:t>retail</w:t>
+      </w:r>
+      <w:proofErr w:type="spellEnd"/>
+      <w:r>
+        <w:rPr>
+          <w:rFonts w:ascii="Calibri" w:hAnsi="Calibri" w:cs="Calibri"/>
+        </w:rPr>
+        <w:t xml:space="preserve"> creció un 8 %, por lo que recomendamos reforzar la estrategia comercial en mayoristas."</w:t>
       </w:r>
     </w:p>
     <w:p>
@@ -1994,11 +2370,19 @@
           <w:rFonts w:ascii="Calibri" w:hAnsi="Calibri" w:cs="Calibri"/>
         </w:rPr>
       </w:pPr>
-      <w:r>
-        <w:rPr>
-          <w:rFonts w:ascii="Calibri" w:hAnsi="Calibri" w:cs="Calibri"/>
-        </w:rPr>
-        <w:t xml:space="preserve">Tableau </w:t>
+      <w:proofErr w:type="spellStart"/>
+      <w:r>
+        <w:rPr>
+          <w:rFonts w:ascii="Calibri" w:hAnsi="Calibri" w:cs="Calibri"/>
+        </w:rPr>
+        <w:t>Tableau</w:t>
+      </w:r>
+      <w:proofErr w:type="spellEnd"/>
+      <w:r>
+        <w:rPr>
+          <w:rFonts w:ascii="Calibri" w:hAnsi="Calibri" w:cs="Calibri"/>
+        </w:rPr>
+        <w:t xml:space="preserve"> </w:t>
       </w:r>
     </w:p>
     <w:p>
@@ -2030,12 +2414,14 @@
           <w:rFonts w:ascii="Calibri" w:hAnsi="Calibri" w:cs="Calibri"/>
         </w:rPr>
       </w:pPr>
+      <w:proofErr w:type="spellStart"/>
       <w:r>
         <w:rPr>
           <w:rFonts w:ascii="Calibri" w:hAnsi="Calibri" w:cs="Calibri"/>
         </w:rPr>
         <w:t>APIs</w:t>
       </w:r>
+      <w:proofErr w:type="spellEnd"/>
     </w:p>
     <w:p>
       <w:pPr>
@@ -2448,14 +2834,34 @@
           <w:iCs/>
         </w:rPr>
       </w:pPr>
+      <w:proofErr w:type="spellStart"/>
       <w:r>
         <w:rPr>
           <w:rFonts w:ascii="Calibri" w:hAnsi="Calibri" w:cs="Calibri"/>
           <w:i/>
           <w:iCs/>
         </w:rPr>
-        <w:t>python --version</w:t>
-      </w:r>
+        <w:t>python</w:t>
+      </w:r>
+      <w:proofErr w:type="spellEnd"/>
+      <w:r>
+        <w:rPr>
+          <w:rFonts w:ascii="Calibri" w:hAnsi="Calibri" w:cs="Calibri"/>
+          <w:i/>
+          <w:iCs/>
+        </w:rPr>
+        <w:t xml:space="preserve"> --</w:t>
+      </w:r>
+      <w:proofErr w:type="spellStart"/>
+      <w:r>
+        <w:rPr>
+          <w:rFonts w:ascii="Calibri" w:hAnsi="Calibri" w:cs="Calibri"/>
+          <w:i/>
+          <w:iCs/>
+        </w:rPr>
+        <w:t>version</w:t>
+      </w:r>
+      <w:proofErr w:type="spellEnd"/>
     </w:p>
     <w:p>
       <w:pPr>
@@ -2542,11 +2948,19 @@
           <w:rFonts w:ascii="Calibri" w:hAnsi="Calibri" w:cs="Calibri"/>
         </w:rPr>
       </w:pPr>
-      <w:r>
-        <w:rPr>
-          <w:rFonts w:ascii="Calibri" w:hAnsi="Calibri" w:cs="Calibri"/>
-        </w:rPr>
-        <w:t xml:space="preserve">Jupyter </w:t>
+      <w:proofErr w:type="spellStart"/>
+      <w:r>
+        <w:rPr>
+          <w:rFonts w:ascii="Calibri" w:hAnsi="Calibri" w:cs="Calibri"/>
+        </w:rPr>
+        <w:t>Jupyter</w:t>
+      </w:r>
+      <w:proofErr w:type="spellEnd"/>
+      <w:r>
+        <w:rPr>
+          <w:rFonts w:ascii="Calibri" w:hAnsi="Calibri" w:cs="Calibri"/>
+        </w:rPr>
+        <w:t xml:space="preserve"> </w:t>
       </w:r>
     </w:p>
     <w:p>
@@ -2559,11 +2973,19 @@
           <w:rFonts w:ascii="Calibri" w:hAnsi="Calibri" w:cs="Calibri"/>
         </w:rPr>
       </w:pPr>
-      <w:r>
-        <w:rPr>
-          <w:rFonts w:ascii="Calibri" w:hAnsi="Calibri" w:cs="Calibri"/>
-        </w:rPr>
-        <w:t xml:space="preserve">Pylance </w:t>
+      <w:proofErr w:type="spellStart"/>
+      <w:r>
+        <w:rPr>
+          <w:rFonts w:ascii="Calibri" w:hAnsi="Calibri" w:cs="Calibri"/>
+        </w:rPr>
+        <w:t>Pylance</w:t>
+      </w:r>
+      <w:proofErr w:type="spellEnd"/>
+      <w:r>
+        <w:rPr>
+          <w:rFonts w:ascii="Calibri" w:hAnsi="Calibri" w:cs="Calibri"/>
+        </w:rPr>
+        <w:t xml:space="preserve"> </w:t>
       </w:r>
     </w:p>
     <w:p>
@@ -2576,11 +2998,19 @@
           <w:rFonts w:ascii="Calibri" w:hAnsi="Calibri" w:cs="Calibri"/>
         </w:rPr>
       </w:pPr>
-      <w:r>
-        <w:rPr>
-          <w:rFonts w:ascii="Calibri" w:hAnsi="Calibri" w:cs="Calibri"/>
-        </w:rPr>
-        <w:t xml:space="preserve">GitLens </w:t>
+      <w:proofErr w:type="spellStart"/>
+      <w:r>
+        <w:rPr>
+          <w:rFonts w:ascii="Calibri" w:hAnsi="Calibri" w:cs="Calibri"/>
+        </w:rPr>
+        <w:t>GitLens</w:t>
+      </w:r>
+      <w:proofErr w:type="spellEnd"/>
+      <w:r>
+        <w:rPr>
+          <w:rFonts w:ascii="Calibri" w:hAnsi="Calibri" w:cs="Calibri"/>
+        </w:rPr>
+        <w:t xml:space="preserve"> </w:t>
       </w:r>
     </w:p>
     <w:p>
@@ -2670,8 +3100,30 @@
         <w:rPr>
           <w:rFonts w:ascii="Calibri" w:hAnsi="Calibri" w:cs="Calibri"/>
         </w:rPr>
-        <w:t>data-analyst-roadmap</w:t>
-      </w:r>
+        <w:t>data-</w:t>
+      </w:r>
+      <w:proofErr w:type="spellStart"/>
+      <w:r>
+        <w:rPr>
+          <w:rFonts w:ascii="Calibri" w:hAnsi="Calibri" w:cs="Calibri"/>
+        </w:rPr>
+        <w:t>analyst</w:t>
+      </w:r>
+      <w:proofErr w:type="spellEnd"/>
+      <w:r>
+        <w:rPr>
+          <w:rFonts w:ascii="Calibri" w:hAnsi="Calibri" w:cs="Calibri"/>
+        </w:rPr>
+        <w:t>-</w:t>
+      </w:r>
+      <w:proofErr w:type="spellStart"/>
+      <w:r>
+        <w:rPr>
+          <w:rFonts w:ascii="Calibri" w:hAnsi="Calibri" w:cs="Calibri"/>
+        </w:rPr>
+        <w:t>roadmap</w:t>
+      </w:r>
+      <w:proofErr w:type="spellEnd"/>
     </w:p>
     <w:p>
       <w:pPr>
@@ -2785,8 +3237,33 @@
           <w:rStyle w:val="CdigoHTML"/>
           <w:rFonts w:ascii="Calibri" w:hAnsi="Calibri" w:cs="Calibri"/>
         </w:rPr>
-        <w:t xml:space="preserve"> Data-Analyst-Roadmap</w:t>
-      </w:r>
+        <w:t xml:space="preserve"> Data-</w:t>
+      </w:r>
+      <w:proofErr w:type="spellStart"/>
+      <w:r>
+        <w:rPr>
+          <w:rStyle w:val="CdigoHTML"/>
+          <w:rFonts w:ascii="Calibri" w:hAnsi="Calibri" w:cs="Calibri"/>
+        </w:rPr>
+        <w:t>Analyst</w:t>
+      </w:r>
+      <w:proofErr w:type="spellEnd"/>
+      <w:r>
+        <w:rPr>
+          <w:rStyle w:val="CdigoHTML"/>
+          <w:rFonts w:ascii="Calibri" w:hAnsi="Calibri" w:cs="Calibri"/>
+        </w:rPr>
+        <w:t>-</w:t>
+      </w:r>
+      <w:proofErr w:type="spellStart"/>
+      <w:r>
+        <w:rPr>
+          <w:rStyle w:val="CdigoHTML"/>
+          <w:rFonts w:ascii="Calibri" w:hAnsi="Calibri" w:cs="Calibri"/>
+        </w:rPr>
+        <w:t>Roadmap</w:t>
+      </w:r>
+      <w:proofErr w:type="spellEnd"/>
     </w:p>
     <w:p>
       <w:pPr>
@@ -2860,11 +3337,19 @@
           <w:rFonts w:ascii="Calibri" w:hAnsi="Calibri" w:cs="Calibri"/>
         </w:rPr>
       </w:pPr>
-      <w:r>
-        <w:rPr>
-          <w:rFonts w:ascii="Calibri" w:hAnsi="Calibri" w:cs="Calibri"/>
-        </w:rPr>
-        <w:t>git init</w:t>
+      <w:proofErr w:type="spellStart"/>
+      <w:r>
+        <w:rPr>
+          <w:rFonts w:ascii="Calibri" w:hAnsi="Calibri" w:cs="Calibri"/>
+        </w:rPr>
+        <w:t>git</w:t>
+      </w:r>
+      <w:proofErr w:type="spellEnd"/>
+      <w:r>
+        <w:rPr>
+          <w:rFonts w:ascii="Calibri" w:hAnsi="Calibri" w:cs="Calibri"/>
+        </w:rPr>
+        <w:t xml:space="preserve"> init</w:t>
       </w:r>
     </w:p>
     <w:p>
@@ -2919,11 +3404,47 @@
           <w:rFonts w:ascii="Calibri" w:hAnsi="Calibri" w:cs="Calibri"/>
         </w:rPr>
       </w:pPr>
-      <w:r>
-        <w:rPr>
-          <w:rFonts w:ascii="Calibri" w:hAnsi="Calibri" w:cs="Calibri"/>
-        </w:rPr>
-        <w:t>git remote add origin https://github.com/</w:t>
+      <w:proofErr w:type="spellStart"/>
+      <w:r>
+        <w:rPr>
+          <w:rFonts w:ascii="Calibri" w:hAnsi="Calibri" w:cs="Calibri"/>
+        </w:rPr>
+        <w:t>git</w:t>
+      </w:r>
+      <w:proofErr w:type="spellEnd"/>
+      <w:r>
+        <w:rPr>
+          <w:rFonts w:ascii="Calibri" w:hAnsi="Calibri" w:cs="Calibri"/>
+        </w:rPr>
+        <w:t xml:space="preserve"> remote </w:t>
+      </w:r>
+      <w:proofErr w:type="spellStart"/>
+      <w:r>
+        <w:rPr>
+          <w:rFonts w:ascii="Calibri" w:hAnsi="Calibri" w:cs="Calibri"/>
+        </w:rPr>
+        <w:t>add</w:t>
+      </w:r>
+      <w:proofErr w:type="spellEnd"/>
+      <w:r>
+        <w:rPr>
+          <w:rFonts w:ascii="Calibri" w:hAnsi="Calibri" w:cs="Calibri"/>
+        </w:rPr>
+        <w:t xml:space="preserve"> </w:t>
+      </w:r>
+      <w:proofErr w:type="spellStart"/>
+      <w:r>
+        <w:rPr>
+          <w:rFonts w:ascii="Calibri" w:hAnsi="Calibri" w:cs="Calibri"/>
+        </w:rPr>
+        <w:t>origin</w:t>
+      </w:r>
+      <w:proofErr w:type="spellEnd"/>
+      <w:r>
+        <w:rPr>
+          <w:rFonts w:ascii="Calibri" w:hAnsi="Calibri" w:cs="Calibri"/>
+        </w:rPr>
+        <w:t xml:space="preserve"> https://github.com/</w:t>
       </w:r>
       <w:r>
         <w:rPr>
@@ -2979,13 +3500,29 @@
           <w:rFonts w:ascii="Calibri" w:hAnsi="Calibri" w:cs="Calibri"/>
         </w:rPr>
       </w:pPr>
+      <w:proofErr w:type="spellStart"/>
       <w:r>
         <w:rPr>
           <w:rFonts w:ascii="Calibri" w:hAnsi="Calibri" w:cs="Calibri"/>
         </w:rPr>
         <w:lastRenderedPageBreak/>
-        <w:t>git add .</w:t>
-      </w:r>
+        <w:t>git</w:t>
+      </w:r>
+      <w:proofErr w:type="spellEnd"/>
+      <w:r>
+        <w:rPr>
+          <w:rFonts w:ascii="Calibri" w:hAnsi="Calibri" w:cs="Calibri"/>
+        </w:rPr>
+        <w:t xml:space="preserve"> </w:t>
+      </w:r>
+      <w:proofErr w:type="gramStart"/>
+      <w:r>
+        <w:rPr>
+          <w:rFonts w:ascii="Calibri" w:hAnsi="Calibri" w:cs="Calibri"/>
+        </w:rPr>
+        <w:t>add .</w:t>
+      </w:r>
+      <w:proofErr w:type="gramEnd"/>
     </w:p>
     <w:p>
       <w:pPr>
@@ -3004,33 +3541,133 @@
         <w:rPr>
           <w:rFonts w:ascii="Calibri" w:hAnsi="Calibri" w:cs="Calibri"/>
         </w:rPr>
-        <w:t>: Realizar primer commit</w:t>
-      </w:r>
-    </w:p>
-    <w:p>
-      <w:pPr>
-        <w:rPr>
-          <w:rFonts w:ascii="Calibri" w:hAnsi="Calibri" w:cs="Calibri"/>
-        </w:rPr>
-      </w:pPr>
-      <w:r>
-        <w:rPr>
-          <w:rFonts w:ascii="Calibri" w:hAnsi="Calibri" w:cs="Calibri"/>
-        </w:rPr>
-        <w:t>Primer commit:</w:t>
-      </w:r>
-    </w:p>
-    <w:p>
-      <w:pPr>
-        <w:rPr>
-          <w:rFonts w:ascii="Calibri" w:hAnsi="Calibri" w:cs="Calibri"/>
-        </w:rPr>
-      </w:pPr>
-      <w:r>
-        <w:rPr>
-          <w:rFonts w:ascii="Calibri" w:hAnsi="Calibri" w:cs="Calibri"/>
-        </w:rPr>
-        <w:t>git commit -m "Initial commit - Data Analyst Roadmap"</w:t>
+        <w:t xml:space="preserve">: Realizar primer </w:t>
+      </w:r>
+      <w:proofErr w:type="spellStart"/>
+      <w:r>
+        <w:rPr>
+          <w:rFonts w:ascii="Calibri" w:hAnsi="Calibri" w:cs="Calibri"/>
+        </w:rPr>
+        <w:t>commit</w:t>
+      </w:r>
+      <w:proofErr w:type="spellEnd"/>
+    </w:p>
+    <w:p>
+      <w:pPr>
+        <w:rPr>
+          <w:rFonts w:ascii="Calibri" w:hAnsi="Calibri" w:cs="Calibri"/>
+        </w:rPr>
+      </w:pPr>
+      <w:r>
+        <w:rPr>
+          <w:rFonts w:ascii="Calibri" w:hAnsi="Calibri" w:cs="Calibri"/>
+        </w:rPr>
+        <w:t xml:space="preserve">Primer </w:t>
+      </w:r>
+      <w:proofErr w:type="spellStart"/>
+      <w:r>
+        <w:rPr>
+          <w:rFonts w:ascii="Calibri" w:hAnsi="Calibri" w:cs="Calibri"/>
+        </w:rPr>
+        <w:t>commit</w:t>
+      </w:r>
+      <w:proofErr w:type="spellEnd"/>
+      <w:r>
+        <w:rPr>
+          <w:rFonts w:ascii="Calibri" w:hAnsi="Calibri" w:cs="Calibri"/>
+        </w:rPr>
+        <w:t>:</w:t>
+      </w:r>
+    </w:p>
+    <w:p>
+      <w:pPr>
+        <w:rPr>
+          <w:rFonts w:ascii="Calibri" w:hAnsi="Calibri" w:cs="Calibri"/>
+        </w:rPr>
+      </w:pPr>
+      <w:proofErr w:type="spellStart"/>
+      <w:r>
+        <w:rPr>
+          <w:rFonts w:ascii="Calibri" w:hAnsi="Calibri" w:cs="Calibri"/>
+        </w:rPr>
+        <w:t>git</w:t>
+      </w:r>
+      <w:proofErr w:type="spellEnd"/>
+      <w:r>
+        <w:rPr>
+          <w:rFonts w:ascii="Calibri" w:hAnsi="Calibri" w:cs="Calibri"/>
+        </w:rPr>
+        <w:t xml:space="preserve"> </w:t>
+      </w:r>
+      <w:proofErr w:type="spellStart"/>
+      <w:r>
+        <w:rPr>
+          <w:rFonts w:ascii="Calibri" w:hAnsi="Calibri" w:cs="Calibri"/>
+        </w:rPr>
+        <w:t>commit</w:t>
+      </w:r>
+      <w:proofErr w:type="spellEnd"/>
+      <w:r>
+        <w:rPr>
+          <w:rFonts w:ascii="Calibri" w:hAnsi="Calibri" w:cs="Calibri"/>
+        </w:rPr>
+        <w:t xml:space="preserve"> -m "</w:t>
+      </w:r>
+      <w:proofErr w:type="spellStart"/>
+      <w:r>
+        <w:rPr>
+          <w:rFonts w:ascii="Calibri" w:hAnsi="Calibri" w:cs="Calibri"/>
+        </w:rPr>
+        <w:t>Initial</w:t>
+      </w:r>
+      <w:proofErr w:type="spellEnd"/>
+      <w:r>
+        <w:rPr>
+          <w:rFonts w:ascii="Calibri" w:hAnsi="Calibri" w:cs="Calibri"/>
+        </w:rPr>
+        <w:t xml:space="preserve"> </w:t>
+      </w:r>
+      <w:proofErr w:type="spellStart"/>
+      <w:r>
+        <w:rPr>
+          <w:rFonts w:ascii="Calibri" w:hAnsi="Calibri" w:cs="Calibri"/>
+        </w:rPr>
+        <w:t>commit</w:t>
+      </w:r>
+      <w:proofErr w:type="spellEnd"/>
+      <w:r>
+        <w:rPr>
+          <w:rFonts w:ascii="Calibri" w:hAnsi="Calibri" w:cs="Calibri"/>
+        </w:rPr>
+        <w:t xml:space="preserve"> - Data </w:t>
+      </w:r>
+      <w:proofErr w:type="spellStart"/>
+      <w:r>
+        <w:rPr>
+          <w:rFonts w:ascii="Calibri" w:hAnsi="Calibri" w:cs="Calibri"/>
+        </w:rPr>
+        <w:t>Analyst</w:t>
+      </w:r>
+      <w:proofErr w:type="spellEnd"/>
+      <w:r>
+        <w:rPr>
+          <w:rFonts w:ascii="Calibri" w:hAnsi="Calibri" w:cs="Calibri"/>
+        </w:rPr>
+        <w:t xml:space="preserve"> </w:t>
+      </w:r>
+      <w:proofErr w:type="spellStart"/>
+      <w:r>
+        <w:rPr>
+          <w:rFonts w:ascii="Calibri" w:hAnsi="Calibri" w:cs="Calibri"/>
+        </w:rPr>
+        <w:t>Roadmap</w:t>
+      </w:r>
+      <w:proofErr w:type="spellEnd"/>
+      <w:r>
+        <w:rPr>
+          <w:rFonts w:ascii="Calibri" w:hAnsi="Calibri" w:cs="Calibri"/>
+        </w:rPr>
+        <w:t>"</w:t>
       </w:r>
     </w:p>
     <w:p>
@@ -3072,19 +3709,98 @@
           <w:rFonts w:ascii="Calibri" w:hAnsi="Calibri" w:cs="Calibri"/>
         </w:rPr>
       </w:pPr>
-      <w:r>
-        <w:rPr>
-          <w:rFonts w:ascii="Calibri" w:hAnsi="Calibri" w:cs="Calibri"/>
-        </w:rPr>
-        <w:t>git branch -M main</w:t>
-      </w:r>
-      <w:r>
-        <w:rPr>
-          <w:rFonts w:ascii="Calibri" w:hAnsi="Calibri" w:cs="Calibri"/>
-        </w:rPr>
-        <w:br/>
-        <w:t>git push -u origin main</w:t>
-      </w:r>
+      <w:proofErr w:type="spellStart"/>
+      <w:r>
+        <w:rPr>
+          <w:rFonts w:ascii="Calibri" w:hAnsi="Calibri" w:cs="Calibri"/>
+        </w:rPr>
+        <w:t>git</w:t>
+      </w:r>
+      <w:proofErr w:type="spellEnd"/>
+      <w:r>
+        <w:rPr>
+          <w:rFonts w:ascii="Calibri" w:hAnsi="Calibri" w:cs="Calibri"/>
+        </w:rPr>
+        <w:t xml:space="preserve"> </w:t>
+      </w:r>
+      <w:proofErr w:type="spellStart"/>
+      <w:r>
+        <w:rPr>
+          <w:rFonts w:ascii="Calibri" w:hAnsi="Calibri" w:cs="Calibri"/>
+        </w:rPr>
+        <w:t>branch</w:t>
+      </w:r>
+      <w:proofErr w:type="spellEnd"/>
+      <w:r>
+        <w:rPr>
+          <w:rFonts w:ascii="Calibri" w:hAnsi="Calibri" w:cs="Calibri"/>
+        </w:rPr>
+        <w:t xml:space="preserve"> -M </w:t>
+      </w:r>
+      <w:proofErr w:type="spellStart"/>
+      <w:r>
+        <w:rPr>
+          <w:rFonts w:ascii="Calibri" w:hAnsi="Calibri" w:cs="Calibri"/>
+        </w:rPr>
+        <w:t>main</w:t>
+      </w:r>
+      <w:proofErr w:type="spellEnd"/>
+      <w:r>
+        <w:rPr>
+          <w:rFonts w:ascii="Calibri" w:hAnsi="Calibri" w:cs="Calibri"/>
+        </w:rPr>
+        <w:br/>
+      </w:r>
+      <w:proofErr w:type="spellStart"/>
+      <w:r>
+        <w:rPr>
+          <w:rFonts w:ascii="Calibri" w:hAnsi="Calibri" w:cs="Calibri"/>
+        </w:rPr>
+        <w:t>git</w:t>
+      </w:r>
+      <w:proofErr w:type="spellEnd"/>
+      <w:r>
+        <w:rPr>
+          <w:rFonts w:ascii="Calibri" w:hAnsi="Calibri" w:cs="Calibri"/>
+        </w:rPr>
+        <w:t xml:space="preserve"> </w:t>
+      </w:r>
+      <w:proofErr w:type="spellStart"/>
+      <w:r>
+        <w:rPr>
+          <w:rFonts w:ascii="Calibri" w:hAnsi="Calibri" w:cs="Calibri"/>
+        </w:rPr>
+        <w:t>push</w:t>
+      </w:r>
+      <w:proofErr w:type="spellEnd"/>
+      <w:r>
+        <w:rPr>
+          <w:rFonts w:ascii="Calibri" w:hAnsi="Calibri" w:cs="Calibri"/>
+        </w:rPr>
+        <w:t xml:space="preserve"> -u </w:t>
+      </w:r>
+      <w:proofErr w:type="spellStart"/>
+      <w:r>
+        <w:rPr>
+          <w:rFonts w:ascii="Calibri" w:hAnsi="Calibri" w:cs="Calibri"/>
+        </w:rPr>
+        <w:t>origin</w:t>
+      </w:r>
+      <w:proofErr w:type="spellEnd"/>
+      <w:r>
+        <w:rPr>
+          <w:rFonts w:ascii="Calibri" w:hAnsi="Calibri" w:cs="Calibri"/>
+        </w:rPr>
+        <w:t xml:space="preserve"> </w:t>
+      </w:r>
+      <w:proofErr w:type="spellStart"/>
+      <w:r>
+        <w:rPr>
+          <w:rFonts w:ascii="Calibri" w:hAnsi="Calibri" w:cs="Calibri"/>
+        </w:rPr>
+        <w:t>main</w:t>
+      </w:r>
+      <w:proofErr w:type="spellEnd"/>
     </w:p>
     <w:p>
       <w:pPr>
@@ -3129,8 +3845,30 @@
         <w:rPr>
           <w:rFonts w:ascii="Calibri" w:hAnsi="Calibri" w:cs="Calibri"/>
         </w:rPr>
-        <w:t>data-analyst-roadmap</w:t>
-      </w:r>
+        <w:t>data-</w:t>
+      </w:r>
+      <w:proofErr w:type="spellStart"/>
+      <w:r>
+        <w:rPr>
+          <w:rFonts w:ascii="Calibri" w:hAnsi="Calibri" w:cs="Calibri"/>
+        </w:rPr>
+        <w:t>analyst</w:t>
+      </w:r>
+      <w:proofErr w:type="spellEnd"/>
+      <w:r>
+        <w:rPr>
+          <w:rFonts w:ascii="Calibri" w:hAnsi="Calibri" w:cs="Calibri"/>
+        </w:rPr>
+        <w:t>-</w:t>
+      </w:r>
+      <w:proofErr w:type="spellStart"/>
+      <w:r>
+        <w:rPr>
+          <w:rFonts w:ascii="Calibri" w:hAnsi="Calibri" w:cs="Calibri"/>
+        </w:rPr>
+        <w:t>roadmap</w:t>
+      </w:r>
+      <w:proofErr w:type="spellEnd"/>
       <w:r>
         <w:rPr>
           <w:rFonts w:ascii="Calibri" w:hAnsi="Calibri" w:cs="Calibri"/>
@@ -3154,8 +3892,16 @@
         <w:rPr>
           <w:rFonts w:ascii="Calibri" w:hAnsi="Calibri" w:cs="Calibri"/>
         </w:rPr>
-        <w:t>── datasets</w:t>
-      </w:r>
+        <w:t xml:space="preserve">── </w:t>
+      </w:r>
+      <w:proofErr w:type="spellStart"/>
+      <w:r>
+        <w:rPr>
+          <w:rFonts w:ascii="Calibri" w:hAnsi="Calibri" w:cs="Calibri"/>
+        </w:rPr>
+        <w:t>datasets</w:t>
+      </w:r>
+      <w:proofErr w:type="spellEnd"/>
       <w:r>
         <w:rPr>
           <w:rFonts w:ascii="Calibri" w:hAnsi="Calibri" w:cs="Calibri"/>
@@ -3190,8 +3936,16 @@
         <w:rPr>
           <w:rFonts w:ascii="Calibri" w:hAnsi="Calibri" w:cs="Calibri"/>
         </w:rPr>
-        <w:t>── excel</w:t>
-      </w:r>
+        <w:t xml:space="preserve">── </w:t>
+      </w:r>
+      <w:proofErr w:type="spellStart"/>
+      <w:r>
+        <w:rPr>
+          <w:rFonts w:ascii="Calibri" w:hAnsi="Calibri" w:cs="Calibri"/>
+        </w:rPr>
+        <w:t>excel</w:t>
+      </w:r>
+      <w:proofErr w:type="spellEnd"/>
       <w:r>
         <w:rPr>
           <w:rFonts w:ascii="Calibri" w:hAnsi="Calibri" w:cs="Calibri"/>
@@ -3208,8 +3962,16 @@
         <w:rPr>
           <w:rFonts w:ascii="Calibri" w:hAnsi="Calibri" w:cs="Calibri"/>
         </w:rPr>
-        <w:t>── images</w:t>
-      </w:r>
+        <w:t xml:space="preserve">── </w:t>
+      </w:r>
+      <w:proofErr w:type="spellStart"/>
+      <w:r>
+        <w:rPr>
+          <w:rFonts w:ascii="Calibri" w:hAnsi="Calibri" w:cs="Calibri"/>
+        </w:rPr>
+        <w:t>images</w:t>
+      </w:r>
+      <w:proofErr w:type="spellEnd"/>
       <w:r>
         <w:rPr>
           <w:rFonts w:ascii="Calibri" w:hAnsi="Calibri" w:cs="Calibri"/>
@@ -3244,8 +4006,16 @@
         <w:rPr>
           <w:rFonts w:ascii="Calibri" w:hAnsi="Calibri" w:cs="Calibri"/>
         </w:rPr>
-        <w:t>── portfolio</w:t>
-      </w:r>
+        <w:t xml:space="preserve">── </w:t>
+      </w:r>
+      <w:proofErr w:type="gramStart"/>
+      <w:r>
+        <w:rPr>
+          <w:rFonts w:ascii="Calibri" w:hAnsi="Calibri" w:cs="Calibri"/>
+        </w:rPr>
+        <w:t>portfolio</w:t>
+      </w:r>
+      <w:proofErr w:type="gramEnd"/>
       <w:r>
         <w:rPr>
           <w:rFonts w:ascii="Calibri" w:hAnsi="Calibri" w:cs="Calibri"/>
@@ -3262,8 +4032,16 @@
         <w:rPr>
           <w:rFonts w:ascii="Calibri" w:hAnsi="Calibri" w:cs="Calibri"/>
         </w:rPr>
-        <w:t>── powerbi</w:t>
-      </w:r>
+        <w:t xml:space="preserve">── </w:t>
+      </w:r>
+      <w:proofErr w:type="spellStart"/>
+      <w:r>
+        <w:rPr>
+          <w:rFonts w:ascii="Calibri" w:hAnsi="Calibri" w:cs="Calibri"/>
+        </w:rPr>
+        <w:t>powerbi</w:t>
+      </w:r>
+      <w:proofErr w:type="spellEnd"/>
       <w:r>
         <w:rPr>
           <w:rFonts w:ascii="Calibri" w:hAnsi="Calibri" w:cs="Calibri"/>
@@ -3280,8 +4058,16 @@
         <w:rPr>
           <w:rFonts w:ascii="Calibri" w:hAnsi="Calibri" w:cs="Calibri"/>
         </w:rPr>
-        <w:t>── python</w:t>
-      </w:r>
+        <w:t xml:space="preserve">── </w:t>
+      </w:r>
+      <w:proofErr w:type="spellStart"/>
+      <w:r>
+        <w:rPr>
+          <w:rFonts w:ascii="Calibri" w:hAnsi="Calibri" w:cs="Calibri"/>
+        </w:rPr>
+        <w:t>python</w:t>
+      </w:r>
+      <w:proofErr w:type="spellEnd"/>
       <w:r>
         <w:rPr>
           <w:rFonts w:ascii="Calibri" w:hAnsi="Calibri" w:cs="Calibri"/>
@@ -3298,8 +4084,16 @@
         <w:rPr>
           <w:rFonts w:ascii="Calibri" w:hAnsi="Calibri" w:cs="Calibri"/>
         </w:rPr>
-        <w:t>── sql</w:t>
-      </w:r>
+        <w:t xml:space="preserve">── </w:t>
+      </w:r>
+      <w:proofErr w:type="spellStart"/>
+      <w:r>
+        <w:rPr>
+          <w:rFonts w:ascii="Calibri" w:hAnsi="Calibri" w:cs="Calibri"/>
+        </w:rPr>
+        <w:t>sql</w:t>
+      </w:r>
+      <w:proofErr w:type="spellEnd"/>
       <w:r>
         <w:rPr>
           <w:rFonts w:ascii="Calibri" w:hAnsi="Calibri" w:cs="Calibri"/>
@@ -3316,8 +4110,16 @@
         <w:rPr>
           <w:rFonts w:ascii="Calibri" w:hAnsi="Calibri" w:cs="Calibri"/>
         </w:rPr>
-        <w:t>── tableau</w:t>
-      </w:r>
+        <w:t xml:space="preserve">── </w:t>
+      </w:r>
+      <w:proofErr w:type="spellStart"/>
+      <w:r>
+        <w:rPr>
+          <w:rFonts w:ascii="Calibri" w:hAnsi="Calibri" w:cs="Calibri"/>
+        </w:rPr>
+        <w:t>tableau</w:t>
+      </w:r>
+      <w:proofErr w:type="spellEnd"/>
       <w:r>
         <w:rPr>
           <w:rFonts w:ascii="Calibri" w:hAnsi="Calibri" w:cs="Calibri"/>
@@ -3356,7 +4158,21 @@
         <w:rPr>
           <w:rFonts w:ascii="Calibri" w:hAnsi="Calibri" w:cs="Calibri"/>
         </w:rPr>
-        <w:t>Al configurar git tuve 2 errores:</w:t>
+        <w:t xml:space="preserve">Al configurar </w:t>
+      </w:r>
+      <w:proofErr w:type="spellStart"/>
+      <w:r>
+        <w:rPr>
+          <w:rFonts w:ascii="Calibri" w:hAnsi="Calibri" w:cs="Calibri"/>
+        </w:rPr>
+        <w:t>git</w:t>
+      </w:r>
+      <w:proofErr w:type="spellEnd"/>
+      <w:r>
+        <w:rPr>
+          <w:rFonts w:ascii="Calibri" w:hAnsi="Calibri" w:cs="Calibri"/>
+        </w:rPr>
+        <w:t xml:space="preserve"> tuve 2 errores:</w:t>
       </w:r>
     </w:p>
     <w:p>
@@ -3399,13 +4215,38 @@
           <w:rStyle w:val="Ttulo5Car"/>
           <w:rFonts w:ascii="Calibri" w:hAnsi="Calibri" w:cs="Calibri"/>
         </w:rPr>
-        <w:t>: Author identity unknown</w:t>
-      </w:r>
+        <w:t xml:space="preserve">: Author </w:t>
+      </w:r>
+      <w:proofErr w:type="spellStart"/>
       <w:r>
         <w:rPr>
           <w:rStyle w:val="Ttulo5Car"/>
           <w:rFonts w:ascii="Calibri" w:hAnsi="Calibri" w:cs="Calibri"/>
         </w:rPr>
+        <w:t>identity</w:t>
+      </w:r>
+      <w:proofErr w:type="spellEnd"/>
+      <w:r>
+        <w:rPr>
+          <w:rStyle w:val="Ttulo5Car"/>
+          <w:rFonts w:ascii="Calibri" w:hAnsi="Calibri" w:cs="Calibri"/>
+        </w:rPr>
+        <w:t xml:space="preserve"> </w:t>
+      </w:r>
+      <w:proofErr w:type="spellStart"/>
+      <w:r>
+        <w:rPr>
+          <w:rStyle w:val="Ttulo5Car"/>
+          <w:rFonts w:ascii="Calibri" w:hAnsi="Calibri" w:cs="Calibri"/>
+        </w:rPr>
+        <w:t>unknown</w:t>
+      </w:r>
+      <w:proofErr w:type="spellEnd"/>
+      <w:r>
+        <w:rPr>
+          <w:rStyle w:val="Ttulo5Car"/>
+          <w:rFonts w:ascii="Calibri" w:hAnsi="Calibri" w:cs="Calibri"/>
+        </w:rPr>
         <w:t>:</w:t>
       </w:r>
     </w:p>
@@ -3451,7 +4292,21 @@
         <w:rPr>
           <w:rFonts w:ascii="Calibri" w:hAnsi="Calibri" w:cs="Calibri"/>
         </w:rPr>
-        <w:t>Todos los commits tienen:</w:t>
+        <w:t xml:space="preserve">Todos los </w:t>
+      </w:r>
+      <w:proofErr w:type="spellStart"/>
+      <w:r>
+        <w:rPr>
+          <w:rFonts w:ascii="Calibri" w:hAnsi="Calibri" w:cs="Calibri"/>
+        </w:rPr>
+        <w:t>commits</w:t>
+      </w:r>
+      <w:proofErr w:type="spellEnd"/>
+      <w:r>
+        <w:rPr>
+          <w:rFonts w:ascii="Calibri" w:hAnsi="Calibri" w:cs="Calibri"/>
+        </w:rPr>
+        <w:t xml:space="preserve"> tienen:</w:t>
       </w:r>
     </w:p>
     <w:p>
@@ -3529,11 +4384,33 @@
           <w:rFonts w:ascii="Calibri" w:hAnsi="Calibri" w:cs="Calibri"/>
         </w:rPr>
       </w:pPr>
-      <w:r>
-        <w:rPr>
-          <w:rFonts w:ascii="Calibri" w:hAnsi="Calibri" w:cs="Calibri"/>
-        </w:rPr>
-        <w:t>git config --global user.name "Juan Nevado"</w:t>
+      <w:proofErr w:type="spellStart"/>
+      <w:r>
+        <w:rPr>
+          <w:rFonts w:ascii="Calibri" w:hAnsi="Calibri" w:cs="Calibri"/>
+        </w:rPr>
+        <w:t>git</w:t>
+      </w:r>
+      <w:proofErr w:type="spellEnd"/>
+      <w:r>
+        <w:rPr>
+          <w:rFonts w:ascii="Calibri" w:hAnsi="Calibri" w:cs="Calibri"/>
+        </w:rPr>
+        <w:t xml:space="preserve"> </w:t>
+      </w:r>
+      <w:proofErr w:type="spellStart"/>
+      <w:r>
+        <w:rPr>
+          <w:rFonts w:ascii="Calibri" w:hAnsi="Calibri" w:cs="Calibri"/>
+        </w:rPr>
+        <w:t>config</w:t>
+      </w:r>
+      <w:proofErr w:type="spellEnd"/>
+      <w:r>
+        <w:rPr>
+          <w:rFonts w:ascii="Calibri" w:hAnsi="Calibri" w:cs="Calibri"/>
+        </w:rPr>
+        <w:t xml:space="preserve"> --global user.name "Juan Nevado"</w:t>
       </w:r>
     </w:p>
     <w:p>
@@ -3555,11 +4432,49 @@
           <w:rFonts w:ascii="Calibri" w:hAnsi="Calibri" w:cs="Calibri"/>
         </w:rPr>
       </w:pPr>
-      <w:r>
-        <w:rPr>
-          <w:rFonts w:ascii="Calibri" w:hAnsi="Calibri" w:cs="Calibri"/>
-        </w:rPr>
-        <w:t>git config --global user.email "TU_CORREO_DE_GITHUB"</w:t>
+      <w:proofErr w:type="spellStart"/>
+      <w:r>
+        <w:rPr>
+          <w:rFonts w:ascii="Calibri" w:hAnsi="Calibri" w:cs="Calibri"/>
+        </w:rPr>
+        <w:t>git</w:t>
+      </w:r>
+      <w:proofErr w:type="spellEnd"/>
+      <w:r>
+        <w:rPr>
+          <w:rFonts w:ascii="Calibri" w:hAnsi="Calibri" w:cs="Calibri"/>
+        </w:rPr>
+        <w:t xml:space="preserve"> </w:t>
+      </w:r>
+      <w:proofErr w:type="spellStart"/>
+      <w:r>
+        <w:rPr>
+          <w:rFonts w:ascii="Calibri" w:hAnsi="Calibri" w:cs="Calibri"/>
+        </w:rPr>
+        <w:t>config</w:t>
+      </w:r>
+      <w:proofErr w:type="spellEnd"/>
+      <w:r>
+        <w:rPr>
+          <w:rFonts w:ascii="Calibri" w:hAnsi="Calibri" w:cs="Calibri"/>
+        </w:rPr>
+        <w:t xml:space="preserve"> --global </w:t>
+      </w:r>
+      <w:proofErr w:type="spellStart"/>
+      <w:proofErr w:type="gramStart"/>
+      <w:r>
+        <w:rPr>
+          <w:rFonts w:ascii="Calibri" w:hAnsi="Calibri" w:cs="Calibri"/>
+        </w:rPr>
+        <w:t>user.email</w:t>
+      </w:r>
+      <w:proofErr w:type="spellEnd"/>
+      <w:proofErr w:type="gramEnd"/>
+      <w:r>
+        <w:rPr>
+          <w:rFonts w:ascii="Calibri" w:hAnsi="Calibri" w:cs="Calibri"/>
+        </w:rPr>
+        <w:t xml:space="preserve"> "TU_CORREO_DE_GITHUB"</w:t>
       </w:r>
     </w:p>
     <w:p>
@@ -3581,11 +4496,49 @@
           <w:rFonts w:ascii="Calibri" w:hAnsi="Calibri" w:cs="Calibri"/>
         </w:rPr>
       </w:pPr>
-      <w:r>
-        <w:rPr>
-          <w:rFonts w:ascii="Calibri" w:hAnsi="Calibri" w:cs="Calibri"/>
-        </w:rPr>
-        <w:t>git config --global user.email "juan@gmail.com"</w:t>
+      <w:proofErr w:type="spellStart"/>
+      <w:r>
+        <w:rPr>
+          <w:rFonts w:ascii="Calibri" w:hAnsi="Calibri" w:cs="Calibri"/>
+        </w:rPr>
+        <w:t>git</w:t>
+      </w:r>
+      <w:proofErr w:type="spellEnd"/>
+      <w:r>
+        <w:rPr>
+          <w:rFonts w:ascii="Calibri" w:hAnsi="Calibri" w:cs="Calibri"/>
+        </w:rPr>
+        <w:t xml:space="preserve"> </w:t>
+      </w:r>
+      <w:proofErr w:type="spellStart"/>
+      <w:r>
+        <w:rPr>
+          <w:rFonts w:ascii="Calibri" w:hAnsi="Calibri" w:cs="Calibri"/>
+        </w:rPr>
+        <w:t>config</w:t>
+      </w:r>
+      <w:proofErr w:type="spellEnd"/>
+      <w:r>
+        <w:rPr>
+          <w:rFonts w:ascii="Calibri" w:hAnsi="Calibri" w:cs="Calibri"/>
+        </w:rPr>
+        <w:t xml:space="preserve"> --global </w:t>
+      </w:r>
+      <w:proofErr w:type="spellStart"/>
+      <w:proofErr w:type="gramStart"/>
+      <w:r>
+        <w:rPr>
+          <w:rFonts w:ascii="Calibri" w:hAnsi="Calibri" w:cs="Calibri"/>
+        </w:rPr>
+        <w:t>user.email</w:t>
+      </w:r>
+      <w:proofErr w:type="spellEnd"/>
+      <w:proofErr w:type="gramEnd"/>
+      <w:r>
+        <w:rPr>
+          <w:rFonts w:ascii="Calibri" w:hAnsi="Calibri" w:cs="Calibri"/>
+        </w:rPr>
+        <w:t xml:space="preserve"> "juan@gmail.com"</w:t>
       </w:r>
     </w:p>
     <w:p>
@@ -3652,6 +4605,7 @@
           <w:rFonts w:ascii="Calibri" w:hAnsi="Calibri" w:cs="Calibri"/>
         </w:rPr>
       </w:pPr>
+      <w:proofErr w:type="spellStart"/>
       <w:r>
         <w:rPr>
           <w:rFonts w:ascii="Calibri" w:hAnsi="Calibri" w:cs="Calibri"/>
@@ -3660,6 +4614,7 @@
         </w:rPr>
         <w:t>Settings</w:t>
       </w:r>
+      <w:proofErr w:type="spellEnd"/>
     </w:p>
     <w:p>
       <w:pPr>
@@ -3766,11 +4721,33 @@
           <w:rFonts w:ascii="Calibri" w:hAnsi="Calibri" w:cs="Calibri"/>
         </w:rPr>
       </w:pPr>
-      <w:r>
-        <w:rPr>
-          <w:rFonts w:ascii="Calibri" w:hAnsi="Calibri" w:cs="Calibri"/>
-        </w:rPr>
-        <w:t>git config --global user.name</w:t>
+      <w:proofErr w:type="spellStart"/>
+      <w:r>
+        <w:rPr>
+          <w:rFonts w:ascii="Calibri" w:hAnsi="Calibri" w:cs="Calibri"/>
+        </w:rPr>
+        <w:t>git</w:t>
+      </w:r>
+      <w:proofErr w:type="spellEnd"/>
+      <w:r>
+        <w:rPr>
+          <w:rFonts w:ascii="Calibri" w:hAnsi="Calibri" w:cs="Calibri"/>
+        </w:rPr>
+        <w:t xml:space="preserve"> </w:t>
+      </w:r>
+      <w:proofErr w:type="spellStart"/>
+      <w:r>
+        <w:rPr>
+          <w:rFonts w:ascii="Calibri" w:hAnsi="Calibri" w:cs="Calibri"/>
+        </w:rPr>
+        <w:t>config</w:t>
+      </w:r>
+      <w:proofErr w:type="spellEnd"/>
+      <w:r>
+        <w:rPr>
+          <w:rFonts w:ascii="Calibri" w:hAnsi="Calibri" w:cs="Calibri"/>
+        </w:rPr>
+        <w:t xml:space="preserve"> --global user.name</w:t>
       </w:r>
     </w:p>
     <w:p>
@@ -3818,12 +4795,44 @@
           <w:rFonts w:ascii="Calibri" w:hAnsi="Calibri" w:cs="Calibri"/>
         </w:rPr>
       </w:pPr>
-      <w:r>
-        <w:rPr>
-          <w:rFonts w:ascii="Calibri" w:hAnsi="Calibri" w:cs="Calibri"/>
-        </w:rPr>
-        <w:t>git config --global user.email</w:t>
-      </w:r>
+      <w:proofErr w:type="spellStart"/>
+      <w:r>
+        <w:rPr>
+          <w:rFonts w:ascii="Calibri" w:hAnsi="Calibri" w:cs="Calibri"/>
+        </w:rPr>
+        <w:t>git</w:t>
+      </w:r>
+      <w:proofErr w:type="spellEnd"/>
+      <w:r>
+        <w:rPr>
+          <w:rFonts w:ascii="Calibri" w:hAnsi="Calibri" w:cs="Calibri"/>
+        </w:rPr>
+        <w:t xml:space="preserve"> </w:t>
+      </w:r>
+      <w:proofErr w:type="spellStart"/>
+      <w:r>
+        <w:rPr>
+          <w:rFonts w:ascii="Calibri" w:hAnsi="Calibri" w:cs="Calibri"/>
+        </w:rPr>
+        <w:t>config</w:t>
+      </w:r>
+      <w:proofErr w:type="spellEnd"/>
+      <w:r>
+        <w:rPr>
+          <w:rFonts w:ascii="Calibri" w:hAnsi="Calibri" w:cs="Calibri"/>
+        </w:rPr>
+        <w:t xml:space="preserve"> --global </w:t>
+      </w:r>
+      <w:proofErr w:type="spellStart"/>
+      <w:proofErr w:type="gramStart"/>
+      <w:r>
+        <w:rPr>
+          <w:rFonts w:ascii="Calibri" w:hAnsi="Calibri" w:cs="Calibri"/>
+        </w:rPr>
+        <w:t>user.email</w:t>
+      </w:r>
+      <w:proofErr w:type="spellEnd"/>
+      <w:proofErr w:type="gramEnd"/>
     </w:p>
     <w:p>
       <w:pPr>
@@ -3852,24 +4861,68 @@
         <w:lastRenderedPageBreak/>
         <w:t xml:space="preserve">2. Error 2: </w:t>
       </w:r>
-      <w:r>
-        <w:rPr>
-          <w:rFonts w:ascii="Calibri" w:hAnsi="Calibri" w:cs="Calibri"/>
-        </w:rPr>
-        <w:t>git remote add origin</w:t>
-      </w:r>
-    </w:p>
-    <w:p>
-      <w:pPr>
-        <w:rPr>
-          <w:rFonts w:ascii="Calibri" w:hAnsi="Calibri" w:cs="Calibri"/>
-        </w:rPr>
-      </w:pPr>
-      <w:r>
-        <w:rPr>
-          <w:rFonts w:ascii="Calibri" w:hAnsi="Calibri" w:cs="Calibri"/>
-        </w:rPr>
-        <w:t>Por error coloqué un espacio en mi repositorio remoto a GIT lo que llevó a darme cuenta que había iniciado GIT en una carpeta incorrecta, para ello se elimina la configuración a GIT realizada en esa carpeta, para ello ejecutar:</w:t>
+      <w:proofErr w:type="spellStart"/>
+      <w:r>
+        <w:rPr>
+          <w:rFonts w:ascii="Calibri" w:hAnsi="Calibri" w:cs="Calibri"/>
+        </w:rPr>
+        <w:t>git</w:t>
+      </w:r>
+      <w:proofErr w:type="spellEnd"/>
+      <w:r>
+        <w:rPr>
+          <w:rFonts w:ascii="Calibri" w:hAnsi="Calibri" w:cs="Calibri"/>
+        </w:rPr>
+        <w:t xml:space="preserve"> remote </w:t>
+      </w:r>
+      <w:proofErr w:type="spellStart"/>
+      <w:r>
+        <w:rPr>
+          <w:rFonts w:ascii="Calibri" w:hAnsi="Calibri" w:cs="Calibri"/>
+        </w:rPr>
+        <w:t>add</w:t>
+      </w:r>
+      <w:proofErr w:type="spellEnd"/>
+      <w:r>
+        <w:rPr>
+          <w:rFonts w:ascii="Calibri" w:hAnsi="Calibri" w:cs="Calibri"/>
+        </w:rPr>
+        <w:t xml:space="preserve"> </w:t>
+      </w:r>
+      <w:proofErr w:type="spellStart"/>
+      <w:r>
+        <w:rPr>
+          <w:rFonts w:ascii="Calibri" w:hAnsi="Calibri" w:cs="Calibri"/>
+        </w:rPr>
+        <w:t>origin</w:t>
+      </w:r>
+      <w:proofErr w:type="spellEnd"/>
+    </w:p>
+    <w:p>
+      <w:pPr>
+        <w:rPr>
+          <w:rFonts w:ascii="Calibri" w:hAnsi="Calibri" w:cs="Calibri"/>
+        </w:rPr>
+      </w:pPr>
+      <w:r>
+        <w:rPr>
+          <w:rFonts w:ascii="Calibri" w:hAnsi="Calibri" w:cs="Calibri"/>
+        </w:rPr>
+        <w:t xml:space="preserve">Por error coloqué un espacio en mi repositorio remoto a GIT lo que llevó a darme cuenta </w:t>
+      </w:r>
+      <w:proofErr w:type="gramStart"/>
+      <w:r>
+        <w:rPr>
+          <w:rFonts w:ascii="Calibri" w:hAnsi="Calibri" w:cs="Calibri"/>
+        </w:rPr>
+        <w:t>que</w:t>
+      </w:r>
+      <w:proofErr w:type="gramEnd"/>
+      <w:r>
+        <w:rPr>
+          <w:rFonts w:ascii="Calibri" w:hAnsi="Calibri" w:cs="Calibri"/>
+        </w:rPr>
+        <w:t xml:space="preserve"> había iniciado GIT en una carpeta incorrecta, para ello se elimina la configuración a GIT realizada en esa carpeta, para ello ejecutar:</w:t>
       </w:r>
     </w:p>
     <w:p>
@@ -3926,7 +4979,35 @@
           <w:rFonts w:ascii="Calibri" w:hAnsi="Calibri" w:cs="Calibri"/>
         </w:rPr>
         <w:br/>
-        <w:t xml:space="preserve">    └── data-analyst-roadmap\</w:t>
+        <w:t xml:space="preserve">    └── data-</w:t>
+      </w:r>
+      <w:proofErr w:type="spellStart"/>
+      <w:r>
+        <w:rPr>
+          <w:rFonts w:ascii="Calibri" w:hAnsi="Calibri" w:cs="Calibri"/>
+        </w:rPr>
+        <w:t>analyst</w:t>
+      </w:r>
+      <w:proofErr w:type="spellEnd"/>
+      <w:r>
+        <w:rPr>
+          <w:rFonts w:ascii="Calibri" w:hAnsi="Calibri" w:cs="Calibri"/>
+        </w:rPr>
+        <w:t>-</w:t>
+      </w:r>
+      <w:proofErr w:type="spellStart"/>
+      <w:r>
+        <w:rPr>
+          <w:rFonts w:ascii="Calibri" w:hAnsi="Calibri" w:cs="Calibri"/>
+        </w:rPr>
+        <w:t>roadmap</w:t>
+      </w:r>
+      <w:proofErr w:type="spellEnd"/>
+      <w:r>
+        <w:rPr>
+          <w:rFonts w:ascii="Calibri" w:hAnsi="Calibri" w:cs="Calibri"/>
+        </w:rPr>
+        <w:t>\</w:t>
       </w:r>
       <w:r>
         <w:rPr>
@@ -3945,8 +5026,16 @@
         <w:rPr>
           <w:rFonts w:ascii="Calibri" w:hAnsi="Calibri" w:cs="Calibri"/>
         </w:rPr>
-        <w:t>── datasets</w:t>
-      </w:r>
+        <w:t xml:space="preserve">── </w:t>
+      </w:r>
+      <w:proofErr w:type="spellStart"/>
+      <w:r>
+        <w:rPr>
+          <w:rFonts w:ascii="Calibri" w:hAnsi="Calibri" w:cs="Calibri"/>
+        </w:rPr>
+        <w:t>datasets</w:t>
+      </w:r>
+      <w:proofErr w:type="spellEnd"/>
       <w:r>
         <w:rPr>
           <w:rFonts w:ascii="Calibri" w:hAnsi="Calibri" w:cs="Calibri"/>
@@ -3964,8 +5053,16 @@
         <w:rPr>
           <w:rFonts w:ascii="Calibri" w:hAnsi="Calibri" w:cs="Calibri"/>
         </w:rPr>
-        <w:t>── sql</w:t>
-      </w:r>
+        <w:t xml:space="preserve">── </w:t>
+      </w:r>
+      <w:proofErr w:type="spellStart"/>
+      <w:r>
+        <w:rPr>
+          <w:rFonts w:ascii="Calibri" w:hAnsi="Calibri" w:cs="Calibri"/>
+        </w:rPr>
+        <w:t>sql</w:t>
+      </w:r>
+      <w:proofErr w:type="spellEnd"/>
       <w:r>
         <w:rPr>
           <w:rFonts w:ascii="Calibri" w:hAnsi="Calibri" w:cs="Calibri"/>
@@ -3983,8 +5080,16 @@
         <w:rPr>
           <w:rFonts w:ascii="Calibri" w:hAnsi="Calibri" w:cs="Calibri"/>
         </w:rPr>
-        <w:t>── python</w:t>
-      </w:r>
+        <w:t xml:space="preserve">── </w:t>
+      </w:r>
+      <w:proofErr w:type="spellStart"/>
+      <w:r>
+        <w:rPr>
+          <w:rFonts w:ascii="Calibri" w:hAnsi="Calibri" w:cs="Calibri"/>
+        </w:rPr>
+        <w:t>python</w:t>
+      </w:r>
+      <w:proofErr w:type="spellEnd"/>
       <w:r>
         <w:rPr>
           <w:rFonts w:ascii="Calibri" w:hAnsi="Calibri" w:cs="Calibri"/>
@@ -4063,120 +5168,182 @@
           <w:b/>
           <w:bCs/>
         </w:rPr>
-        <w:t>data-analyst-roadmap</w:t>
-      </w:r>
-      <w:r>
-        <w:rPr>
-          <w:rFonts w:ascii="Calibri" w:hAnsi="Calibri" w:cs="Calibri"/>
-        </w:rPr>
-        <w:t>.</w:t>
-      </w:r>
-    </w:p>
-    <w:p>
-      <w:pPr>
-        <w:pStyle w:val="Ttulo6"/>
-        <w:rPr>
-          <w:rFonts w:ascii="Calibri" w:hAnsi="Calibri" w:cs="Calibri"/>
-        </w:rPr>
-      </w:pPr>
-      <w:r>
-        <w:rPr>
-          <w:rFonts w:ascii="Calibri" w:hAnsi="Calibri" w:cs="Calibri"/>
-        </w:rPr>
-        <w:t>Paso 1: Verifica si existe la carpeta .git</w:t>
-      </w:r>
-    </w:p>
-    <w:p>
-      <w:pPr>
-        <w:rPr>
-          <w:rFonts w:ascii="Calibri" w:hAnsi="Calibri" w:cs="Calibri"/>
-        </w:rPr>
-      </w:pPr>
-      <w:r>
-        <w:rPr>
-          <w:rFonts w:ascii="Calibri" w:hAnsi="Calibri" w:cs="Calibri"/>
-        </w:rPr>
-        <w:t>Desde D:\Aprendizaje, ejecuta:</w:t>
-      </w:r>
-    </w:p>
-    <w:p>
-      <w:pPr>
-        <w:rPr>
-          <w:rFonts w:ascii="Calibri" w:hAnsi="Calibri" w:cs="Calibri"/>
-        </w:rPr>
-      </w:pPr>
-      <w:r>
-        <w:rPr>
-          <w:rFonts w:ascii="Calibri" w:hAnsi="Calibri" w:cs="Calibri"/>
-        </w:rPr>
-        <w:t>dir /a</w:t>
-      </w:r>
-    </w:p>
-    <w:p>
-      <w:pPr>
-        <w:rPr>
-          <w:rFonts w:ascii="Calibri" w:hAnsi="Calibri" w:cs="Calibri"/>
-        </w:rPr>
-      </w:pPr>
-      <w:r>
-        <w:rPr>
-          <w:rFonts w:ascii="Calibri" w:hAnsi="Calibri" w:cs="Calibri"/>
-        </w:rPr>
-        <w:t>Si aparece una carpeta llamada:</w:t>
-      </w:r>
-    </w:p>
-    <w:p>
-      <w:pPr>
-        <w:rPr>
-          <w:rFonts w:ascii="Calibri" w:hAnsi="Calibri" w:cs="Calibri"/>
-        </w:rPr>
-      </w:pPr>
-      <w:r>
-        <w:rPr>
-          <w:rFonts w:ascii="Calibri" w:hAnsi="Calibri" w:cs="Calibri"/>
-        </w:rPr>
-        <w:t>.git</w:t>
-      </w:r>
-    </w:p>
-    <w:p>
-      <w:pPr>
-        <w:rPr>
-          <w:rFonts w:ascii="Calibri" w:hAnsi="Calibri" w:cs="Calibri"/>
-        </w:rPr>
-      </w:pPr>
-      <w:r>
-        <w:rPr>
-          <w:rFonts w:ascii="Calibri" w:hAnsi="Calibri" w:cs="Calibri"/>
-        </w:rPr>
-        <w:t>entonces Git fue inicializado en el lugar incorrecto.</w:t>
-      </w:r>
-    </w:p>
-    <w:p>
-      <w:pPr>
-        <w:pStyle w:val="Ttulo6"/>
-        <w:rPr>
-          <w:rFonts w:ascii="Calibri" w:hAnsi="Calibri" w:cs="Calibri"/>
-        </w:rPr>
-      </w:pPr>
-      <w:r>
-        <w:rPr>
-          <w:rFonts w:ascii="Calibri" w:hAnsi="Calibri" w:cs="Calibri"/>
-        </w:rPr>
-        <w:t>Paso 2: Eliminar el repositorio Git incorrecto</w:t>
-      </w:r>
-    </w:p>
-    <w:p>
-      <w:pPr>
-        <w:rPr>
-          <w:rFonts w:ascii="Calibri" w:hAnsi="Calibri" w:cs="Calibri"/>
-        </w:rPr>
-      </w:pPr>
+        <w:t>data-</w:t>
+      </w:r>
+      <w:proofErr w:type="spellStart"/>
       <w:r>
         <w:rPr>
           <w:rFonts w:ascii="Calibri" w:hAnsi="Calibri" w:cs="Calibri"/>
           <w:b/>
           <w:bCs/>
         </w:rPr>
+        <w:t>analyst</w:t>
+      </w:r>
+      <w:proofErr w:type="spellEnd"/>
+      <w:r>
+        <w:rPr>
+          <w:rFonts w:ascii="Calibri" w:hAnsi="Calibri" w:cs="Calibri"/>
+          <w:b/>
+          <w:bCs/>
+        </w:rPr>
+        <w:t>-</w:t>
+      </w:r>
+      <w:proofErr w:type="spellStart"/>
+      <w:r>
+        <w:rPr>
+          <w:rFonts w:ascii="Calibri" w:hAnsi="Calibri" w:cs="Calibri"/>
+          <w:b/>
+          <w:bCs/>
+        </w:rPr>
+        <w:t>roadmap</w:t>
+      </w:r>
+      <w:proofErr w:type="spellEnd"/>
+      <w:r>
+        <w:rPr>
+          <w:rFonts w:ascii="Calibri" w:hAnsi="Calibri" w:cs="Calibri"/>
+        </w:rPr>
+        <w:t>.</w:t>
+      </w:r>
+    </w:p>
+    <w:p>
+      <w:pPr>
+        <w:pStyle w:val="Ttulo6"/>
+        <w:rPr>
+          <w:rFonts w:ascii="Calibri" w:hAnsi="Calibri" w:cs="Calibri"/>
+        </w:rPr>
+      </w:pPr>
+      <w:r>
+        <w:rPr>
+          <w:rFonts w:ascii="Calibri" w:hAnsi="Calibri" w:cs="Calibri"/>
+        </w:rPr>
+        <w:t xml:space="preserve">Paso 1: Verifica si existe la </w:t>
+      </w:r>
+      <w:proofErr w:type="gramStart"/>
+      <w:r>
+        <w:rPr>
+          <w:rFonts w:ascii="Calibri" w:hAnsi="Calibri" w:cs="Calibri"/>
+        </w:rPr>
+        <w:t>carpeta .</w:t>
+      </w:r>
+      <w:proofErr w:type="spellStart"/>
+      <w:r>
+        <w:rPr>
+          <w:rFonts w:ascii="Calibri" w:hAnsi="Calibri" w:cs="Calibri"/>
+        </w:rPr>
+        <w:t>git</w:t>
+      </w:r>
+      <w:proofErr w:type="spellEnd"/>
+      <w:proofErr w:type="gramEnd"/>
+    </w:p>
+    <w:p>
+      <w:pPr>
+        <w:rPr>
+          <w:rFonts w:ascii="Calibri" w:hAnsi="Calibri" w:cs="Calibri"/>
+        </w:rPr>
+      </w:pPr>
+      <w:r>
+        <w:rPr>
+          <w:rFonts w:ascii="Calibri" w:hAnsi="Calibri" w:cs="Calibri"/>
+        </w:rPr>
+        <w:t>Desde D:\Aprendizaje, ejecuta:</w:t>
+      </w:r>
+    </w:p>
+    <w:p>
+      <w:pPr>
+        <w:rPr>
+          <w:rFonts w:ascii="Calibri" w:hAnsi="Calibri" w:cs="Calibri"/>
+        </w:rPr>
+      </w:pPr>
+      <w:proofErr w:type="spellStart"/>
+      <w:r>
+        <w:rPr>
+          <w:rFonts w:ascii="Calibri" w:hAnsi="Calibri" w:cs="Calibri"/>
+        </w:rPr>
+        <w:t>dir</w:t>
+      </w:r>
+      <w:proofErr w:type="spellEnd"/>
+      <w:r>
+        <w:rPr>
+          <w:rFonts w:ascii="Calibri" w:hAnsi="Calibri" w:cs="Calibri"/>
+        </w:rPr>
+        <w:t xml:space="preserve"> /a</w:t>
+      </w:r>
+    </w:p>
+    <w:p>
+      <w:pPr>
+        <w:rPr>
+          <w:rFonts w:ascii="Calibri" w:hAnsi="Calibri" w:cs="Calibri"/>
+        </w:rPr>
+      </w:pPr>
+      <w:r>
+        <w:rPr>
+          <w:rFonts w:ascii="Calibri" w:hAnsi="Calibri" w:cs="Calibri"/>
+        </w:rPr>
+        <w:t>Si aparece una carpeta llamada:</w:t>
+      </w:r>
+    </w:p>
+    <w:p>
+      <w:pPr>
+        <w:rPr>
+          <w:rFonts w:ascii="Calibri" w:hAnsi="Calibri" w:cs="Calibri"/>
+        </w:rPr>
+      </w:pPr>
+      <w:proofErr w:type="gramStart"/>
+      <w:r>
+        <w:rPr>
+          <w:rFonts w:ascii="Calibri" w:hAnsi="Calibri" w:cs="Calibri"/>
+        </w:rPr>
+        <w:t>.</w:t>
+      </w:r>
+      <w:proofErr w:type="spellStart"/>
+      <w:r>
+        <w:rPr>
+          <w:rFonts w:ascii="Calibri" w:hAnsi="Calibri" w:cs="Calibri"/>
+        </w:rPr>
+        <w:t>git</w:t>
+      </w:r>
+      <w:proofErr w:type="spellEnd"/>
+      <w:proofErr w:type="gramEnd"/>
+    </w:p>
+    <w:p>
+      <w:pPr>
+        <w:rPr>
+          <w:rFonts w:ascii="Calibri" w:hAnsi="Calibri" w:cs="Calibri"/>
+        </w:rPr>
+      </w:pPr>
+      <w:r>
+        <w:rPr>
+          <w:rFonts w:ascii="Calibri" w:hAnsi="Calibri" w:cs="Calibri"/>
+        </w:rPr>
+        <w:t>entonces Git fue inicializado en el lugar incorrecto.</w:t>
+      </w:r>
+    </w:p>
+    <w:p>
+      <w:pPr>
+        <w:pStyle w:val="Ttulo6"/>
+        <w:rPr>
+          <w:rFonts w:ascii="Calibri" w:hAnsi="Calibri" w:cs="Calibri"/>
+        </w:rPr>
+      </w:pPr>
+      <w:r>
+        <w:rPr>
+          <w:rFonts w:ascii="Calibri" w:hAnsi="Calibri" w:cs="Calibri"/>
+        </w:rPr>
+        <w:t>Paso 2: Eliminar el repositorio Git incorrecto</w:t>
+      </w:r>
+    </w:p>
+    <w:p>
+      <w:pPr>
+        <w:rPr>
+          <w:rFonts w:ascii="Calibri" w:hAnsi="Calibri" w:cs="Calibri"/>
+        </w:rPr>
+      </w:pPr>
+      <w:r>
+        <w:rPr>
+          <w:rFonts w:ascii="Calibri" w:hAnsi="Calibri" w:cs="Calibri"/>
+          <w:b/>
+          <w:bCs/>
+        </w:rPr>
         <w:t>No se borrarán tus archivos</w:t>
       </w:r>
       <w:r>
@@ -4205,24 +5372,70 @@
           <w:rFonts w:ascii="Calibri" w:hAnsi="Calibri" w:cs="Calibri"/>
         </w:rPr>
       </w:pPr>
-      <w:r>
-        <w:rPr>
-          <w:rFonts w:ascii="Calibri" w:hAnsi="Calibri" w:cs="Calibri"/>
-        </w:rPr>
-        <w:t>rmdir /s /q .git</w:t>
-      </w:r>
-    </w:p>
-    <w:p>
-      <w:pPr>
-        <w:rPr>
-          <w:rFonts w:ascii="Calibri" w:hAnsi="Calibri" w:cs="Calibri"/>
-        </w:rPr>
-      </w:pPr>
-      <w:r>
-        <w:rPr>
-          <w:rFonts w:ascii="Calibri" w:hAnsi="Calibri" w:cs="Calibri"/>
-        </w:rPr>
-        <w:t>o elimina la carpeta .git manualmente desde el Explorador de Windows (debes tener activada la visualización de archivos ocultos).</w:t>
+      <w:proofErr w:type="spellStart"/>
+      <w:r>
+        <w:rPr>
+          <w:rFonts w:ascii="Calibri" w:hAnsi="Calibri" w:cs="Calibri"/>
+        </w:rPr>
+        <w:t>rmdir</w:t>
+      </w:r>
+      <w:proofErr w:type="spellEnd"/>
+      <w:r>
+        <w:rPr>
+          <w:rFonts w:ascii="Calibri" w:hAnsi="Calibri" w:cs="Calibri"/>
+        </w:rPr>
+        <w:t xml:space="preserve"> /s /</w:t>
+      </w:r>
+      <w:proofErr w:type="gramStart"/>
+      <w:r>
+        <w:rPr>
+          <w:rFonts w:ascii="Calibri" w:hAnsi="Calibri" w:cs="Calibri"/>
+        </w:rPr>
+        <w:t>q .</w:t>
+      </w:r>
+      <w:proofErr w:type="spellStart"/>
+      <w:r>
+        <w:rPr>
+          <w:rFonts w:ascii="Calibri" w:hAnsi="Calibri" w:cs="Calibri"/>
+        </w:rPr>
+        <w:t>git</w:t>
+      </w:r>
+      <w:proofErr w:type="spellEnd"/>
+      <w:proofErr w:type="gramEnd"/>
+    </w:p>
+    <w:p>
+      <w:pPr>
+        <w:rPr>
+          <w:rFonts w:ascii="Calibri" w:hAnsi="Calibri" w:cs="Calibri"/>
+        </w:rPr>
+      </w:pPr>
+      <w:r>
+        <w:rPr>
+          <w:rFonts w:ascii="Calibri" w:hAnsi="Calibri" w:cs="Calibri"/>
+        </w:rPr>
+        <w:t xml:space="preserve">o elimina la </w:t>
+      </w:r>
+      <w:proofErr w:type="gramStart"/>
+      <w:r>
+        <w:rPr>
+          <w:rFonts w:ascii="Calibri" w:hAnsi="Calibri" w:cs="Calibri"/>
+        </w:rPr>
+        <w:t>carpeta .</w:t>
+      </w:r>
+      <w:proofErr w:type="spellStart"/>
+      <w:r>
+        <w:rPr>
+          <w:rFonts w:ascii="Calibri" w:hAnsi="Calibri" w:cs="Calibri"/>
+        </w:rPr>
+        <w:t>git</w:t>
+      </w:r>
+      <w:proofErr w:type="spellEnd"/>
+      <w:proofErr w:type="gramEnd"/>
+      <w:r>
+        <w:rPr>
+          <w:rFonts w:ascii="Calibri" w:hAnsi="Calibri" w:cs="Calibri"/>
+        </w:rPr>
+        <w:t xml:space="preserve"> manualmente desde el Explorador de Windows (debes tener activada la visualización de archivos ocultos).</w:t>
       </w:r>
     </w:p>
     <w:p>
@@ -4325,11 +5538,19 @@
           <w:rFonts w:ascii="Calibri" w:hAnsi="Calibri" w:cs="Calibri"/>
         </w:rPr>
       </w:pPr>
-      <w:r>
-        <w:rPr>
-          <w:rFonts w:ascii="Calibri" w:hAnsi="Calibri" w:cs="Calibri"/>
-        </w:rPr>
-        <w:t>git init</w:t>
+      <w:proofErr w:type="spellStart"/>
+      <w:r>
+        <w:rPr>
+          <w:rFonts w:ascii="Calibri" w:hAnsi="Calibri" w:cs="Calibri"/>
+        </w:rPr>
+        <w:t>git</w:t>
+      </w:r>
+      <w:proofErr w:type="spellEnd"/>
+      <w:r>
+        <w:rPr>
+          <w:rFonts w:ascii="Calibri" w:hAnsi="Calibri" w:cs="Calibri"/>
+        </w:rPr>
+        <w:t xml:space="preserve"> init</w:t>
       </w:r>
     </w:p>
     <w:p>
@@ -4352,11 +5573,19 @@
           <w:rFonts w:ascii="Calibri" w:hAnsi="Calibri" w:cs="Calibri"/>
         </w:rPr>
       </w:pPr>
-      <w:r>
-        <w:rPr>
-          <w:rFonts w:ascii="Calibri" w:hAnsi="Calibri" w:cs="Calibri"/>
-        </w:rPr>
-        <w:t>dir /a</w:t>
+      <w:proofErr w:type="spellStart"/>
+      <w:r>
+        <w:rPr>
+          <w:rFonts w:ascii="Calibri" w:hAnsi="Calibri" w:cs="Calibri"/>
+        </w:rPr>
+        <w:t>dir</w:t>
+      </w:r>
+      <w:proofErr w:type="spellEnd"/>
+      <w:r>
+        <w:rPr>
+          <w:rFonts w:ascii="Calibri" w:hAnsi="Calibri" w:cs="Calibri"/>
+        </w:rPr>
+        <w:t xml:space="preserve"> /a</w:t>
       </w:r>
     </w:p>
     <w:p>
@@ -4378,12 +5607,22 @@
           <w:rFonts w:ascii="Calibri" w:hAnsi="Calibri" w:cs="Calibri"/>
         </w:rPr>
       </w:pPr>
-      <w:r>
-        <w:rPr>
-          <w:rFonts w:ascii="Calibri" w:hAnsi="Calibri" w:cs="Calibri"/>
-        </w:rPr>
-        <w:t>.git</w:t>
-      </w:r>
+      <w:proofErr w:type="gramStart"/>
+      <w:r>
+        <w:rPr>
+          <w:rFonts w:ascii="Calibri" w:hAnsi="Calibri" w:cs="Calibri"/>
+        </w:rPr>
+        <w:t>.</w:t>
+      </w:r>
+      <w:proofErr w:type="spellStart"/>
+      <w:r>
+        <w:rPr>
+          <w:rFonts w:ascii="Calibri" w:hAnsi="Calibri" w:cs="Calibri"/>
+        </w:rPr>
+        <w:t>git</w:t>
+      </w:r>
+      <w:proofErr w:type="spellEnd"/>
+      <w:proofErr w:type="gramEnd"/>
     </w:p>
     <w:p>
       <w:pPr>
@@ -4403,8 +5642,36 @@
           <w:b/>
           <w:bCs/>
         </w:rPr>
-        <w:t>data-analyst-roadmap</w:t>
-      </w:r>
+        <w:t>data-</w:t>
+      </w:r>
+      <w:proofErr w:type="spellStart"/>
+      <w:r>
+        <w:rPr>
+          <w:rFonts w:ascii="Calibri" w:hAnsi="Calibri" w:cs="Calibri"/>
+          <w:b/>
+          <w:bCs/>
+        </w:rPr>
+        <w:t>analyst</w:t>
+      </w:r>
+      <w:proofErr w:type="spellEnd"/>
+      <w:r>
+        <w:rPr>
+          <w:rFonts w:ascii="Calibri" w:hAnsi="Calibri" w:cs="Calibri"/>
+          <w:b/>
+          <w:bCs/>
+        </w:rPr>
+        <w:t>-</w:t>
+      </w:r>
+      <w:proofErr w:type="spellStart"/>
+      <w:r>
+        <w:rPr>
+          <w:rFonts w:ascii="Calibri" w:hAnsi="Calibri" w:cs="Calibri"/>
+          <w:b/>
+          <w:bCs/>
+        </w:rPr>
+        <w:t>roadmap</w:t>
+      </w:r>
+      <w:proofErr w:type="spellEnd"/>
       <w:r>
         <w:rPr>
           <w:rFonts w:ascii="Calibri" w:hAnsi="Calibri" w:cs="Calibri"/>
@@ -4421,8 +5688,13 @@
         </w:numPr>
       </w:pPr>
       <w:r>
-        <w:t>Error 3: Error al ejecutar commit</w:t>
-      </w:r>
+        <w:t xml:space="preserve">Error 3: Error al ejecutar </w:t>
+      </w:r>
+      <w:proofErr w:type="spellStart"/>
+      <w:r>
+        <w:t>commit</w:t>
+      </w:r>
+      <w:proofErr w:type="spellEnd"/>
     </w:p>
     <w:p>
       <w:pPr>
@@ -4448,7 +5720,35 @@
         <w:rPr>
           <w:rStyle w:val="CdigoHTML"/>
         </w:rPr>
-        <w:t>(fetch first)</w:t>
+        <w:t>(</w:t>
+      </w:r>
+      <w:proofErr w:type="spellStart"/>
+      <w:r>
+        <w:rPr>
+          <w:rStyle w:val="CdigoHTML"/>
+        </w:rPr>
+        <w:t>fetch</w:t>
+      </w:r>
+      <w:proofErr w:type="spellEnd"/>
+      <w:r>
+        <w:rPr>
+          <w:rStyle w:val="CdigoHTML"/>
+        </w:rPr>
+        <w:t xml:space="preserve"> </w:t>
+      </w:r>
+      <w:proofErr w:type="spellStart"/>
+      <w:r>
+        <w:rPr>
+          <w:rStyle w:val="CdigoHTML"/>
+        </w:rPr>
+        <w:t>first</w:t>
+      </w:r>
+      <w:proofErr w:type="spellEnd"/>
+      <w:r>
+        <w:rPr>
+          <w:rStyle w:val="CdigoHTML"/>
+        </w:rPr>
+        <w:t>)</w:t>
       </w:r>
     </w:p>
     <w:p>
@@ -4463,12 +5763,112 @@
       <w:pPr>
         <w:pStyle w:val="HTMLconformatoprevio"/>
       </w:pPr>
+      <w:proofErr w:type="spellStart"/>
       <w:r>
         <w:rPr>
           <w:rStyle w:val="CdigoHTML"/>
         </w:rPr>
-        <w:t>the remote contains work that you do not have locally</w:t>
-      </w:r>
+        <w:t>the</w:t>
+      </w:r>
+      <w:proofErr w:type="spellEnd"/>
+      <w:r>
+        <w:rPr>
+          <w:rStyle w:val="CdigoHTML"/>
+        </w:rPr>
+        <w:t xml:space="preserve"> remote </w:t>
+      </w:r>
+      <w:proofErr w:type="spellStart"/>
+      <w:r>
+        <w:rPr>
+          <w:rStyle w:val="CdigoHTML"/>
+        </w:rPr>
+        <w:t>contains</w:t>
+      </w:r>
+      <w:proofErr w:type="spellEnd"/>
+      <w:r>
+        <w:rPr>
+          <w:rStyle w:val="CdigoHTML"/>
+        </w:rPr>
+        <w:t xml:space="preserve"> </w:t>
+      </w:r>
+      <w:proofErr w:type="spellStart"/>
+      <w:r>
+        <w:rPr>
+          <w:rStyle w:val="CdigoHTML"/>
+        </w:rPr>
+        <w:t>work</w:t>
+      </w:r>
+      <w:proofErr w:type="spellEnd"/>
+      <w:r>
+        <w:rPr>
+          <w:rStyle w:val="CdigoHTML"/>
+        </w:rPr>
+        <w:t xml:space="preserve"> </w:t>
+      </w:r>
+      <w:proofErr w:type="spellStart"/>
+      <w:r>
+        <w:rPr>
+          <w:rStyle w:val="CdigoHTML"/>
+        </w:rPr>
+        <w:t>that</w:t>
+      </w:r>
+      <w:proofErr w:type="spellEnd"/>
+      <w:r>
+        <w:rPr>
+          <w:rStyle w:val="CdigoHTML"/>
+        </w:rPr>
+        <w:t xml:space="preserve"> </w:t>
+      </w:r>
+      <w:proofErr w:type="spellStart"/>
+      <w:r>
+        <w:rPr>
+          <w:rStyle w:val="CdigoHTML"/>
+        </w:rPr>
+        <w:t>you</w:t>
+      </w:r>
+      <w:proofErr w:type="spellEnd"/>
+      <w:r>
+        <w:rPr>
+          <w:rStyle w:val="CdigoHTML"/>
+        </w:rPr>
+        <w:t xml:space="preserve"> do </w:t>
+      </w:r>
+      <w:proofErr w:type="spellStart"/>
+      <w:r>
+        <w:rPr>
+          <w:rStyle w:val="CdigoHTML"/>
+        </w:rPr>
+        <w:t>not</w:t>
+      </w:r>
+      <w:proofErr w:type="spellEnd"/>
+      <w:r>
+        <w:rPr>
+          <w:rStyle w:val="CdigoHTML"/>
+        </w:rPr>
+        <w:t xml:space="preserve"> </w:t>
+      </w:r>
+      <w:proofErr w:type="spellStart"/>
+      <w:r>
+        <w:rPr>
+          <w:rStyle w:val="CdigoHTML"/>
+        </w:rPr>
+        <w:t>have</w:t>
+      </w:r>
+      <w:proofErr w:type="spellEnd"/>
+      <w:r>
+        <w:rPr>
+          <w:rStyle w:val="CdigoHTML"/>
+        </w:rPr>
+        <w:t xml:space="preserve"> </w:t>
+      </w:r>
+      <w:proofErr w:type="spellStart"/>
+      <w:r>
+        <w:rPr>
+          <w:rStyle w:val="CdigoHTML"/>
+        </w:rPr>
+        <w:t>locally</w:t>
+      </w:r>
+      <w:proofErr w:type="spellEnd"/>
     </w:p>
     <w:p>
       <w:pPr>
@@ -4481,8 +5881,16 @@
         <w:rPr>
           <w:rStyle w:val="Fuerte"/>
         </w:rPr>
-        <w:t>tu repositorio en GitHub ya tiene un commit</w:t>
-      </w:r>
+        <w:t xml:space="preserve">tu repositorio en GitHub ya tiene un </w:t>
+      </w:r>
+      <w:proofErr w:type="spellStart"/>
+      <w:r>
+        <w:rPr>
+          <w:rStyle w:val="Fuerte"/>
+        </w:rPr>
+        <w:t>commit</w:t>
+      </w:r>
+      <w:proofErr w:type="spellEnd"/>
       <w:r>
         <w:t xml:space="preserve"> que tu computadora no tiene.</w:t>
       </w:r>
@@ -4520,7 +5928,15 @@
         <w:pStyle w:val="NormalWeb"/>
       </w:pPr>
       <w:r>
-        <w:t>GitHub creó automáticamente un primer commit:</w:t>
+        <w:t xml:space="preserve">GitHub creó automáticamente un primer </w:t>
+      </w:r>
+      <w:proofErr w:type="spellStart"/>
+      <w:r>
+        <w:t>commit</w:t>
+      </w:r>
+      <w:proofErr w:type="spellEnd"/>
+      <w:r>
+        <w:t>:</w:t>
       </w:r>
     </w:p>
     <w:p>
@@ -4539,7 +5955,15 @@
         <w:pStyle w:val="NormalWeb"/>
       </w:pPr>
       <w:r>
-        <w:t>Mientras tanto, tú también hiciste un primer commit en tu computadora.</w:t>
+        <w:t xml:space="preserve">Mientras tanto, tú también hiciste un primer </w:t>
+      </w:r>
+      <w:proofErr w:type="spellStart"/>
+      <w:r>
+        <w:t>commit</w:t>
+      </w:r>
+      <w:proofErr w:type="spellEnd"/>
+      <w:r>
+        <w:t xml:space="preserve"> en tu computadora.</w:t>
       </w:r>
     </w:p>
     <w:p>
@@ -4585,18 +6009,32 @@
         <w:rPr>
           <w:rStyle w:val="CdigoHTML"/>
         </w:rPr>
-        <w:t>└── Commit A (README)</w:t>
-      </w:r>
-      <w:r>
-        <w:br/>
-      </w:r>
-      <w:r>
-        <w:br/>
-      </w:r>
+        <w:t xml:space="preserve">└── </w:t>
+      </w:r>
+      <w:proofErr w:type="spellStart"/>
       <w:r>
         <w:rPr>
           <w:rStyle w:val="CdigoHTML"/>
         </w:rPr>
+        <w:t>Commit</w:t>
+      </w:r>
+      <w:proofErr w:type="spellEnd"/>
+      <w:r>
+        <w:rPr>
+          <w:rStyle w:val="CdigoHTML"/>
+        </w:rPr>
+        <w:t xml:space="preserve"> A (README)</w:t>
+      </w:r>
+      <w:r>
+        <w:br/>
+      </w:r>
+      <w:r>
+        <w:br/>
+      </w:r>
+      <w:r>
+        <w:rPr>
+          <w:rStyle w:val="CdigoHTML"/>
+        </w:rPr>
         <w:t>Local</w:t>
       </w:r>
       <w:r>
@@ -4615,7 +6053,49 @@
         <w:rPr>
           <w:rStyle w:val="CdigoHTML"/>
         </w:rPr>
-        <w:t>└── Commit B (Initial commit)</w:t>
+        <w:t xml:space="preserve">└── </w:t>
+      </w:r>
+      <w:proofErr w:type="spellStart"/>
+      <w:r>
+        <w:rPr>
+          <w:rStyle w:val="CdigoHTML"/>
+        </w:rPr>
+        <w:t>Commit</w:t>
+      </w:r>
+      <w:proofErr w:type="spellEnd"/>
+      <w:r>
+        <w:rPr>
+          <w:rStyle w:val="CdigoHTML"/>
+        </w:rPr>
+        <w:t xml:space="preserve"> B (</w:t>
+      </w:r>
+      <w:proofErr w:type="spellStart"/>
+      <w:r>
+        <w:rPr>
+          <w:rStyle w:val="CdigoHTML"/>
+        </w:rPr>
+        <w:t>Initial</w:t>
+      </w:r>
+      <w:proofErr w:type="spellEnd"/>
+      <w:r>
+        <w:rPr>
+          <w:rStyle w:val="CdigoHTML"/>
+        </w:rPr>
+        <w:t xml:space="preserve"> </w:t>
+      </w:r>
+      <w:proofErr w:type="spellStart"/>
+      <w:r>
+        <w:rPr>
+          <w:rStyle w:val="CdigoHTML"/>
+        </w:rPr>
+        <w:t>commit</w:t>
+      </w:r>
+      <w:proofErr w:type="spellEnd"/>
+      <w:r>
+        <w:rPr>
+          <w:rStyle w:val="CdigoHTML"/>
+        </w:rPr>
+        <w:t>)</w:t>
       </w:r>
     </w:p>
     <w:p>
@@ -4653,9 +6133,19 @@
       <w:pPr>
         <w:pStyle w:val="NormalWeb"/>
       </w:pPr>
-      <w:r>
-        <w:t>git status</w:t>
-      </w:r>
+      <w:proofErr w:type="spellStart"/>
+      <w:r>
+        <w:t>git</w:t>
+      </w:r>
+      <w:proofErr w:type="spellEnd"/>
+      <w:r>
+        <w:t xml:space="preserve"> </w:t>
+      </w:r>
+      <w:proofErr w:type="gramStart"/>
+      <w:r>
+        <w:t>status</w:t>
+      </w:r>
+      <w:proofErr w:type="gramEnd"/>
     </w:p>
     <w:p>
       <w:pPr>
@@ -4669,9 +6159,19 @@
       <w:pPr>
         <w:pStyle w:val="NormalWeb"/>
       </w:pPr>
-      <w:r>
-        <w:t>git log --oneline</w:t>
-      </w:r>
+      <w:proofErr w:type="spellStart"/>
+      <w:r>
+        <w:t>git</w:t>
+      </w:r>
+      <w:proofErr w:type="spellEnd"/>
+      <w:r>
+        <w:t xml:space="preserve"> log --</w:t>
+      </w:r>
+      <w:proofErr w:type="spellStart"/>
+      <w:r>
+        <w:t>oneline</w:t>
+      </w:r>
+      <w:proofErr w:type="spellEnd"/>
     </w:p>
     <w:p>
       <w:pPr>
@@ -4685,8 +6185,13 @@
       <w:pPr>
         <w:pStyle w:val="NormalWeb"/>
       </w:pPr>
-      <w:r>
-        <w:t>git remote -v</w:t>
+      <w:proofErr w:type="spellStart"/>
+      <w:r>
+        <w:t>git</w:t>
+      </w:r>
+      <w:proofErr w:type="spellEnd"/>
+      <w:r>
+        <w:t xml:space="preserve"> remote -v</w:t>
       </w:r>
     </w:p>
     <w:p>
@@ -4741,14 +6246,60 @@
       </w:r>
     </w:p>
     <w:p>
-      <w:r>
-        <w:t>git pull origin main --allow-unrelated-histories</w:t>
+      <w:proofErr w:type="spellStart"/>
+      <w:r>
+        <w:t>git</w:t>
+      </w:r>
+      <w:proofErr w:type="spellEnd"/>
+      <w:r>
+        <w:t xml:space="preserve"> </w:t>
+      </w:r>
+      <w:proofErr w:type="spellStart"/>
+      <w:r>
+        <w:t>pull</w:t>
+      </w:r>
+      <w:proofErr w:type="spellEnd"/>
+      <w:r>
+        <w:t xml:space="preserve"> </w:t>
+      </w:r>
+      <w:proofErr w:type="spellStart"/>
+      <w:r>
+        <w:t>origin</w:t>
+      </w:r>
+      <w:proofErr w:type="spellEnd"/>
+      <w:r>
+        <w:t xml:space="preserve"> </w:t>
+      </w:r>
+      <w:proofErr w:type="spellStart"/>
+      <w:r>
+        <w:t>main</w:t>
+      </w:r>
+      <w:proofErr w:type="spellEnd"/>
+      <w:r>
+        <w:t xml:space="preserve"> --</w:t>
+      </w:r>
+      <w:proofErr w:type="spellStart"/>
+      <w:r>
+        <w:t>allow</w:t>
+      </w:r>
+      <w:proofErr w:type="spellEnd"/>
+      <w:r>
+        <w:t>-</w:t>
+      </w:r>
+      <w:proofErr w:type="spellStart"/>
+      <w:r>
+        <w:t>unrelated</w:t>
+      </w:r>
+      <w:proofErr w:type="spellEnd"/>
+      <w:r>
+        <w:t>-histories</w:t>
       </w:r>
     </w:p>
     <w:p>
       <w:r>
         <w:t xml:space="preserve">Probablemente Git abra un editor de texto para confirmar el mensaje del </w:t>
       </w:r>
+      <w:proofErr w:type="spellStart"/>
       <w:r>
         <w:rPr>
           <w:i/>
@@ -4756,6 +6307,7 @@
         </w:rPr>
         <w:t>merge</w:t>
       </w:r>
+      <w:proofErr w:type="spellEnd"/>
       <w:r>
         <w:t>.</w:t>
       </w:r>
@@ -4764,6 +6316,7 @@
       <w:r>
         <w:t xml:space="preserve">Si aparece </w:t>
       </w:r>
+      <w:proofErr w:type="spellStart"/>
       <w:r>
         <w:rPr>
           <w:b/>
@@ -4771,6 +6324,7 @@
         </w:rPr>
         <w:t>Vim</w:t>
       </w:r>
+      <w:proofErr w:type="spellEnd"/>
       <w:r>
         <w:t xml:space="preserve"> (pantalla negra), haz esto:</w:t>
       </w:r>
@@ -4783,7 +6337,15 @@
         </w:numPr>
       </w:pPr>
       <w:r>
-        <w:t xml:space="preserve">Presiona Esc </w:t>
+        <w:t xml:space="preserve">Presiona </w:t>
+      </w:r>
+      <w:proofErr w:type="spellStart"/>
+      <w:r>
+        <w:t>Esc</w:t>
+      </w:r>
+      <w:proofErr w:type="spellEnd"/>
+      <w:r>
+        <w:t xml:space="preserve"> </w:t>
       </w:r>
     </w:p>
     <w:p>
@@ -4798,9 +6360,16 @@
       </w:r>
     </w:p>
     <w:p>
-      <w:r>
-        <w:t>:wq</w:t>
-      </w:r>
+      <w:proofErr w:type="gramStart"/>
+      <w:r>
+        <w:t>:</w:t>
+      </w:r>
+      <w:proofErr w:type="spellStart"/>
+      <w:r>
+        <w:t>wq</w:t>
+      </w:r>
+      <w:proofErr w:type="spellEnd"/>
+      <w:proofErr w:type="gramEnd"/>
     </w:p>
     <w:p>
       <w:pPr>
@@ -4841,9 +6410,35 @@
       </w:r>
     </w:p>
     <w:p>
-      <w:r>
-        <w:t>git push -u origin main</w:t>
-      </w:r>
+      <w:proofErr w:type="spellStart"/>
+      <w:r>
+        <w:t>git</w:t>
+      </w:r>
+      <w:proofErr w:type="spellEnd"/>
+      <w:r>
+        <w:t xml:space="preserve"> </w:t>
+      </w:r>
+      <w:proofErr w:type="spellStart"/>
+      <w:r>
+        <w:t>push</w:t>
+      </w:r>
+      <w:proofErr w:type="spellEnd"/>
+      <w:r>
+        <w:t xml:space="preserve"> -u </w:t>
+      </w:r>
+      <w:proofErr w:type="spellStart"/>
+      <w:r>
+        <w:t>origin</w:t>
+      </w:r>
+      <w:proofErr w:type="spellEnd"/>
+      <w:r>
+        <w:t xml:space="preserve"> </w:t>
+      </w:r>
+      <w:proofErr w:type="spellStart"/>
+      <w:r>
+        <w:t>main</w:t>
+      </w:r>
+      <w:proofErr w:type="spellEnd"/>
     </w:p>
     <w:p>
       <w:r>
@@ -4871,25 +6466,60 @@
       </w:r>
     </w:p>
     <w:p>
+      <w:proofErr w:type="spellStart"/>
       <w:r>
         <w:lastRenderedPageBreak/>
-        <w:t>git status</w:t>
-      </w:r>
-    </w:p>
-    <w:p>
-      <w:r>
-        <w:t>git log --oneline</w:t>
-      </w:r>
-    </w:p>
-    <w:p>
-      <w:r>
-        <w:t>git remote -v</w:t>
-      </w:r>
-    </w:p>
-    <w:p>
-      <w:r>
-        <w:t>git branch</w:t>
-      </w:r>
+        <w:t>git</w:t>
+      </w:r>
+      <w:proofErr w:type="spellEnd"/>
+      <w:r>
+        <w:t xml:space="preserve"> </w:t>
+      </w:r>
+      <w:proofErr w:type="gramStart"/>
+      <w:r>
+        <w:t>status</w:t>
+      </w:r>
+      <w:proofErr w:type="gramEnd"/>
+    </w:p>
+    <w:p>
+      <w:proofErr w:type="spellStart"/>
+      <w:r>
+        <w:t>git</w:t>
+      </w:r>
+      <w:proofErr w:type="spellEnd"/>
+      <w:r>
+        <w:t xml:space="preserve"> log --</w:t>
+      </w:r>
+      <w:proofErr w:type="spellStart"/>
+      <w:r>
+        <w:t>oneline</w:t>
+      </w:r>
+      <w:proofErr w:type="spellEnd"/>
+    </w:p>
+    <w:p>
+      <w:proofErr w:type="spellStart"/>
+      <w:r>
+        <w:t>git</w:t>
+      </w:r>
+      <w:proofErr w:type="spellEnd"/>
+      <w:r>
+        <w:t xml:space="preserve"> remote -v</w:t>
+      </w:r>
+    </w:p>
+    <w:p>
+      <w:proofErr w:type="spellStart"/>
+      <w:r>
+        <w:t>git</w:t>
+      </w:r>
+      <w:proofErr w:type="spellEnd"/>
+      <w:r>
+        <w:t xml:space="preserve"> </w:t>
+      </w:r>
+      <w:proofErr w:type="spellStart"/>
+      <w:r>
+        <w:t>branch</w:t>
+      </w:r>
+      <w:proofErr w:type="spellEnd"/>
     </w:p>
     <w:p>
       <w:r>
@@ -4969,23 +6599,140 @@
       </w:r>
     </w:p>
     <w:p>
-      <w:r>
-        <w:t>On branch main</w:t>
-      </w:r>
-      <w:r>
-        <w:br/>
-      </w:r>
-      <w:r>
-        <w:br/>
-        <w:t>Your branch is up to date with 'origin/main'.</w:t>
-      </w:r>
-      <w:r>
-        <w:br/>
-      </w:r>
-      <w:r>
-        <w:br/>
-        <w:t>nothing to commit, working tree clean</w:t>
-      </w:r>
+      <w:proofErr w:type="spellStart"/>
+      <w:r>
+        <w:t>On</w:t>
+      </w:r>
+      <w:proofErr w:type="spellEnd"/>
+      <w:r>
+        <w:t xml:space="preserve"> </w:t>
+      </w:r>
+      <w:proofErr w:type="spellStart"/>
+      <w:r>
+        <w:t>branch</w:t>
+      </w:r>
+      <w:proofErr w:type="spellEnd"/>
+      <w:r>
+        <w:t xml:space="preserve"> </w:t>
+      </w:r>
+      <w:proofErr w:type="spellStart"/>
+      <w:r>
+        <w:t>main</w:t>
+      </w:r>
+      <w:proofErr w:type="spellEnd"/>
+      <w:r>
+        <w:br/>
+      </w:r>
+      <w:r>
+        <w:br/>
+      </w:r>
+      <w:proofErr w:type="spellStart"/>
+      <w:r>
+        <w:t>Your</w:t>
+      </w:r>
+      <w:proofErr w:type="spellEnd"/>
+      <w:r>
+        <w:t xml:space="preserve"> </w:t>
+      </w:r>
+      <w:proofErr w:type="spellStart"/>
+      <w:r>
+        <w:t>branch</w:t>
+      </w:r>
+      <w:proofErr w:type="spellEnd"/>
+      <w:r>
+        <w:t xml:space="preserve"> </w:t>
+      </w:r>
+      <w:proofErr w:type="spellStart"/>
+      <w:r>
+        <w:t>is</w:t>
+      </w:r>
+      <w:proofErr w:type="spellEnd"/>
+      <w:r>
+        <w:t xml:space="preserve"> up </w:t>
+      </w:r>
+      <w:proofErr w:type="spellStart"/>
+      <w:r>
+        <w:t>to</w:t>
+      </w:r>
+      <w:proofErr w:type="spellEnd"/>
+      <w:r>
+        <w:t xml:space="preserve"> date </w:t>
+      </w:r>
+      <w:proofErr w:type="spellStart"/>
+      <w:r>
+        <w:t>with</w:t>
+      </w:r>
+      <w:proofErr w:type="spellEnd"/>
+      <w:r>
+        <w:t xml:space="preserve"> '</w:t>
+      </w:r>
+      <w:proofErr w:type="spellStart"/>
+      <w:r>
+        <w:t>origin</w:t>
+      </w:r>
+      <w:proofErr w:type="spellEnd"/>
+      <w:r>
+        <w:t>/</w:t>
+      </w:r>
+      <w:proofErr w:type="spellStart"/>
+      <w:r>
+        <w:t>main</w:t>
+      </w:r>
+      <w:proofErr w:type="spellEnd"/>
+      <w:r>
+        <w:t>'.</w:t>
+      </w:r>
+      <w:r>
+        <w:br/>
+      </w:r>
+      <w:r>
+        <w:br/>
+      </w:r>
+      <w:proofErr w:type="spellStart"/>
+      <w:r>
+        <w:t>nothing</w:t>
+      </w:r>
+      <w:proofErr w:type="spellEnd"/>
+      <w:r>
+        <w:t xml:space="preserve"> </w:t>
+      </w:r>
+      <w:proofErr w:type="spellStart"/>
+      <w:r>
+        <w:t>to</w:t>
+      </w:r>
+      <w:proofErr w:type="spellEnd"/>
+      <w:r>
+        <w:t xml:space="preserve"> </w:t>
+      </w:r>
+      <w:proofErr w:type="spellStart"/>
+      <w:r>
+        <w:t>commit</w:t>
+      </w:r>
+      <w:proofErr w:type="spellEnd"/>
+      <w:r>
+        <w:t xml:space="preserve">, </w:t>
+      </w:r>
+      <w:proofErr w:type="spellStart"/>
+      <w:r>
+        <w:t>working</w:t>
+      </w:r>
+      <w:proofErr w:type="spellEnd"/>
+      <w:r>
+        <w:t xml:space="preserve"> </w:t>
+      </w:r>
+      <w:proofErr w:type="spellStart"/>
+      <w:r>
+        <w:t>tree</w:t>
+      </w:r>
+      <w:proofErr w:type="spellEnd"/>
+      <w:r>
+        <w:t xml:space="preserve"> </w:t>
+      </w:r>
+      <w:proofErr w:type="spellStart"/>
+      <w:r>
+        <w:t>clean</w:t>
+      </w:r>
+      <w:proofErr w:type="spellEnd"/>
     </w:p>
     <w:p>
       <w:r>
@@ -5011,7 +6758,15 @@
         <w:t>✅</w:t>
       </w:r>
       <w:r>
-        <w:t xml:space="preserve"> Estás en la rama main. </w:t>
+        <w:t xml:space="preserve"> Estás en la rama </w:t>
+      </w:r>
+      <w:proofErr w:type="spellStart"/>
+      <w:r>
+        <w:t>main</w:t>
+      </w:r>
+      <w:proofErr w:type="spellEnd"/>
+      <w:r>
+        <w:t xml:space="preserve">. </w:t>
       </w:r>
     </w:p>
     <w:p>
@@ -5078,21 +6833,84 @@
       </w:pPr>
       <w:r>
         <w:lastRenderedPageBreak/>
-        <w:t>2. Historial de commits</w:t>
-      </w:r>
-    </w:p>
-    <w:p>
-      <w:r>
-        <w:t>1ba4de3 Merge branch 'main'...</w:t>
-      </w:r>
-      <w:r>
-        <w:br/>
-        <w:t>c4ff9d2 Initial commit - Data Analyst Roadmap</w:t>
-      </w:r>
-      <w:r>
-        <w:br/>
-        <w:t>f6e8bd2 Initial commit</w:t>
-      </w:r>
+        <w:t xml:space="preserve">2. Historial de </w:t>
+      </w:r>
+      <w:proofErr w:type="spellStart"/>
+      <w:r>
+        <w:t>commits</w:t>
+      </w:r>
+      <w:proofErr w:type="spellEnd"/>
+    </w:p>
+    <w:p>
+      <w:r>
+        <w:t xml:space="preserve">1ba4de3 Merge </w:t>
+      </w:r>
+      <w:proofErr w:type="spellStart"/>
+      <w:r>
+        <w:t>branch</w:t>
+      </w:r>
+      <w:proofErr w:type="spellEnd"/>
+      <w:r>
+        <w:t xml:space="preserve"> '</w:t>
+      </w:r>
+      <w:proofErr w:type="spellStart"/>
+      <w:r>
+        <w:t>main</w:t>
+      </w:r>
+      <w:proofErr w:type="spellEnd"/>
+      <w:r>
+        <w:t>'...</w:t>
+      </w:r>
+      <w:r>
+        <w:br/>
+        <w:t xml:space="preserve">c4ff9d2 </w:t>
+      </w:r>
+      <w:proofErr w:type="spellStart"/>
+      <w:r>
+        <w:t>Initial</w:t>
+      </w:r>
+      <w:proofErr w:type="spellEnd"/>
+      <w:r>
+        <w:t xml:space="preserve"> </w:t>
+      </w:r>
+      <w:proofErr w:type="spellStart"/>
+      <w:r>
+        <w:t>commit</w:t>
+      </w:r>
+      <w:proofErr w:type="spellEnd"/>
+      <w:r>
+        <w:t xml:space="preserve"> - Data </w:t>
+      </w:r>
+      <w:proofErr w:type="spellStart"/>
+      <w:r>
+        <w:t>Analyst</w:t>
+      </w:r>
+      <w:proofErr w:type="spellEnd"/>
+      <w:r>
+        <w:t xml:space="preserve"> </w:t>
+      </w:r>
+      <w:proofErr w:type="spellStart"/>
+      <w:r>
+        <w:t>Roadmap</w:t>
+      </w:r>
+      <w:proofErr w:type="spellEnd"/>
+      <w:r>
+        <w:br/>
+        <w:t xml:space="preserve">f6e8bd2 </w:t>
+      </w:r>
+      <w:proofErr w:type="spellStart"/>
+      <w:r>
+        <w:t>Initial</w:t>
+      </w:r>
+      <w:proofErr w:type="spellEnd"/>
+      <w:r>
+        <w:t xml:space="preserve"> </w:t>
+      </w:r>
+      <w:proofErr w:type="spellStart"/>
+      <w:r>
+        <w:t>commit</w:t>
+      </w:r>
+      <w:proofErr w:type="spellEnd"/>
     </w:p>
     <w:p>
       <w:r>
@@ -5101,8 +6919,13 @@
     </w:p>
     <w:p>
       <w:r>
-        <w:t xml:space="preserve">                 Merge</w:t>
-      </w:r>
+        <w:t xml:space="preserve">                 </w:t>
+      </w:r>
+      <w:proofErr w:type="spellStart"/>
+      <w:r>
+        <w:t>Merge</w:t>
+      </w:r>
+      <w:proofErr w:type="spellEnd"/>
       <w:r>
         <w:br/>
         <w:t xml:space="preserve">                   │</w:t>
@@ -5177,9 +7000,11 @@
       </w:r>
     </w:p>
     <w:p>
+      <w:proofErr w:type="spellStart"/>
       <w:r>
         <w:t>origin</w:t>
       </w:r>
+      <w:proofErr w:type="spellEnd"/>
     </w:p>
     <w:p>
       <w:r>
@@ -5207,9 +7032,11 @@
       </w:r>
     </w:p>
     <w:p>
+      <w:proofErr w:type="spellStart"/>
       <w:r>
         <w:t>main</w:t>
       </w:r>
+      <w:proofErr w:type="spellEnd"/>
     </w:p>
     <w:p>
       <w:r>
@@ -5255,7 +7082,15 @@
         </w:numPr>
       </w:pPr>
       <w:r>
-        <w:t xml:space="preserve">Git Init </w:t>
+        <w:t xml:space="preserve">Git </w:t>
+      </w:r>
+      <w:proofErr w:type="spellStart"/>
+      <w:r>
+        <w:t>Init</w:t>
+      </w:r>
+      <w:proofErr w:type="spellEnd"/>
+      <w:r>
+        <w:t xml:space="preserve"> </w:t>
       </w:r>
     </w:p>
     <w:p>
@@ -5276,8 +7111,13 @@
           <w:numId w:val="20"/>
         </w:numPr>
       </w:pPr>
-      <w:r>
-        <w:t xml:space="preserve">Commit </w:t>
+      <w:proofErr w:type="spellStart"/>
+      <w:r>
+        <w:t>Commit</w:t>
+      </w:r>
+      <w:proofErr w:type="spellEnd"/>
+      <w:r>
+        <w:t xml:space="preserve"> </w:t>
       </w:r>
     </w:p>
     <w:p>
@@ -5309,9 +7149,14 @@
           <w:numId w:val="20"/>
         </w:numPr>
       </w:pPr>
+      <w:proofErr w:type="spellStart"/>
       <w:r>
         <w:lastRenderedPageBreak/>
-        <w:t xml:space="preserve">Merge </w:t>
+        <w:t>Merge</w:t>
+      </w:r>
+      <w:proofErr w:type="spellEnd"/>
+      <w:r>
+        <w:t xml:space="preserve"> </w:t>
       </w:r>
     </w:p>
     <w:p>
@@ -5367,6 +7212,7 @@
           <w:bCs/>
         </w:rPr>
       </w:pPr>
+      <w:proofErr w:type="gramStart"/>
       <w:r>
         <w:rPr>
           <w:b/>
@@ -5374,6 +7220,7 @@
         </w:rPr>
         <w:t>Qué son estos archivos?</w:t>
       </w:r>
+      <w:proofErr w:type="gramEnd"/>
     </w:p>
     <w:p>
       <w:r>
@@ -5387,7 +7234,23 @@
     </w:p>
     <w:p>
       <w:r>
-        <w:t>data-analyst-roadmap/</w:t>
+        <w:t>data-</w:t>
+      </w:r>
+      <w:proofErr w:type="spellStart"/>
+      <w:r>
+        <w:t>analyst</w:t>
+      </w:r>
+      <w:proofErr w:type="spellEnd"/>
+      <w:r>
+        <w:t>-</w:t>
+      </w:r>
+      <w:proofErr w:type="spellStart"/>
+      <w:r>
+        <w:t>roadmap</w:t>
+      </w:r>
+      <w:proofErr w:type="spellEnd"/>
+      <w:r>
+        <w:t>/</w:t>
       </w:r>
       <w:r>
         <w:br/>
@@ -5409,7 +7272,15 @@
         <w:t>──</w:t>
       </w:r>
       <w:r>
-        <w:t xml:space="preserve"> datasets/</w:t>
+        <w:t xml:space="preserve"> </w:t>
+      </w:r>
+      <w:proofErr w:type="spellStart"/>
+      <w:r>
+        <w:t>datasets</w:t>
+      </w:r>
+      <w:proofErr w:type="spellEnd"/>
+      <w:r>
+        <w:t>/</w:t>
       </w:r>
       <w:r>
         <w:br/>
@@ -5445,7 +7316,15 @@
         <w:t>──</w:t>
       </w:r>
       <w:r>
-        <w:t xml:space="preserve"> excel/</w:t>
+        <w:t xml:space="preserve"> </w:t>
+      </w:r>
+      <w:proofErr w:type="spellStart"/>
+      <w:r>
+        <w:t>excel</w:t>
+      </w:r>
+      <w:proofErr w:type="spellEnd"/>
+      <w:r>
+        <w:t>/</w:t>
       </w:r>
       <w:r>
         <w:br/>
@@ -5463,7 +7342,15 @@
         <w:t>──</w:t>
       </w:r>
       <w:r>
-        <w:t xml:space="preserve"> images/</w:t>
+        <w:t xml:space="preserve"> </w:t>
+      </w:r>
+      <w:proofErr w:type="spellStart"/>
+      <w:r>
+        <w:t>images</w:t>
+      </w:r>
+      <w:proofErr w:type="spellEnd"/>
+      <w:r>
+        <w:t>/</w:t>
       </w:r>
       <w:r>
         <w:br/>
@@ -5499,7 +7386,15 @@
         <w:t>──</w:t>
       </w:r>
       <w:r>
-        <w:t xml:space="preserve"> portfolio/</w:t>
+        <w:t xml:space="preserve"> </w:t>
+      </w:r>
+      <w:proofErr w:type="gramStart"/>
+      <w:r>
+        <w:t>portfolio</w:t>
+      </w:r>
+      <w:proofErr w:type="gramEnd"/>
+      <w:r>
+        <w:t>/</w:t>
       </w:r>
       <w:r>
         <w:br/>
@@ -5517,7 +7412,15 @@
         <w:t>──</w:t>
       </w:r>
       <w:r>
-        <w:t xml:space="preserve"> powerbi/</w:t>
+        <w:t xml:space="preserve"> </w:t>
+      </w:r>
+      <w:proofErr w:type="spellStart"/>
+      <w:r>
+        <w:t>powerbi</w:t>
+      </w:r>
+      <w:proofErr w:type="spellEnd"/>
+      <w:r>
+        <w:t>/</w:t>
       </w:r>
       <w:r>
         <w:br/>
@@ -5535,7 +7438,15 @@
         <w:t>──</w:t>
       </w:r>
       <w:r>
-        <w:t xml:space="preserve"> python/</w:t>
+        <w:t xml:space="preserve"> </w:t>
+      </w:r>
+      <w:proofErr w:type="spellStart"/>
+      <w:r>
+        <w:t>python</w:t>
+      </w:r>
+      <w:proofErr w:type="spellEnd"/>
+      <w:r>
+        <w:t>/</w:t>
       </w:r>
       <w:r>
         <w:br/>
@@ -5553,7 +7464,15 @@
         <w:t>──</w:t>
       </w:r>
       <w:r>
-        <w:t xml:space="preserve"> sql/</w:t>
+        <w:t xml:space="preserve"> </w:t>
+      </w:r>
+      <w:proofErr w:type="spellStart"/>
+      <w:r>
+        <w:t>sql</w:t>
+      </w:r>
+      <w:proofErr w:type="spellEnd"/>
+      <w:r>
+        <w:t>/</w:t>
       </w:r>
       <w:r>
         <w:br/>
@@ -5571,7 +7490,15 @@
         <w:t>──</w:t>
       </w:r>
       <w:r>
-        <w:t xml:space="preserve"> tableau/</w:t>
+        <w:t xml:space="preserve"> </w:t>
+      </w:r>
+      <w:proofErr w:type="spellStart"/>
+      <w:r>
+        <w:t>tableau</w:t>
+      </w:r>
+      <w:proofErr w:type="spellEnd"/>
+      <w:r>
+        <w:t>/</w:t>
       </w:r>
       <w:r>
         <w:br/>
@@ -5613,10 +7540,41 @@
         <w:rPr>
           <w:rFonts w:ascii="Aptos" w:hAnsi="Aptos" w:cs="Aptos"/>
         </w:rPr>
+        <w:t>─</w:t>
+      </w:r>
+      <w:proofErr w:type="gramStart"/>
+      <w:r>
+        <w:rPr>
+          <w:rFonts w:ascii="Aptos" w:hAnsi="Aptos" w:cs="Aptos"/>
+        </w:rPr>
+        <w:t>─</w:t>
+      </w:r>
+      <w:r>
+        <w:t xml:space="preserve"> .</w:t>
+      </w:r>
+      <w:proofErr w:type="spellStart"/>
+      <w:r>
+        <w:t>gitignore</w:t>
+      </w:r>
+      <w:proofErr w:type="spellEnd"/>
+      <w:proofErr w:type="gramEnd"/>
+      <w:r>
+        <w:br/>
+      </w:r>
+      <w:r>
+        <w:rPr>
+          <w:rFonts w:ascii="MS Gothic" w:eastAsia="MS Gothic" w:hAnsi="MS Gothic" w:cs="MS Gothic" w:hint="eastAsia"/>
+        </w:rPr>
+        <w:t>├</w:t>
+      </w:r>
+      <w:r>
+        <w:rPr>
+          <w:rFonts w:ascii="Aptos" w:hAnsi="Aptos" w:cs="Aptos"/>
+        </w:rPr>
         <w:t>──</w:t>
       </w:r>
       <w:r>
-        <w:t xml:space="preserve"> .gitignore</w:t>
+        <w:t xml:space="preserve"> LICENSE</w:t>
       </w:r>
       <w:r>
         <w:br/>
@@ -5634,25 +7592,16 @@
         <w:t>──</w:t>
       </w:r>
       <w:r>
-        <w:t xml:space="preserve"> LICENSE</w:t>
-      </w:r>
-      <w:r>
-        <w:br/>
-      </w:r>
-      <w:r>
-        <w:rPr>
-          <w:rFonts w:ascii="MS Gothic" w:eastAsia="MS Gothic" w:hAnsi="MS Gothic" w:cs="MS Gothic" w:hint="eastAsia"/>
-        </w:rPr>
-        <w:t>├</w:t>
+        <w:t xml:space="preserve"> requirements.txt</w:t>
+      </w:r>
+      <w:r>
+        <w:br/>
       </w:r>
       <w:r>
         <w:rPr>
           <w:rFonts w:ascii="Aptos" w:hAnsi="Aptos" w:cs="Aptos"/>
         </w:rPr>
-        <w:t>──</w:t>
-      </w:r>
-      <w:r>
-        <w:t xml:space="preserve"> requirements.txt</w:t>
+        <w:t>│</w:t>
       </w:r>
       <w:r>
         <w:br/>
@@ -5661,19 +7610,26 @@
         <w:rPr>
           <w:rFonts w:ascii="Aptos" w:hAnsi="Aptos" w:cs="Aptos"/>
         </w:rPr>
-        <w:t>│</w:t>
-      </w:r>
-      <w:r>
-        <w:br/>
-      </w:r>
+        <w:t>└─</w:t>
+      </w:r>
+      <w:proofErr w:type="gramStart"/>
       <w:r>
         <w:rPr>
           <w:rFonts w:ascii="Aptos" w:hAnsi="Aptos" w:cs="Aptos"/>
         </w:rPr>
-        <w:t>└──</w:t>
-      </w:r>
-      <w:r>
-        <w:t xml:space="preserve"> .git/</w:t>
+        <w:t>─</w:t>
+      </w:r>
+      <w:r>
+        <w:t xml:space="preserve"> .</w:t>
+      </w:r>
+      <w:proofErr w:type="spellStart"/>
+      <w:r>
+        <w:t>git</w:t>
+      </w:r>
+      <w:proofErr w:type="spellEnd"/>
+      <w:proofErr w:type="gramEnd"/>
+      <w:r>
+        <w:t>/</w:t>
       </w:r>
     </w:p>
     <w:p>
@@ -5696,8 +7652,21 @@
     </w:p>
     <w:p>
       <w:r>
-        <w:t>data-analyst-roadmap</w:t>
-      </w:r>
+        <w:t>data-</w:t>
+      </w:r>
+      <w:proofErr w:type="spellStart"/>
+      <w:r>
+        <w:t>analyst</w:t>
+      </w:r>
+      <w:proofErr w:type="spellEnd"/>
+      <w:r>
+        <w:t>-</w:t>
+      </w:r>
+      <w:proofErr w:type="spellStart"/>
+      <w:r>
+        <w:t>roadmap</w:t>
+      </w:r>
+      <w:proofErr w:type="spellEnd"/>
     </w:p>
     <w:p>
       <w:r>
@@ -5721,9 +7690,16 @@
       </w:r>
     </w:p>
     <w:p>
-      <w:r>
-        <w:t>.gitignore</w:t>
-      </w:r>
+      <w:proofErr w:type="gramStart"/>
+      <w:r>
+        <w:t>.</w:t>
+      </w:r>
+      <w:proofErr w:type="spellStart"/>
+      <w:r>
+        <w:t>gitignore</w:t>
+      </w:r>
+      <w:proofErr w:type="spellEnd"/>
+      <w:proofErr w:type="gramEnd"/>
     </w:p>
     <w:p>
       <w:r>
@@ -5777,14 +7753,35 @@
     </w:p>
     <w:p>
       <w:r>
-        <w:t># Data Analyst Roadmap</w:t>
-      </w:r>
-      <w:r>
-        <w:br/>
-      </w:r>
-      <w:r>
-        <w:br/>
-        <w:t>Este repositorio documenta mi proceso de aprendizaje para convertirme en Data Analyst profesional en 90 días.</w:t>
+        <w:t xml:space="preserve"># Data </w:t>
+      </w:r>
+      <w:proofErr w:type="spellStart"/>
+      <w:r>
+        <w:t>Analyst</w:t>
+      </w:r>
+      <w:proofErr w:type="spellEnd"/>
+      <w:r>
+        <w:t xml:space="preserve"> </w:t>
+      </w:r>
+      <w:proofErr w:type="spellStart"/>
+      <w:r>
+        <w:t>Roadmap</w:t>
+      </w:r>
+      <w:proofErr w:type="spellEnd"/>
+      <w:r>
+        <w:br/>
+      </w:r>
+      <w:r>
+        <w:br/>
+        <w:t xml:space="preserve">Este repositorio documenta mi proceso de aprendizaje para convertirme en Data </w:t>
+      </w:r>
+      <w:proofErr w:type="spellStart"/>
+      <w:r>
+        <w:t>Analyst</w:t>
+      </w:r>
+      <w:proofErr w:type="spellEnd"/>
+      <w:r>
+        <w:t xml:space="preserve"> profesional en 90 días.</w:t>
       </w:r>
       <w:r>
         <w:br/>
@@ -5848,16 +7845,26 @@
       </w:r>
       <w:r>
         <w:br/>
-        <w:t>- NumPy</w:t>
-      </w:r>
+        <w:t xml:space="preserve">- </w:t>
+      </w:r>
+      <w:proofErr w:type="spellStart"/>
+      <w:r>
+        <w:t>NumPy</w:t>
+      </w:r>
+      <w:proofErr w:type="spellEnd"/>
       <w:r>
         <w:br/>
         <w:t>- Power BI</w:t>
       </w:r>
       <w:r>
         <w:br/>
-        <w:t>- Tableau</w:t>
-      </w:r>
+        <w:t xml:space="preserve">- </w:t>
+      </w:r>
+      <w:proofErr w:type="spellStart"/>
+      <w:r>
+        <w:t>Tableau</w:t>
+      </w:r>
+      <w:proofErr w:type="spellEnd"/>
       <w:r>
         <w:br/>
         <w:t>- Git</w:t>
@@ -5879,16 +7886,31 @@
       </w:r>
       <w:r>
         <w:br/>
-        <w:t>- datasets</w:t>
-      </w:r>
-      <w:r>
-        <w:br/>
-        <w:t>- sql</w:t>
-      </w:r>
-      <w:r>
-        <w:br/>
-        <w:t>- python</w:t>
-      </w:r>
+        <w:t xml:space="preserve">- </w:t>
+      </w:r>
+      <w:proofErr w:type="spellStart"/>
+      <w:r>
+        <w:t>datasets</w:t>
+      </w:r>
+      <w:proofErr w:type="spellEnd"/>
+      <w:r>
+        <w:br/>
+        <w:t xml:space="preserve">- </w:t>
+      </w:r>
+      <w:proofErr w:type="spellStart"/>
+      <w:r>
+        <w:t>sql</w:t>
+      </w:r>
+      <w:proofErr w:type="spellEnd"/>
+      <w:r>
+        <w:br/>
+        <w:t xml:space="preserve">- </w:t>
+      </w:r>
+      <w:proofErr w:type="spellStart"/>
+      <w:r>
+        <w:t>python</w:t>
+      </w:r>
+      <w:proofErr w:type="spellEnd"/>
       <w:r>
         <w:br/>
         <w:t>- notebooks</w:t>
@@ -5941,6 +7963,7 @@
       <w:r>
         <w:t>2️</w:t>
       </w:r>
+      <w:proofErr w:type="gramStart"/>
       <w:r>
         <w:rPr>
           <w:rFonts w:ascii="Segoe UI Symbol" w:hAnsi="Segoe UI Symbol" w:cs="Segoe UI Symbol"/>
@@ -5948,8 +7971,14 @@
         <w:t>⃣</w:t>
       </w:r>
       <w:r>
-        <w:t xml:space="preserve"> .gitignore</w:t>
-      </w:r>
+        <w:t xml:space="preserve"> .</w:t>
+      </w:r>
+      <w:proofErr w:type="spellStart"/>
+      <w:r>
+        <w:t>gitignore</w:t>
+      </w:r>
+      <w:proofErr w:type="spellEnd"/>
+      <w:proofErr w:type="gramEnd"/>
     </w:p>
     <w:p>
       <w:r>
@@ -5975,12 +8004,25 @@
       </w:r>
       <w:r>
         <w:br/>
-        <w:t>__pycache__/</w:t>
-      </w:r>
-      <w:r>
-        <w:br/>
-        <w:t>*.pyc</w:t>
-      </w:r>
+        <w:t>__</w:t>
+      </w:r>
+      <w:proofErr w:type="spellStart"/>
+      <w:r>
+        <w:t>pycache</w:t>
+      </w:r>
+      <w:proofErr w:type="spellEnd"/>
+      <w:r>
+        <w:t>__/</w:t>
+      </w:r>
+      <w:r>
+        <w:br/>
+        <w:t>*.</w:t>
+      </w:r>
+      <w:proofErr w:type="spellStart"/>
+      <w:r>
+        <w:t>pyc</w:t>
+      </w:r>
+      <w:proofErr w:type="spellEnd"/>
       <w:r>
         <w:br/>
       </w:r>
@@ -5993,21 +8035,42 @@
       </w:r>
       <w:r>
         <w:br/>
-        <w:t>.vscode/</w:t>
-      </w:r>
-      <w:r>
-        <w:br/>
-      </w:r>
-      <w:r>
-        <w:br/>
-        <w:t># Jupyter</w:t>
-      </w:r>
-      <w:r>
-        <w:br/>
-      </w:r>
-      <w:r>
-        <w:br/>
-        <w:t>.ipynb_checkpoints/</w:t>
+        <w:t>.</w:t>
+      </w:r>
+      <w:proofErr w:type="spellStart"/>
+      <w:r>
+        <w:t>vscode</w:t>
+      </w:r>
+      <w:proofErr w:type="spellEnd"/>
+      <w:r>
+        <w:t>/</w:t>
+      </w:r>
+      <w:r>
+        <w:br/>
+      </w:r>
+      <w:r>
+        <w:br/>
+        <w:t xml:space="preserve"># </w:t>
+      </w:r>
+      <w:proofErr w:type="spellStart"/>
+      <w:r>
+        <w:t>Jupyter</w:t>
+      </w:r>
+      <w:proofErr w:type="spellEnd"/>
+      <w:r>
+        <w:br/>
+      </w:r>
+      <w:r>
+        <w:br/>
+        <w:t>.</w:t>
+      </w:r>
+      <w:proofErr w:type="spellStart"/>
+      <w:r>
+        <w:t>ipynb_checkpoints</w:t>
+      </w:r>
+      <w:proofErr w:type="spellEnd"/>
+      <w:r>
+        <w:t>/</w:t>
       </w:r>
       <w:r>
         <w:br/>
@@ -6021,8 +8084,12 @@
       </w:r>
       <w:r>
         <w:br/>
+      </w:r>
+      <w:proofErr w:type="spellStart"/>
+      <w:r>
         <w:t>Thumbs.db</w:t>
       </w:r>
+      <w:proofErr w:type="spellEnd"/>
       <w:r>
         <w:br/>
         <w:t>Desktop.ini</w:t>
@@ -6040,11 +8107,26 @@
       <w:r>
         <w:lastRenderedPageBreak/>
         <w:br/>
-        <w:t>venv/</w:t>
-      </w:r>
-      <w:r>
-        <w:br/>
-        <w:t>.env/</w:t>
+      </w:r>
+      <w:proofErr w:type="spellStart"/>
+      <w:r>
+        <w:t>venv</w:t>
+      </w:r>
+      <w:proofErr w:type="spellEnd"/>
+      <w:r>
+        <w:t>/</w:t>
+      </w:r>
+      <w:r>
+        <w:br/>
+        <w:t>.</w:t>
+      </w:r>
+      <w:proofErr w:type="spellStart"/>
+      <w:r>
+        <w:t>env</w:t>
+      </w:r>
+      <w:proofErr w:type="spellEnd"/>
+      <w:r>
+        <w:t>/</w:t>
       </w:r>
       <w:r>
         <w:br/>
@@ -6091,12 +8173,25 @@
     </w:p>
     <w:p>
       <w:r>
-        <w:t>MIT License</w:t>
-      </w:r>
-    </w:p>
-    <w:p>
-      <w:r>
-        <w:t>Más adelante aprenderemos sobre licencias Open Source y la reemplazaremos por la licencia completa.</w:t>
+        <w:t xml:space="preserve">MIT </w:t>
+      </w:r>
+      <w:proofErr w:type="spellStart"/>
+      <w:r>
+        <w:t>License</w:t>
+      </w:r>
+      <w:proofErr w:type="spellEnd"/>
+    </w:p>
+    <w:p>
+      <w:r>
+        <w:t xml:space="preserve">Más adelante aprenderemos sobre licencias Open </w:t>
+      </w:r>
+      <w:proofErr w:type="spellStart"/>
+      <w:r>
+        <w:t>Source</w:t>
+      </w:r>
+      <w:proofErr w:type="spellEnd"/>
+      <w:r>
+        <w:t xml:space="preserve"> y la reemplazaremos por la licencia completa.</w:t>
       </w:r>
     </w:p>
     <w:p>
@@ -6139,36 +8234,64 @@
       </w:r>
       <w:r>
         <w:br/>
+      </w:r>
+      <w:proofErr w:type="spellStart"/>
+      <w:r>
         <w:t>numpy</w:t>
       </w:r>
-      <w:r>
-        <w:br/>
+      <w:proofErr w:type="spellEnd"/>
+      <w:r>
+        <w:br/>
+      </w:r>
+      <w:proofErr w:type="spellStart"/>
+      <w:r>
         <w:t>matplotlib</w:t>
       </w:r>
-      <w:r>
-        <w:br/>
+      <w:proofErr w:type="spellEnd"/>
+      <w:r>
+        <w:br/>
+      </w:r>
+      <w:proofErr w:type="spellStart"/>
+      <w:r>
         <w:t>plotly</w:t>
       </w:r>
-      <w:r>
-        <w:br/>
+      <w:proofErr w:type="spellEnd"/>
+      <w:r>
+        <w:br/>
+      </w:r>
+      <w:proofErr w:type="spellStart"/>
+      <w:r>
         <w:t>jupyter</w:t>
       </w:r>
-      <w:r>
-        <w:br/>
+      <w:proofErr w:type="spellEnd"/>
+      <w:r>
+        <w:br/>
+      </w:r>
+      <w:proofErr w:type="spellStart"/>
+      <w:r>
         <w:t>requests</w:t>
       </w:r>
+      <w:proofErr w:type="spellEnd"/>
       <w:r>
         <w:br/>
         <w:t>beautifulsoup4</w:t>
       </w:r>
       <w:r>
         <w:br/>
+      </w:r>
+      <w:proofErr w:type="spellStart"/>
+      <w:r>
         <w:t>selenium</w:t>
       </w:r>
-      <w:r>
-        <w:br/>
+      <w:proofErr w:type="spellEnd"/>
+      <w:r>
+        <w:br/>
+      </w:r>
+      <w:proofErr w:type="spellStart"/>
+      <w:r>
         <w:t>scikit-learn</w:t>
       </w:r>
+      <w:proofErr w:type="spellEnd"/>
     </w:p>
     <w:p>
       <w:r>
@@ -6182,9 +8305,11 @@
       <w:r>
         <w:t xml:space="preserve">Realizar </w:t>
       </w:r>
+      <w:proofErr w:type="spellStart"/>
       <w:r>
         <w:t>Commit</w:t>
       </w:r>
+      <w:proofErr w:type="spellEnd"/>
     </w:p>
     <w:p>
       <w:r>
@@ -6192,9 +8317,24 @@
       </w:r>
     </w:p>
     <w:p>
-      <w:r>
-        <w:t>git add .</w:t>
-      </w:r>
+      <w:proofErr w:type="spellStart"/>
+      <w:r>
+        <w:t>git</w:t>
+      </w:r>
+      <w:proofErr w:type="spellEnd"/>
+      <w:r>
+        <w:t xml:space="preserve"> </w:t>
+      </w:r>
+      <w:proofErr w:type="spellStart"/>
+      <w:proofErr w:type="gramStart"/>
+      <w:r>
+        <w:t>add</w:t>
+      </w:r>
+      <w:proofErr w:type="spellEnd"/>
+      <w:r>
+        <w:t xml:space="preserve"> .</w:t>
+      </w:r>
+      <w:proofErr w:type="gramEnd"/>
     </w:p>
     <w:p>
       <w:r>
@@ -6202,8 +8342,29 @@
       </w:r>
     </w:p>
     <w:p>
-      <w:r>
-        <w:t>git commit -m "Add base project files"</w:t>
+      <w:proofErr w:type="spellStart"/>
+      <w:r>
+        <w:t>git</w:t>
+      </w:r>
+      <w:proofErr w:type="spellEnd"/>
+      <w:r>
+        <w:t xml:space="preserve"> </w:t>
+      </w:r>
+      <w:proofErr w:type="spellStart"/>
+      <w:r>
+        <w:t>commit</w:t>
+      </w:r>
+      <w:proofErr w:type="spellEnd"/>
+      <w:r>
+        <w:t xml:space="preserve"> -m "Add base </w:t>
+      </w:r>
+      <w:proofErr w:type="spellStart"/>
+      <w:r>
+        <w:t>project</w:t>
+      </w:r>
+      <w:proofErr w:type="spellEnd"/>
+      <w:r>
+        <w:t xml:space="preserve"> files"</w:t>
       </w:r>
     </w:p>
     <w:p>
@@ -6212,9 +8373,19 @@
       </w:r>
     </w:p>
     <w:p>
-      <w:r>
-        <w:t>git push</w:t>
-      </w:r>
+      <w:proofErr w:type="spellStart"/>
+      <w:r>
+        <w:t>git</w:t>
+      </w:r>
+      <w:proofErr w:type="spellEnd"/>
+      <w:r>
+        <w:t xml:space="preserve"> </w:t>
+      </w:r>
+      <w:proofErr w:type="spellStart"/>
+      <w:r>
+        <w:t>push</w:t>
+      </w:r>
+      <w:proofErr w:type="spellEnd"/>
     </w:p>
     <w:p>
       <w:pPr>
@@ -6349,7 +8520,15 @@
         <w:t>✔</w:t>
       </w:r>
       <w:r>
-        <w:t xml:space="preserve"> DBeaver </w:t>
+        <w:t xml:space="preserve"> </w:t>
+      </w:r>
+      <w:proofErr w:type="spellStart"/>
+      <w:r>
+        <w:t>DBeaver</w:t>
+      </w:r>
+      <w:proofErr w:type="spellEnd"/>
+      <w:r>
+        <w:t xml:space="preserve"> </w:t>
       </w:r>
     </w:p>
     <w:p>
@@ -6383,7 +8562,15 @@
         <w:t>✔</w:t>
       </w:r>
       <w:r>
-        <w:t xml:space="preserve"> Tableau </w:t>
+        <w:t xml:space="preserve"> </w:t>
+      </w:r>
+      <w:proofErr w:type="spellStart"/>
+      <w:r>
+        <w:t>Tableau</w:t>
+      </w:r>
+      <w:proofErr w:type="spellEnd"/>
+      <w:r>
+        <w:t xml:space="preserve"> </w:t>
       </w:r>
     </w:p>
     <w:p>
@@ -6455,7 +8642,15 @@
         <w:t>✔</w:t>
       </w:r>
       <w:r>
-        <w:t xml:space="preserve"> Primer commit </w:t>
+        <w:t xml:space="preserve"> Primer </w:t>
+      </w:r>
+      <w:proofErr w:type="spellStart"/>
+      <w:r>
+        <w:t>commit</w:t>
+      </w:r>
+      <w:proofErr w:type="spellEnd"/>
+      <w:r>
+        <w:t xml:space="preserve"> </w:t>
       </w:r>
     </w:p>
     <w:p>
@@ -6532,7 +8727,23 @@
     </w:p>
     <w:p>
       <w:r>
-        <w:t>data-analyst-roadmap/</w:t>
+        <w:t>data-</w:t>
+      </w:r>
+      <w:proofErr w:type="spellStart"/>
+      <w:r>
+        <w:t>analyst</w:t>
+      </w:r>
+      <w:proofErr w:type="spellEnd"/>
+      <w:r>
+        <w:t>-</w:t>
+      </w:r>
+      <w:proofErr w:type="spellStart"/>
+      <w:r>
+        <w:t>roadmap</w:t>
+      </w:r>
+      <w:proofErr w:type="spellEnd"/>
+      <w:r>
+        <w:t>/</w:t>
       </w:r>
       <w:r>
         <w:br/>
@@ -6554,7 +8765,15 @@
         <w:t>──</w:t>
       </w:r>
       <w:r>
-        <w:t xml:space="preserve"> datasets/</w:t>
+        <w:t xml:space="preserve"> </w:t>
+      </w:r>
+      <w:proofErr w:type="spellStart"/>
+      <w:r>
+        <w:t>datasets</w:t>
+      </w:r>
+      <w:proofErr w:type="spellEnd"/>
+      <w:r>
+        <w:t>/</w:t>
       </w:r>
       <w:r>
         <w:br/>
@@ -6590,7 +8809,15 @@
         <w:t>──</w:t>
       </w:r>
       <w:r>
-        <w:t xml:space="preserve"> excel/</w:t>
+        <w:t xml:space="preserve"> </w:t>
+      </w:r>
+      <w:proofErr w:type="spellStart"/>
+      <w:r>
+        <w:t>excel</w:t>
+      </w:r>
+      <w:proofErr w:type="spellEnd"/>
+      <w:r>
+        <w:t>/</w:t>
       </w:r>
       <w:r>
         <w:br/>
@@ -6608,7 +8835,15 @@
         <w:t>──</w:t>
       </w:r>
       <w:r>
-        <w:t xml:space="preserve"> images/</w:t>
+        <w:t xml:space="preserve"> </w:t>
+      </w:r>
+      <w:proofErr w:type="spellStart"/>
+      <w:r>
+        <w:t>images</w:t>
+      </w:r>
+      <w:proofErr w:type="spellEnd"/>
+      <w:r>
+        <w:t>/</w:t>
       </w:r>
       <w:r>
         <w:br/>
@@ -6644,7 +8879,15 @@
         <w:t>──</w:t>
       </w:r>
       <w:r>
-        <w:t xml:space="preserve"> portfolio/</w:t>
+        <w:t xml:space="preserve"> </w:t>
+      </w:r>
+      <w:proofErr w:type="gramStart"/>
+      <w:r>
+        <w:t>portfolio</w:t>
+      </w:r>
+      <w:proofErr w:type="gramEnd"/>
+      <w:r>
+        <w:t>/</w:t>
       </w:r>
       <w:r>
         <w:br/>
@@ -6663,7 +8906,15 @@
         <w:t>──</w:t>
       </w:r>
       <w:r>
-        <w:t xml:space="preserve"> powerbi/</w:t>
+        <w:t xml:space="preserve"> </w:t>
+      </w:r>
+      <w:proofErr w:type="spellStart"/>
+      <w:r>
+        <w:t>powerbi</w:t>
+      </w:r>
+      <w:proofErr w:type="spellEnd"/>
+      <w:r>
+        <w:t>/</w:t>
       </w:r>
       <w:r>
         <w:br/>
@@ -6681,7 +8932,15 @@
         <w:t>──</w:t>
       </w:r>
       <w:r>
-        <w:t xml:space="preserve"> python/</w:t>
+        <w:t xml:space="preserve"> </w:t>
+      </w:r>
+      <w:proofErr w:type="spellStart"/>
+      <w:r>
+        <w:t>python</w:t>
+      </w:r>
+      <w:proofErr w:type="spellEnd"/>
+      <w:r>
+        <w:t>/</w:t>
       </w:r>
       <w:r>
         <w:br/>
@@ -6699,7 +8958,15 @@
         <w:t>──</w:t>
       </w:r>
       <w:r>
-        <w:t xml:space="preserve"> sql/</w:t>
+        <w:t xml:space="preserve"> </w:t>
+      </w:r>
+      <w:proofErr w:type="spellStart"/>
+      <w:r>
+        <w:t>sql</w:t>
+      </w:r>
+      <w:proofErr w:type="spellEnd"/>
+      <w:r>
+        <w:t>/</w:t>
       </w:r>
       <w:r>
         <w:br/>
@@ -6717,7 +8984,15 @@
         <w:t>──</w:t>
       </w:r>
       <w:r>
-        <w:t xml:space="preserve"> tableau/</w:t>
+        <w:t xml:space="preserve"> </w:t>
+      </w:r>
+      <w:proofErr w:type="spellStart"/>
+      <w:r>
+        <w:t>tableau</w:t>
+      </w:r>
+      <w:proofErr w:type="spellEnd"/>
+      <w:r>
+        <w:t>/</w:t>
       </w:r>
       <w:r>
         <w:br/>
@@ -6750,11 +9025,24 @@
         <w:rPr>
           <w:rFonts w:ascii="Aptos" w:hAnsi="Aptos" w:cs="Aptos"/>
         </w:rPr>
-        <w:t>──</w:t>
-      </w:r>
-      <w:r>
-        <w:t xml:space="preserve"> .gitignore</w:t>
-      </w:r>
+        <w:t>─</w:t>
+      </w:r>
+      <w:proofErr w:type="gramStart"/>
+      <w:r>
+        <w:rPr>
+          <w:rFonts w:ascii="Aptos" w:hAnsi="Aptos" w:cs="Aptos"/>
+        </w:rPr>
+        <w:t>─</w:t>
+      </w:r>
+      <w:r>
+        <w:t xml:space="preserve"> .</w:t>
+      </w:r>
+      <w:proofErr w:type="spellStart"/>
+      <w:r>
+        <w:t>gitignore</w:t>
+      </w:r>
+      <w:proofErr w:type="spellEnd"/>
+      <w:proofErr w:type="gramEnd"/>
       <w:r>
         <w:br/>
       </w:r>
@@ -6799,8 +9087,13 @@
       <w:pPr>
         <w:pStyle w:val="Ttulo2"/>
       </w:pPr>
-      <w:r>
-        <w:t>Feedback del día 1</w:t>
+      <w:proofErr w:type="spellStart"/>
+      <w:r>
+        <w:t>Feedback</w:t>
+      </w:r>
+      <w:proofErr w:type="spellEnd"/>
+      <w:r>
+        <w:t xml:space="preserve"> del día 1</w:t>
       </w:r>
     </w:p>
     <w:p>
@@ -6895,9 +9188,11 @@
           <w:numId w:val="25"/>
         </w:numPr>
       </w:pPr>
+      <w:proofErr w:type="spellStart"/>
       <w:r>
         <w:t>PostgresSql</w:t>
       </w:r>
+      <w:proofErr w:type="spellEnd"/>
     </w:p>
     <w:p>
       <w:pPr>
@@ -6919,9 +9214,11 @@
           <w:numId w:val="25"/>
         </w:numPr>
       </w:pPr>
+      <w:proofErr w:type="spellStart"/>
       <w:r>
         <w:t>Github</w:t>
       </w:r>
+      <w:proofErr w:type="spellEnd"/>
     </w:p>
     <w:p>
       <w:pPr>
@@ -6943,9 +9240,11 @@
           <w:numId w:val="25"/>
         </w:numPr>
       </w:pPr>
+      <w:proofErr w:type="spellStart"/>
       <w:r>
         <w:t>DBeaver</w:t>
       </w:r>
+      <w:proofErr w:type="spellEnd"/>
     </w:p>
     <w:p>
       <w:r>
@@ -6960,13 +9259,39 @@
           <w:numId w:val="25"/>
         </w:numPr>
       </w:pPr>
-      <w:r>
-        <w:t>Tableau Public</w:t>
-      </w:r>
-    </w:p>
-    <w:p>
-      <w:r>
-        <w:t>Además realicé la configuración de conexión a mi repositorio en Github, así como realizar mi primer commit.</w:t>
+      <w:proofErr w:type="spellStart"/>
+      <w:r>
+        <w:t>Tableau</w:t>
+      </w:r>
+      <w:proofErr w:type="spellEnd"/>
+      <w:r>
+        <w:t xml:space="preserve"> Public</w:t>
+      </w:r>
+    </w:p>
+    <w:p>
+      <w:proofErr w:type="gramStart"/>
+      <w:r>
+        <w:t>Además</w:t>
+      </w:r>
+      <w:proofErr w:type="gramEnd"/>
+      <w:r>
+        <w:t xml:space="preserve"> realicé la configuración de conexión a mi repositorio en </w:t>
+      </w:r>
+      <w:proofErr w:type="spellStart"/>
+      <w:r>
+        <w:t>Github</w:t>
+      </w:r>
+      <w:proofErr w:type="spellEnd"/>
+      <w:r>
+        <w:t xml:space="preserve">, así como realizar mi primer </w:t>
+      </w:r>
+      <w:proofErr w:type="spellStart"/>
+      <w:r>
+        <w:t>commit</w:t>
+      </w:r>
+      <w:proofErr w:type="spellEnd"/>
+      <w:r>
+        <w:t>.</w:t>
       </w:r>
       <w:r>
         <w:br/>
@@ -6987,6 +9312,45 @@
       </w:r>
     </w:p>
     <w:p>
+      <w:r>
+        <w:t xml:space="preserve">Lo más difícil, diría lo que mas me llevó tiempo realizar fue la configuración de mi repositorio </w:t>
+      </w:r>
+      <w:proofErr w:type="spellStart"/>
+      <w:r>
+        <w:t>Github</w:t>
+      </w:r>
+      <w:proofErr w:type="spellEnd"/>
+      <w:r>
+        <w:t xml:space="preserve"> y realizar la conexión mediante comandos </w:t>
+      </w:r>
+      <w:proofErr w:type="spellStart"/>
+      <w:r>
+        <w:t>git</w:t>
+      </w:r>
+      <w:proofErr w:type="spellEnd"/>
+      <w:r>
+        <w:t xml:space="preserve">, lo cual al final se realizó </w:t>
+      </w:r>
+      <w:r>
+        <w:rPr>
+          <mc:AlternateContent>
+            <mc:Choice Requires="w16se"/>
+            <mc:Fallback>
+              <w:rFonts w:ascii="Segoe UI Emoji" w:eastAsia="Segoe UI Emoji" w:hAnsi="Segoe UI Emoji" w:cs="Segoe UI Emoji"/>
+            </mc:Fallback>
+          </mc:AlternateContent>
+        </w:rPr>
+        <mc:AlternateContent>
+          <mc:Choice Requires="w16se">
+            <w16se:symEx w16se:font="Segoe UI Emoji" w16se:char="1F60A"/>
+          </mc:Choice>
+          <mc:Fallback>
+            <w:t>😊</w:t>
+          </mc:Fallback>
+        </mc:AlternateContent>
+      </w:r>
+    </w:p>
+    <w:p>
       <w:pPr>
         <w:pStyle w:val="Ttulo3"/>
         <w:numPr>
@@ -6999,6 +9363,11 @@
       </w:r>
     </w:p>
     <w:p>
+      <w:r>
+        <w:t>Por ahora nada.</w:t>
+      </w:r>
+    </w:p>
+    <w:p>
       <w:pPr>
         <w:pStyle w:val="Ttulo3"/>
         <w:numPr>
@@ -7011,6 +9380,27 @@
       </w:r>
     </w:p>
     <w:p>
+      <w:r>
+        <w:t xml:space="preserve">Aún fue el primer día, de igual manera tengo realizado en </w:t>
+      </w:r>
+      <w:proofErr w:type="spellStart"/>
+      <w:r>
+        <w:t>github</w:t>
+      </w:r>
+      <w:proofErr w:type="spellEnd"/>
+      <w:r>
+        <w:t xml:space="preserve"> un pequeño sistema para impresión de Fotocheck lo cual con lo que voy aprendiendo puedo realizar algunas mejoras y sobre todo actualizar mi </w:t>
+      </w:r>
+      <w:proofErr w:type="gramStart"/>
+      <w:r>
+        <w:t>app</w:t>
+      </w:r>
+      <w:proofErr w:type="gramEnd"/>
+      <w:r>
+        <w:t>.</w:t>
+      </w:r>
+    </w:p>
+    <w:p>
       <w:pPr>
         <w:pStyle w:val="Ttulo3"/>
         <w:numPr>
@@ -7026,6 +9416,9 @@
       <w:pPr>
         <w:ind w:left="720"/>
       </w:pPr>
+      <w:r>
+        <w:t>Mas que todo organizarme para cumplir con el objetivo de las 4 horas, ya sea en uno solo bloque o 2, esto se irá adaptando conforme pase el tiempo.</w:t>
+      </w:r>
     </w:p>
     <w:p/>
     <w:sectPr>

--- a/learning-journal/week-01/Entregables.docx
+++ b/learning-journal/week-01/Entregables.docx
@@ -55,23 +55,13 @@
         </w:rPr>
         <w:t xml:space="preserve">Te propongo trabajar como si estuvieras en un </w:t>
       </w:r>
-      <w:proofErr w:type="spellStart"/>
       <w:r>
         <w:rPr>
           <w:rFonts w:ascii="Calibri" w:hAnsi="Calibri" w:cs="Calibri"/>
           <w:b/>
           <w:bCs/>
         </w:rPr>
-        <w:t>bootcamp</w:t>
-      </w:r>
-      <w:proofErr w:type="spellEnd"/>
-      <w:r>
-        <w:rPr>
-          <w:rFonts w:ascii="Calibri" w:hAnsi="Calibri" w:cs="Calibri"/>
-          <w:b/>
-          <w:bCs/>
-        </w:rPr>
-        <w:t xml:space="preserve"> profesional</w:t>
+        <w:t>bootcamp profesional</w:t>
       </w:r>
       <w:r>
         <w:rPr>
@@ -413,35 +403,7 @@
         <w:rPr>
           <w:rFonts w:ascii="Calibri" w:hAnsi="Calibri" w:cs="Calibri"/>
         </w:rPr>
-        <w:t>Data-</w:t>
-      </w:r>
-      <w:proofErr w:type="spellStart"/>
-      <w:r>
-        <w:rPr>
-          <w:rFonts w:ascii="Calibri" w:hAnsi="Calibri" w:cs="Calibri"/>
-        </w:rPr>
-        <w:t>Analyst</w:t>
-      </w:r>
-      <w:proofErr w:type="spellEnd"/>
-      <w:r>
-        <w:rPr>
-          <w:rFonts w:ascii="Calibri" w:hAnsi="Calibri" w:cs="Calibri"/>
-        </w:rPr>
-        <w:t>-</w:t>
-      </w:r>
-      <w:proofErr w:type="gramStart"/>
-      <w:r>
-        <w:rPr>
-          <w:rFonts w:ascii="Calibri" w:hAnsi="Calibri" w:cs="Calibri"/>
-        </w:rPr>
-        <w:t>Portfolio</w:t>
-      </w:r>
-      <w:proofErr w:type="gramEnd"/>
-      <w:r>
-        <w:rPr>
-          <w:rFonts w:ascii="Calibri" w:hAnsi="Calibri" w:cs="Calibri"/>
-        </w:rPr>
-        <w:t>/</w:t>
+        <w:t>Data-Analyst-Portfolio/</w:t>
       </w:r>
       <w:r>
         <w:rPr>
@@ -707,33 +669,11 @@
           <w:rFonts w:ascii="Calibri" w:hAnsi="Calibri" w:cs="Calibri"/>
         </w:rPr>
       </w:pPr>
-      <w:proofErr w:type="spellStart"/>
-      <w:r>
-        <w:rPr>
-          <w:rFonts w:ascii="Calibri" w:hAnsi="Calibri" w:cs="Calibri"/>
-        </w:rPr>
-        <w:t>Roadmap</w:t>
-      </w:r>
-      <w:proofErr w:type="spellEnd"/>
-      <w:r>
-        <w:rPr>
-          <w:rFonts w:ascii="Calibri" w:hAnsi="Calibri" w:cs="Calibri"/>
-        </w:rPr>
-        <w:t xml:space="preserve"> Data </w:t>
-      </w:r>
-      <w:proofErr w:type="spellStart"/>
-      <w:r>
-        <w:rPr>
-          <w:rFonts w:ascii="Calibri" w:hAnsi="Calibri" w:cs="Calibri"/>
-        </w:rPr>
-        <w:t>Analyst</w:t>
-      </w:r>
-      <w:proofErr w:type="spellEnd"/>
-      <w:r>
-        <w:rPr>
-          <w:rFonts w:ascii="Calibri" w:hAnsi="Calibri" w:cs="Calibri"/>
-        </w:rPr>
-        <w:t xml:space="preserve"> - Día 1</w:t>
+      <w:r>
+        <w:rPr>
+          <w:rFonts w:ascii="Calibri" w:hAnsi="Calibri" w:cs="Calibri"/>
+        </w:rPr>
+        <w:t>Roadmap Data Analyst - Día 1</w:t>
       </w:r>
     </w:p>
     <w:p>
@@ -753,21 +693,7 @@
         <w:rPr>
           <w:rFonts w:ascii="Calibri" w:hAnsi="Calibri" w:cs="Calibri"/>
         </w:rPr>
-        <w:t xml:space="preserve">Comprender el rol del Data </w:t>
-      </w:r>
-      <w:proofErr w:type="spellStart"/>
-      <w:r>
-        <w:rPr>
-          <w:rFonts w:ascii="Calibri" w:hAnsi="Calibri" w:cs="Calibri"/>
-        </w:rPr>
-        <w:t>Analyst</w:t>
-      </w:r>
-      <w:proofErr w:type="spellEnd"/>
-      <w:r>
-        <w:rPr>
-          <w:rFonts w:ascii="Calibri" w:hAnsi="Calibri" w:cs="Calibri"/>
-        </w:rPr>
-        <w:t xml:space="preserve"> y preparar el entorno de trabajo.</w:t>
+        <w:t>Comprender el rol del Data Analyst y preparar el entorno de trabajo.</w:t>
       </w:r>
     </w:p>
     <w:p>
@@ -794,21 +720,7 @@
         <w:rPr>
           <w:rFonts w:ascii="Calibri" w:hAnsi="Calibri" w:cs="Calibri"/>
         </w:rPr>
-        <w:t xml:space="preserve">Entender problema -&gt; Obtener datos -&gt; Limpiar -&gt; Analizar -&gt; Visualizar -&gt; </w:t>
-      </w:r>
-      <w:proofErr w:type="spellStart"/>
-      <w:r>
-        <w:rPr>
-          <w:rFonts w:ascii="Calibri" w:hAnsi="Calibri" w:cs="Calibri"/>
-        </w:rPr>
-        <w:t>Storytelling</w:t>
-      </w:r>
-      <w:proofErr w:type="spellEnd"/>
-      <w:r>
-        <w:rPr>
-          <w:rFonts w:ascii="Calibri" w:hAnsi="Calibri" w:cs="Calibri"/>
-        </w:rPr>
-        <w:t>.</w:t>
+        <w:t>Entender problema -&gt; Obtener datos -&gt; Limpiar -&gt; Analizar -&gt; Visualizar -&gt; Storytelling.</w:t>
       </w:r>
     </w:p>
     <w:p>
@@ -835,35 +747,7 @@
         <w:rPr>
           <w:rFonts w:ascii="Calibri" w:hAnsi="Calibri" w:cs="Calibri"/>
         </w:rPr>
-        <w:t xml:space="preserve">Python, VS Code, Git, GitHub, PostgreSQL, </w:t>
-      </w:r>
-      <w:proofErr w:type="spellStart"/>
-      <w:r>
-        <w:rPr>
-          <w:rFonts w:ascii="Calibri" w:hAnsi="Calibri" w:cs="Calibri"/>
-        </w:rPr>
-        <w:t>DBeaver</w:t>
-      </w:r>
-      <w:proofErr w:type="spellEnd"/>
-      <w:r>
-        <w:rPr>
-          <w:rFonts w:ascii="Calibri" w:hAnsi="Calibri" w:cs="Calibri"/>
-        </w:rPr>
-        <w:t xml:space="preserve">, Power BI Desktop, </w:t>
-      </w:r>
-      <w:proofErr w:type="spellStart"/>
-      <w:r>
-        <w:rPr>
-          <w:rFonts w:ascii="Calibri" w:hAnsi="Calibri" w:cs="Calibri"/>
-        </w:rPr>
-        <w:t>Tableau</w:t>
-      </w:r>
-      <w:proofErr w:type="spellEnd"/>
-      <w:r>
-        <w:rPr>
-          <w:rFonts w:ascii="Calibri" w:hAnsi="Calibri" w:cs="Calibri"/>
-        </w:rPr>
-        <w:t xml:space="preserve"> Public.</w:t>
+        <w:t>Python, VS Code, Git, GitHub, PostgreSQL, DBeaver, Power BI Desktop, Tableau Public.</w:t>
       </w:r>
     </w:p>
     <w:p>
@@ -890,147 +774,7 @@
         <w:rPr>
           <w:rFonts w:ascii="Calibri" w:hAnsi="Calibri" w:cs="Calibri"/>
         </w:rPr>
-        <w:t>Data-</w:t>
-      </w:r>
-      <w:proofErr w:type="spellStart"/>
-      <w:r>
-        <w:rPr>
-          <w:rFonts w:ascii="Calibri" w:hAnsi="Calibri" w:cs="Calibri"/>
-        </w:rPr>
-        <w:t>Analyst</w:t>
-      </w:r>
-      <w:proofErr w:type="spellEnd"/>
-      <w:r>
-        <w:rPr>
-          <w:rFonts w:ascii="Calibri" w:hAnsi="Calibri" w:cs="Calibri"/>
-        </w:rPr>
-        <w:t>-</w:t>
-      </w:r>
-      <w:proofErr w:type="spellStart"/>
-      <w:r>
-        <w:rPr>
-          <w:rFonts w:ascii="Calibri" w:hAnsi="Calibri" w:cs="Calibri"/>
-        </w:rPr>
-        <w:t>Roadmap</w:t>
-      </w:r>
-      <w:proofErr w:type="spellEnd"/>
-      <w:r>
-        <w:rPr>
-          <w:rFonts w:ascii="Calibri" w:hAnsi="Calibri" w:cs="Calibri"/>
-        </w:rPr>
-        <w:t xml:space="preserve">/ con carpetas </w:t>
-      </w:r>
-      <w:proofErr w:type="spellStart"/>
-      <w:r>
-        <w:rPr>
-          <w:rFonts w:ascii="Calibri" w:hAnsi="Calibri" w:cs="Calibri"/>
-        </w:rPr>
-        <w:t>datasets</w:t>
-      </w:r>
-      <w:proofErr w:type="spellEnd"/>
-      <w:r>
-        <w:rPr>
-          <w:rFonts w:ascii="Calibri" w:hAnsi="Calibri" w:cs="Calibri"/>
-        </w:rPr>
-        <w:t xml:space="preserve">, </w:t>
-      </w:r>
-      <w:proofErr w:type="spellStart"/>
-      <w:r>
-        <w:rPr>
-          <w:rFonts w:ascii="Calibri" w:hAnsi="Calibri" w:cs="Calibri"/>
-        </w:rPr>
-        <w:t>sql</w:t>
-      </w:r>
-      <w:proofErr w:type="spellEnd"/>
-      <w:r>
-        <w:rPr>
-          <w:rFonts w:ascii="Calibri" w:hAnsi="Calibri" w:cs="Calibri"/>
-        </w:rPr>
-        <w:t xml:space="preserve">, </w:t>
-      </w:r>
-      <w:proofErr w:type="spellStart"/>
-      <w:r>
-        <w:rPr>
-          <w:rFonts w:ascii="Calibri" w:hAnsi="Calibri" w:cs="Calibri"/>
-        </w:rPr>
-        <w:t>python</w:t>
-      </w:r>
-      <w:proofErr w:type="spellEnd"/>
-      <w:r>
-        <w:rPr>
-          <w:rFonts w:ascii="Calibri" w:hAnsi="Calibri" w:cs="Calibri"/>
-        </w:rPr>
-        <w:t xml:space="preserve">, </w:t>
-      </w:r>
-      <w:proofErr w:type="spellStart"/>
-      <w:r>
-        <w:rPr>
-          <w:rFonts w:ascii="Calibri" w:hAnsi="Calibri" w:cs="Calibri"/>
-        </w:rPr>
-        <w:t>excel</w:t>
-      </w:r>
-      <w:proofErr w:type="spellEnd"/>
-      <w:r>
-        <w:rPr>
-          <w:rFonts w:ascii="Calibri" w:hAnsi="Calibri" w:cs="Calibri"/>
-        </w:rPr>
-        <w:t xml:space="preserve">, </w:t>
-      </w:r>
-      <w:proofErr w:type="spellStart"/>
-      <w:r>
-        <w:rPr>
-          <w:rFonts w:ascii="Calibri" w:hAnsi="Calibri" w:cs="Calibri"/>
-        </w:rPr>
-        <w:t>powerbi</w:t>
-      </w:r>
-      <w:proofErr w:type="spellEnd"/>
-      <w:r>
-        <w:rPr>
-          <w:rFonts w:ascii="Calibri" w:hAnsi="Calibri" w:cs="Calibri"/>
-        </w:rPr>
-        <w:t xml:space="preserve">, </w:t>
-      </w:r>
-      <w:proofErr w:type="spellStart"/>
-      <w:r>
-        <w:rPr>
-          <w:rFonts w:ascii="Calibri" w:hAnsi="Calibri" w:cs="Calibri"/>
-        </w:rPr>
-        <w:t>tableau</w:t>
-      </w:r>
-      <w:proofErr w:type="spellEnd"/>
-      <w:r>
-        <w:rPr>
-          <w:rFonts w:ascii="Calibri" w:hAnsi="Calibri" w:cs="Calibri"/>
-        </w:rPr>
-        <w:t xml:space="preserve">, notebooks, dashboards, </w:t>
-      </w:r>
-      <w:proofErr w:type="gramStart"/>
-      <w:r>
-        <w:rPr>
-          <w:rFonts w:ascii="Calibri" w:hAnsi="Calibri" w:cs="Calibri"/>
-        </w:rPr>
-        <w:t>portfolio</w:t>
-      </w:r>
-      <w:proofErr w:type="gramEnd"/>
-      <w:r>
-        <w:rPr>
-          <w:rFonts w:ascii="Calibri" w:hAnsi="Calibri" w:cs="Calibri"/>
-        </w:rPr>
-        <w:t xml:space="preserve">, </w:t>
-      </w:r>
-      <w:proofErr w:type="spellStart"/>
-      <w:r>
-        <w:rPr>
-          <w:rFonts w:ascii="Calibri" w:hAnsi="Calibri" w:cs="Calibri"/>
-        </w:rPr>
-        <w:t>images</w:t>
-      </w:r>
-      <w:proofErr w:type="spellEnd"/>
-      <w:r>
-        <w:rPr>
-          <w:rFonts w:ascii="Calibri" w:hAnsi="Calibri" w:cs="Calibri"/>
-        </w:rPr>
-        <w:t xml:space="preserve"> y README.md</w:t>
+        <w:t>Data-Analyst-Roadmap/ con carpetas datasets, sql, python, excel, powerbi, tableau, notebooks, dashboards, portfolio, images y README.md</w:t>
       </w:r>
     </w:p>
     <w:p>
@@ -1057,21 +801,7 @@
         <w:rPr>
           <w:rFonts w:ascii="Calibri" w:hAnsi="Calibri" w:cs="Calibri"/>
         </w:rPr>
-        <w:t xml:space="preserve">Caso de horas extras: responder información requerida, </w:t>
-      </w:r>
-      <w:proofErr w:type="spellStart"/>
-      <w:r>
-        <w:rPr>
-          <w:rFonts w:ascii="Calibri" w:hAnsi="Calibri" w:cs="Calibri"/>
-        </w:rPr>
-        <w:t>KPIs</w:t>
-      </w:r>
-      <w:proofErr w:type="spellEnd"/>
-      <w:r>
-        <w:rPr>
-          <w:rFonts w:ascii="Calibri" w:hAnsi="Calibri" w:cs="Calibri"/>
-        </w:rPr>
-        <w:t>, hipótesis y datos necesarios.</w:t>
+        <w:t>Caso de horas extras: responder información requerida, KPIs, hipótesis y datos necesarios.</w:t>
       </w:r>
     </w:p>
     <w:p>
@@ -1098,49 +828,7 @@
         <w:rPr>
           <w:rFonts w:ascii="Calibri" w:hAnsi="Calibri" w:cs="Calibri"/>
         </w:rPr>
-        <w:t xml:space="preserve">Definir: dato, información, BI, KPI, BD relacional vs Excel, rol del Data </w:t>
-      </w:r>
-      <w:proofErr w:type="spellStart"/>
-      <w:r>
-        <w:rPr>
-          <w:rFonts w:ascii="Calibri" w:hAnsi="Calibri" w:cs="Calibri"/>
-        </w:rPr>
-        <w:t>Analyst</w:t>
-      </w:r>
-      <w:proofErr w:type="spellEnd"/>
-      <w:r>
-        <w:rPr>
-          <w:rFonts w:ascii="Calibri" w:hAnsi="Calibri" w:cs="Calibri"/>
-        </w:rPr>
-        <w:t xml:space="preserve">, diferencias con Data Engineer, Data </w:t>
-      </w:r>
-      <w:proofErr w:type="spellStart"/>
-      <w:r>
-        <w:rPr>
-          <w:rFonts w:ascii="Calibri" w:hAnsi="Calibri" w:cs="Calibri"/>
-        </w:rPr>
-        <w:t>Scientist</w:t>
-      </w:r>
-      <w:proofErr w:type="spellEnd"/>
-      <w:r>
-        <w:rPr>
-          <w:rFonts w:ascii="Calibri" w:hAnsi="Calibri" w:cs="Calibri"/>
-        </w:rPr>
-        <w:t xml:space="preserve"> y Business </w:t>
-      </w:r>
-      <w:proofErr w:type="spellStart"/>
-      <w:r>
-        <w:rPr>
-          <w:rFonts w:ascii="Calibri" w:hAnsi="Calibri" w:cs="Calibri"/>
-        </w:rPr>
-        <w:t>Analyst</w:t>
-      </w:r>
-      <w:proofErr w:type="spellEnd"/>
-      <w:r>
-        <w:rPr>
-          <w:rFonts w:ascii="Calibri" w:hAnsi="Calibri" w:cs="Calibri"/>
-        </w:rPr>
-        <w:t>.</w:t>
+        <w:t>Definir: dato, información, BI, KPI, BD relacional vs Excel, rol del Data Analyst, diferencias con Data Engineer, Data Scientist y Business Analyst.</w:t>
       </w:r>
     </w:p>
     <w:p>
@@ -1257,21 +945,7 @@
         <w:rPr>
           <w:rFonts w:ascii="Calibri" w:hAnsi="Calibri" w:cs="Calibri"/>
         </w:rPr>
-        <w:t xml:space="preserve">¿Qué hace un Data </w:t>
-      </w:r>
-      <w:proofErr w:type="spellStart"/>
-      <w:r>
-        <w:rPr>
-          <w:rFonts w:ascii="Calibri" w:hAnsi="Calibri" w:cs="Calibri"/>
-        </w:rPr>
-        <w:t>Analyst</w:t>
-      </w:r>
-      <w:proofErr w:type="spellEnd"/>
-      <w:r>
-        <w:rPr>
-          <w:rFonts w:ascii="Calibri" w:hAnsi="Calibri" w:cs="Calibri"/>
-        </w:rPr>
-        <w:t>?</w:t>
+        <w:t>¿Qué hace un Data Analyst?</w:t>
       </w:r>
     </w:p>
     <w:p>
@@ -1336,21 +1010,7 @@
         <w:rPr>
           <w:rFonts w:ascii="Calibri" w:hAnsi="Calibri" w:cs="Calibri"/>
         </w:rPr>
-        <w:t xml:space="preserve">Para responderla, un Data </w:t>
-      </w:r>
-      <w:proofErr w:type="spellStart"/>
-      <w:r>
-        <w:rPr>
-          <w:rFonts w:ascii="Calibri" w:hAnsi="Calibri" w:cs="Calibri"/>
-        </w:rPr>
-        <w:t>Analyst</w:t>
-      </w:r>
-      <w:proofErr w:type="spellEnd"/>
-      <w:r>
-        <w:rPr>
-          <w:rFonts w:ascii="Calibri" w:hAnsi="Calibri" w:cs="Calibri"/>
-        </w:rPr>
-        <w:t xml:space="preserve"> sigue un proceso estructurado.</w:t>
+        <w:t>Para responderla, un Data Analyst sigue un proceso estructurado.</w:t>
       </w:r>
     </w:p>
     <w:p>
@@ -1627,19 +1287,11 @@
           <w:rFonts w:ascii="Calibri" w:hAnsi="Calibri" w:cs="Calibri"/>
         </w:rPr>
       </w:pPr>
-      <w:proofErr w:type="spellStart"/>
-      <w:r>
-        <w:rPr>
-          <w:rFonts w:ascii="Calibri" w:hAnsi="Calibri" w:cs="Calibri"/>
-        </w:rPr>
-        <w:t>APIs</w:t>
-      </w:r>
-      <w:proofErr w:type="spellEnd"/>
-      <w:r>
-        <w:rPr>
-          <w:rFonts w:ascii="Calibri" w:hAnsi="Calibri" w:cs="Calibri"/>
-        </w:rPr>
-        <w:t xml:space="preserve"> </w:t>
+      <w:r>
+        <w:rPr>
+          <w:rFonts w:ascii="Calibri" w:hAnsi="Calibri" w:cs="Calibri"/>
+        </w:rPr>
+        <w:t xml:space="preserve">APIs </w:t>
       </w:r>
     </w:p>
     <w:p>
@@ -2144,21 +1796,7 @@
         <w:rPr>
           <w:rFonts w:ascii="Calibri" w:hAnsi="Calibri" w:cs="Calibri"/>
         </w:rPr>
-        <w:t>Paso 6. Contar una historia (</w:t>
-      </w:r>
-      <w:proofErr w:type="spellStart"/>
-      <w:r>
-        <w:rPr>
-          <w:rFonts w:ascii="Calibri" w:hAnsi="Calibri" w:cs="Calibri"/>
-        </w:rPr>
-        <w:t>Storytelling</w:t>
-      </w:r>
-      <w:proofErr w:type="spellEnd"/>
-      <w:r>
-        <w:rPr>
-          <w:rFonts w:ascii="Calibri" w:hAnsi="Calibri" w:cs="Calibri"/>
-        </w:rPr>
-        <w:t>)</w:t>
+        <w:t>Paso 6. Contar una historia (Storytelling)</w:t>
       </w:r>
     </w:p>
     <w:p>
@@ -2214,21 +1852,7 @@
         <w:rPr>
           <w:rFonts w:ascii="Calibri" w:hAnsi="Calibri" w:cs="Calibri"/>
         </w:rPr>
-        <w:t xml:space="preserve">"Las ventas disminuyeron un 15 % en la región norte debido a una caída del 28 % en el canal mayorista. Sin embargo, el canal </w:t>
-      </w:r>
-      <w:proofErr w:type="spellStart"/>
-      <w:r>
-        <w:rPr>
-          <w:rFonts w:ascii="Calibri" w:hAnsi="Calibri" w:cs="Calibri"/>
-        </w:rPr>
-        <w:t>retail</w:t>
-      </w:r>
-      <w:proofErr w:type="spellEnd"/>
-      <w:r>
-        <w:rPr>
-          <w:rFonts w:ascii="Calibri" w:hAnsi="Calibri" w:cs="Calibri"/>
-        </w:rPr>
-        <w:t xml:space="preserve"> creció un 8 %, por lo que recomendamos reforzar la estrategia comercial en mayoristas."</w:t>
+        <w:t>"Las ventas disminuyeron un 15 % en la región norte debido a una caída del 28 % en el canal mayorista. Sin embargo, el canal retail creció un 8 %, por lo que recomendamos reforzar la estrategia comercial en mayoristas."</w:t>
       </w:r>
     </w:p>
     <w:p>
@@ -2370,19 +1994,11 @@
           <w:rFonts w:ascii="Calibri" w:hAnsi="Calibri" w:cs="Calibri"/>
         </w:rPr>
       </w:pPr>
-      <w:proofErr w:type="spellStart"/>
-      <w:r>
-        <w:rPr>
-          <w:rFonts w:ascii="Calibri" w:hAnsi="Calibri" w:cs="Calibri"/>
-        </w:rPr>
-        <w:t>Tableau</w:t>
-      </w:r>
-      <w:proofErr w:type="spellEnd"/>
-      <w:r>
-        <w:rPr>
-          <w:rFonts w:ascii="Calibri" w:hAnsi="Calibri" w:cs="Calibri"/>
-        </w:rPr>
-        <w:t xml:space="preserve"> </w:t>
+      <w:r>
+        <w:rPr>
+          <w:rFonts w:ascii="Calibri" w:hAnsi="Calibri" w:cs="Calibri"/>
+        </w:rPr>
+        <w:t xml:space="preserve">Tableau </w:t>
       </w:r>
     </w:p>
     <w:p>
@@ -2414,14 +2030,12 @@
           <w:rFonts w:ascii="Calibri" w:hAnsi="Calibri" w:cs="Calibri"/>
         </w:rPr>
       </w:pPr>
-      <w:proofErr w:type="spellStart"/>
       <w:r>
         <w:rPr>
           <w:rFonts w:ascii="Calibri" w:hAnsi="Calibri" w:cs="Calibri"/>
         </w:rPr>
         <w:t>APIs</w:t>
       </w:r>
-      <w:proofErr w:type="spellEnd"/>
     </w:p>
     <w:p>
       <w:pPr>
@@ -2834,34 +2448,14 @@
           <w:iCs/>
         </w:rPr>
       </w:pPr>
-      <w:proofErr w:type="spellStart"/>
       <w:r>
         <w:rPr>
           <w:rFonts w:ascii="Calibri" w:hAnsi="Calibri" w:cs="Calibri"/>
           <w:i/>
           <w:iCs/>
         </w:rPr>
-        <w:t>python</w:t>
-      </w:r>
-      <w:proofErr w:type="spellEnd"/>
-      <w:r>
-        <w:rPr>
-          <w:rFonts w:ascii="Calibri" w:hAnsi="Calibri" w:cs="Calibri"/>
-          <w:i/>
-          <w:iCs/>
-        </w:rPr>
-        <w:t xml:space="preserve"> --</w:t>
-      </w:r>
-      <w:proofErr w:type="spellStart"/>
-      <w:r>
-        <w:rPr>
-          <w:rFonts w:ascii="Calibri" w:hAnsi="Calibri" w:cs="Calibri"/>
-          <w:i/>
-          <w:iCs/>
-        </w:rPr>
-        <w:t>version</w:t>
-      </w:r>
-      <w:proofErr w:type="spellEnd"/>
+        <w:t>python --version</w:t>
+      </w:r>
     </w:p>
     <w:p>
       <w:pPr>
@@ -2948,19 +2542,11 @@
           <w:rFonts w:ascii="Calibri" w:hAnsi="Calibri" w:cs="Calibri"/>
         </w:rPr>
       </w:pPr>
-      <w:proofErr w:type="spellStart"/>
-      <w:r>
-        <w:rPr>
-          <w:rFonts w:ascii="Calibri" w:hAnsi="Calibri" w:cs="Calibri"/>
-        </w:rPr>
-        <w:t>Jupyter</w:t>
-      </w:r>
-      <w:proofErr w:type="spellEnd"/>
-      <w:r>
-        <w:rPr>
-          <w:rFonts w:ascii="Calibri" w:hAnsi="Calibri" w:cs="Calibri"/>
-        </w:rPr>
-        <w:t xml:space="preserve"> </w:t>
+      <w:r>
+        <w:rPr>
+          <w:rFonts w:ascii="Calibri" w:hAnsi="Calibri" w:cs="Calibri"/>
+        </w:rPr>
+        <w:t xml:space="preserve">Jupyter </w:t>
       </w:r>
     </w:p>
     <w:p>
@@ -2973,19 +2559,11 @@
           <w:rFonts w:ascii="Calibri" w:hAnsi="Calibri" w:cs="Calibri"/>
         </w:rPr>
       </w:pPr>
-      <w:proofErr w:type="spellStart"/>
-      <w:r>
-        <w:rPr>
-          <w:rFonts w:ascii="Calibri" w:hAnsi="Calibri" w:cs="Calibri"/>
-        </w:rPr>
-        <w:t>Pylance</w:t>
-      </w:r>
-      <w:proofErr w:type="spellEnd"/>
-      <w:r>
-        <w:rPr>
-          <w:rFonts w:ascii="Calibri" w:hAnsi="Calibri" w:cs="Calibri"/>
-        </w:rPr>
-        <w:t xml:space="preserve"> </w:t>
+      <w:r>
+        <w:rPr>
+          <w:rFonts w:ascii="Calibri" w:hAnsi="Calibri" w:cs="Calibri"/>
+        </w:rPr>
+        <w:t xml:space="preserve">Pylance </w:t>
       </w:r>
     </w:p>
     <w:p>
@@ -2998,19 +2576,11 @@
           <w:rFonts w:ascii="Calibri" w:hAnsi="Calibri" w:cs="Calibri"/>
         </w:rPr>
       </w:pPr>
-      <w:proofErr w:type="spellStart"/>
-      <w:r>
-        <w:rPr>
-          <w:rFonts w:ascii="Calibri" w:hAnsi="Calibri" w:cs="Calibri"/>
-        </w:rPr>
-        <w:t>GitLens</w:t>
-      </w:r>
-      <w:proofErr w:type="spellEnd"/>
-      <w:r>
-        <w:rPr>
-          <w:rFonts w:ascii="Calibri" w:hAnsi="Calibri" w:cs="Calibri"/>
-        </w:rPr>
-        <w:t xml:space="preserve"> </w:t>
+      <w:r>
+        <w:rPr>
+          <w:rFonts w:ascii="Calibri" w:hAnsi="Calibri" w:cs="Calibri"/>
+        </w:rPr>
+        <w:t xml:space="preserve">GitLens </w:t>
       </w:r>
     </w:p>
     <w:p>
@@ -3100,30 +2670,8 @@
         <w:rPr>
           <w:rFonts w:ascii="Calibri" w:hAnsi="Calibri" w:cs="Calibri"/>
         </w:rPr>
-        <w:t>data-</w:t>
-      </w:r>
-      <w:proofErr w:type="spellStart"/>
-      <w:r>
-        <w:rPr>
-          <w:rFonts w:ascii="Calibri" w:hAnsi="Calibri" w:cs="Calibri"/>
-        </w:rPr>
-        <w:t>analyst</w:t>
-      </w:r>
-      <w:proofErr w:type="spellEnd"/>
-      <w:r>
-        <w:rPr>
-          <w:rFonts w:ascii="Calibri" w:hAnsi="Calibri" w:cs="Calibri"/>
-        </w:rPr>
-        <w:t>-</w:t>
-      </w:r>
-      <w:proofErr w:type="spellStart"/>
-      <w:r>
-        <w:rPr>
-          <w:rFonts w:ascii="Calibri" w:hAnsi="Calibri" w:cs="Calibri"/>
-        </w:rPr>
-        <w:t>roadmap</w:t>
-      </w:r>
-      <w:proofErr w:type="spellEnd"/>
+        <w:t>data-analyst-roadmap</w:t>
+      </w:r>
     </w:p>
     <w:p>
       <w:pPr>
@@ -3237,33 +2785,8 @@
           <w:rStyle w:val="CdigoHTML"/>
           <w:rFonts w:ascii="Calibri" w:hAnsi="Calibri" w:cs="Calibri"/>
         </w:rPr>
-        <w:t xml:space="preserve"> Data-</w:t>
-      </w:r>
-      <w:proofErr w:type="spellStart"/>
-      <w:r>
-        <w:rPr>
-          <w:rStyle w:val="CdigoHTML"/>
-          <w:rFonts w:ascii="Calibri" w:hAnsi="Calibri" w:cs="Calibri"/>
-        </w:rPr>
-        <w:t>Analyst</w:t>
-      </w:r>
-      <w:proofErr w:type="spellEnd"/>
-      <w:r>
-        <w:rPr>
-          <w:rStyle w:val="CdigoHTML"/>
-          <w:rFonts w:ascii="Calibri" w:hAnsi="Calibri" w:cs="Calibri"/>
-        </w:rPr>
-        <w:t>-</w:t>
-      </w:r>
-      <w:proofErr w:type="spellStart"/>
-      <w:r>
-        <w:rPr>
-          <w:rStyle w:val="CdigoHTML"/>
-          <w:rFonts w:ascii="Calibri" w:hAnsi="Calibri" w:cs="Calibri"/>
-        </w:rPr>
-        <w:t>Roadmap</w:t>
-      </w:r>
-      <w:proofErr w:type="spellEnd"/>
+        <w:t xml:space="preserve"> Data-Analyst-Roadmap</w:t>
+      </w:r>
     </w:p>
     <w:p>
       <w:pPr>
@@ -3302,13 +2825,7 @@
         <w:rPr>
           <w:rFonts w:ascii="Calibri" w:hAnsi="Calibri" w:cs="Calibri"/>
         </w:rPr>
-        <w:t>Inicializa Git:</w:t>
-      </w:r>
-      <w:r>
-        <w:rPr>
-          <w:rFonts w:ascii="Calibri" w:hAnsi="Calibri" w:cs="Calibri"/>
-        </w:rPr>
-        <w:t xml:space="preserve"> </w:t>
+        <w:t xml:space="preserve">Inicializa Git: </w:t>
       </w:r>
       <w:r>
         <w:rPr>
@@ -3337,19 +2854,11 @@
           <w:rFonts w:ascii="Calibri" w:hAnsi="Calibri" w:cs="Calibri"/>
         </w:rPr>
       </w:pPr>
-      <w:proofErr w:type="spellStart"/>
-      <w:r>
-        <w:rPr>
-          <w:rFonts w:ascii="Calibri" w:hAnsi="Calibri" w:cs="Calibri"/>
-        </w:rPr>
-        <w:t>git</w:t>
-      </w:r>
-      <w:proofErr w:type="spellEnd"/>
-      <w:r>
-        <w:rPr>
-          <w:rFonts w:ascii="Calibri" w:hAnsi="Calibri" w:cs="Calibri"/>
-        </w:rPr>
-        <w:t xml:space="preserve"> init</w:t>
+      <w:r>
+        <w:rPr>
+          <w:rFonts w:ascii="Calibri" w:hAnsi="Calibri" w:cs="Calibri"/>
+        </w:rPr>
+        <w:t>git init</w:t>
       </w:r>
     </w:p>
     <w:p>
@@ -3404,47 +2913,11 @@
           <w:rFonts w:ascii="Calibri" w:hAnsi="Calibri" w:cs="Calibri"/>
         </w:rPr>
       </w:pPr>
-      <w:proofErr w:type="spellStart"/>
-      <w:r>
-        <w:rPr>
-          <w:rFonts w:ascii="Calibri" w:hAnsi="Calibri" w:cs="Calibri"/>
-        </w:rPr>
-        <w:t>git</w:t>
-      </w:r>
-      <w:proofErr w:type="spellEnd"/>
-      <w:r>
-        <w:rPr>
-          <w:rFonts w:ascii="Calibri" w:hAnsi="Calibri" w:cs="Calibri"/>
-        </w:rPr>
-        <w:t xml:space="preserve"> remote </w:t>
-      </w:r>
-      <w:proofErr w:type="spellStart"/>
-      <w:r>
-        <w:rPr>
-          <w:rFonts w:ascii="Calibri" w:hAnsi="Calibri" w:cs="Calibri"/>
-        </w:rPr>
-        <w:t>add</w:t>
-      </w:r>
-      <w:proofErr w:type="spellEnd"/>
-      <w:r>
-        <w:rPr>
-          <w:rFonts w:ascii="Calibri" w:hAnsi="Calibri" w:cs="Calibri"/>
-        </w:rPr>
-        <w:t xml:space="preserve"> </w:t>
-      </w:r>
-      <w:proofErr w:type="spellStart"/>
-      <w:r>
-        <w:rPr>
-          <w:rFonts w:ascii="Calibri" w:hAnsi="Calibri" w:cs="Calibri"/>
-        </w:rPr>
-        <w:t>origin</w:t>
-      </w:r>
-      <w:proofErr w:type="spellEnd"/>
-      <w:r>
-        <w:rPr>
-          <w:rFonts w:ascii="Calibri" w:hAnsi="Calibri" w:cs="Calibri"/>
-        </w:rPr>
-        <w:t xml:space="preserve"> https://github.com/</w:t>
+      <w:r>
+        <w:rPr>
+          <w:rFonts w:ascii="Calibri" w:hAnsi="Calibri" w:cs="Calibri"/>
+        </w:rPr>
+        <w:t>git remote add origin https://github.com/</w:t>
       </w:r>
       <w:r>
         <w:rPr>
@@ -3500,29 +2973,13 @@
           <w:rFonts w:ascii="Calibri" w:hAnsi="Calibri" w:cs="Calibri"/>
         </w:rPr>
       </w:pPr>
-      <w:proofErr w:type="spellStart"/>
       <w:r>
         <w:rPr>
           <w:rFonts w:ascii="Calibri" w:hAnsi="Calibri" w:cs="Calibri"/>
         </w:rPr>
         <w:lastRenderedPageBreak/>
-        <w:t>git</w:t>
-      </w:r>
-      <w:proofErr w:type="spellEnd"/>
-      <w:r>
-        <w:rPr>
-          <w:rFonts w:ascii="Calibri" w:hAnsi="Calibri" w:cs="Calibri"/>
-        </w:rPr>
-        <w:t xml:space="preserve"> </w:t>
-      </w:r>
-      <w:proofErr w:type="gramStart"/>
-      <w:r>
-        <w:rPr>
-          <w:rFonts w:ascii="Calibri" w:hAnsi="Calibri" w:cs="Calibri"/>
-        </w:rPr>
-        <w:t>add .</w:t>
-      </w:r>
-      <w:proofErr w:type="gramEnd"/>
+        <w:t>git add .</w:t>
+      </w:r>
     </w:p>
     <w:p>
       <w:pPr>
@@ -3541,133 +2998,33 @@
         <w:rPr>
           <w:rFonts w:ascii="Calibri" w:hAnsi="Calibri" w:cs="Calibri"/>
         </w:rPr>
-        <w:t xml:space="preserve">: Realizar primer </w:t>
-      </w:r>
-      <w:proofErr w:type="spellStart"/>
-      <w:r>
-        <w:rPr>
-          <w:rFonts w:ascii="Calibri" w:hAnsi="Calibri" w:cs="Calibri"/>
-        </w:rPr>
-        <w:t>commit</w:t>
-      </w:r>
-      <w:proofErr w:type="spellEnd"/>
-    </w:p>
-    <w:p>
-      <w:pPr>
-        <w:rPr>
-          <w:rFonts w:ascii="Calibri" w:hAnsi="Calibri" w:cs="Calibri"/>
-        </w:rPr>
-      </w:pPr>
-      <w:r>
-        <w:rPr>
-          <w:rFonts w:ascii="Calibri" w:hAnsi="Calibri" w:cs="Calibri"/>
-        </w:rPr>
-        <w:t xml:space="preserve">Primer </w:t>
-      </w:r>
-      <w:proofErr w:type="spellStart"/>
-      <w:r>
-        <w:rPr>
-          <w:rFonts w:ascii="Calibri" w:hAnsi="Calibri" w:cs="Calibri"/>
-        </w:rPr>
-        <w:t>commit</w:t>
-      </w:r>
-      <w:proofErr w:type="spellEnd"/>
-      <w:r>
-        <w:rPr>
-          <w:rFonts w:ascii="Calibri" w:hAnsi="Calibri" w:cs="Calibri"/>
-        </w:rPr>
-        <w:t>:</w:t>
-      </w:r>
-    </w:p>
-    <w:p>
-      <w:pPr>
-        <w:rPr>
-          <w:rFonts w:ascii="Calibri" w:hAnsi="Calibri" w:cs="Calibri"/>
-        </w:rPr>
-      </w:pPr>
-      <w:proofErr w:type="spellStart"/>
-      <w:r>
-        <w:rPr>
-          <w:rFonts w:ascii="Calibri" w:hAnsi="Calibri" w:cs="Calibri"/>
-        </w:rPr>
-        <w:t>git</w:t>
-      </w:r>
-      <w:proofErr w:type="spellEnd"/>
-      <w:r>
-        <w:rPr>
-          <w:rFonts w:ascii="Calibri" w:hAnsi="Calibri" w:cs="Calibri"/>
-        </w:rPr>
-        <w:t xml:space="preserve"> </w:t>
-      </w:r>
-      <w:proofErr w:type="spellStart"/>
-      <w:r>
-        <w:rPr>
-          <w:rFonts w:ascii="Calibri" w:hAnsi="Calibri" w:cs="Calibri"/>
-        </w:rPr>
-        <w:t>commit</w:t>
-      </w:r>
-      <w:proofErr w:type="spellEnd"/>
-      <w:r>
-        <w:rPr>
-          <w:rFonts w:ascii="Calibri" w:hAnsi="Calibri" w:cs="Calibri"/>
-        </w:rPr>
-        <w:t xml:space="preserve"> -m "</w:t>
-      </w:r>
-      <w:proofErr w:type="spellStart"/>
-      <w:r>
-        <w:rPr>
-          <w:rFonts w:ascii="Calibri" w:hAnsi="Calibri" w:cs="Calibri"/>
-        </w:rPr>
-        <w:t>Initial</w:t>
-      </w:r>
-      <w:proofErr w:type="spellEnd"/>
-      <w:r>
-        <w:rPr>
-          <w:rFonts w:ascii="Calibri" w:hAnsi="Calibri" w:cs="Calibri"/>
-        </w:rPr>
-        <w:t xml:space="preserve"> </w:t>
-      </w:r>
-      <w:proofErr w:type="spellStart"/>
-      <w:r>
-        <w:rPr>
-          <w:rFonts w:ascii="Calibri" w:hAnsi="Calibri" w:cs="Calibri"/>
-        </w:rPr>
-        <w:t>commit</w:t>
-      </w:r>
-      <w:proofErr w:type="spellEnd"/>
-      <w:r>
-        <w:rPr>
-          <w:rFonts w:ascii="Calibri" w:hAnsi="Calibri" w:cs="Calibri"/>
-        </w:rPr>
-        <w:t xml:space="preserve"> - Data </w:t>
-      </w:r>
-      <w:proofErr w:type="spellStart"/>
-      <w:r>
-        <w:rPr>
-          <w:rFonts w:ascii="Calibri" w:hAnsi="Calibri" w:cs="Calibri"/>
-        </w:rPr>
-        <w:t>Analyst</w:t>
-      </w:r>
-      <w:proofErr w:type="spellEnd"/>
-      <w:r>
-        <w:rPr>
-          <w:rFonts w:ascii="Calibri" w:hAnsi="Calibri" w:cs="Calibri"/>
-        </w:rPr>
-        <w:t xml:space="preserve"> </w:t>
-      </w:r>
-      <w:proofErr w:type="spellStart"/>
-      <w:r>
-        <w:rPr>
-          <w:rFonts w:ascii="Calibri" w:hAnsi="Calibri" w:cs="Calibri"/>
-        </w:rPr>
-        <w:t>Roadmap</w:t>
-      </w:r>
-      <w:proofErr w:type="spellEnd"/>
-      <w:r>
-        <w:rPr>
-          <w:rFonts w:ascii="Calibri" w:hAnsi="Calibri" w:cs="Calibri"/>
-        </w:rPr>
-        <w:t>"</w:t>
+        <w:t>: Realizar primer commit</w:t>
+      </w:r>
+    </w:p>
+    <w:p>
+      <w:pPr>
+        <w:rPr>
+          <w:rFonts w:ascii="Calibri" w:hAnsi="Calibri" w:cs="Calibri"/>
+        </w:rPr>
+      </w:pPr>
+      <w:r>
+        <w:rPr>
+          <w:rFonts w:ascii="Calibri" w:hAnsi="Calibri" w:cs="Calibri"/>
+        </w:rPr>
+        <w:t>Primer commit:</w:t>
+      </w:r>
+    </w:p>
+    <w:p>
+      <w:pPr>
+        <w:rPr>
+          <w:rFonts w:ascii="Calibri" w:hAnsi="Calibri" w:cs="Calibri"/>
+        </w:rPr>
+      </w:pPr>
+      <w:r>
+        <w:rPr>
+          <w:rFonts w:ascii="Calibri" w:hAnsi="Calibri" w:cs="Calibri"/>
+        </w:rPr>
+        <w:t>git commit -m "Initial commit - Data Analyst Roadmap"</w:t>
       </w:r>
     </w:p>
     <w:p>
@@ -3709,98 +3066,19 @@
           <w:rFonts w:ascii="Calibri" w:hAnsi="Calibri" w:cs="Calibri"/>
         </w:rPr>
       </w:pPr>
-      <w:proofErr w:type="spellStart"/>
-      <w:r>
-        <w:rPr>
-          <w:rFonts w:ascii="Calibri" w:hAnsi="Calibri" w:cs="Calibri"/>
-        </w:rPr>
-        <w:t>git</w:t>
-      </w:r>
-      <w:proofErr w:type="spellEnd"/>
-      <w:r>
-        <w:rPr>
-          <w:rFonts w:ascii="Calibri" w:hAnsi="Calibri" w:cs="Calibri"/>
-        </w:rPr>
-        <w:t xml:space="preserve"> </w:t>
-      </w:r>
-      <w:proofErr w:type="spellStart"/>
-      <w:r>
-        <w:rPr>
-          <w:rFonts w:ascii="Calibri" w:hAnsi="Calibri" w:cs="Calibri"/>
-        </w:rPr>
-        <w:t>branch</w:t>
-      </w:r>
-      <w:proofErr w:type="spellEnd"/>
-      <w:r>
-        <w:rPr>
-          <w:rFonts w:ascii="Calibri" w:hAnsi="Calibri" w:cs="Calibri"/>
-        </w:rPr>
-        <w:t xml:space="preserve"> -M </w:t>
-      </w:r>
-      <w:proofErr w:type="spellStart"/>
-      <w:r>
-        <w:rPr>
-          <w:rFonts w:ascii="Calibri" w:hAnsi="Calibri" w:cs="Calibri"/>
-        </w:rPr>
-        <w:t>main</w:t>
-      </w:r>
-      <w:proofErr w:type="spellEnd"/>
-      <w:r>
-        <w:rPr>
-          <w:rFonts w:ascii="Calibri" w:hAnsi="Calibri" w:cs="Calibri"/>
-        </w:rPr>
-        <w:br/>
-      </w:r>
-      <w:proofErr w:type="spellStart"/>
-      <w:r>
-        <w:rPr>
-          <w:rFonts w:ascii="Calibri" w:hAnsi="Calibri" w:cs="Calibri"/>
-        </w:rPr>
-        <w:t>git</w:t>
-      </w:r>
-      <w:proofErr w:type="spellEnd"/>
-      <w:r>
-        <w:rPr>
-          <w:rFonts w:ascii="Calibri" w:hAnsi="Calibri" w:cs="Calibri"/>
-        </w:rPr>
-        <w:t xml:space="preserve"> </w:t>
-      </w:r>
-      <w:proofErr w:type="spellStart"/>
-      <w:r>
-        <w:rPr>
-          <w:rFonts w:ascii="Calibri" w:hAnsi="Calibri" w:cs="Calibri"/>
-        </w:rPr>
-        <w:t>push</w:t>
-      </w:r>
-      <w:proofErr w:type="spellEnd"/>
-      <w:r>
-        <w:rPr>
-          <w:rFonts w:ascii="Calibri" w:hAnsi="Calibri" w:cs="Calibri"/>
-        </w:rPr>
-        <w:t xml:space="preserve"> -u </w:t>
-      </w:r>
-      <w:proofErr w:type="spellStart"/>
-      <w:r>
-        <w:rPr>
-          <w:rFonts w:ascii="Calibri" w:hAnsi="Calibri" w:cs="Calibri"/>
-        </w:rPr>
-        <w:t>origin</w:t>
-      </w:r>
-      <w:proofErr w:type="spellEnd"/>
-      <w:r>
-        <w:rPr>
-          <w:rFonts w:ascii="Calibri" w:hAnsi="Calibri" w:cs="Calibri"/>
-        </w:rPr>
-        <w:t xml:space="preserve"> </w:t>
-      </w:r>
-      <w:proofErr w:type="spellStart"/>
-      <w:r>
-        <w:rPr>
-          <w:rFonts w:ascii="Calibri" w:hAnsi="Calibri" w:cs="Calibri"/>
-        </w:rPr>
-        <w:t>main</w:t>
-      </w:r>
-      <w:proofErr w:type="spellEnd"/>
+      <w:r>
+        <w:rPr>
+          <w:rFonts w:ascii="Calibri" w:hAnsi="Calibri" w:cs="Calibri"/>
+        </w:rPr>
+        <w:t>git branch -M main</w:t>
+      </w:r>
+      <w:r>
+        <w:rPr>
+          <w:rFonts w:ascii="Calibri" w:hAnsi="Calibri" w:cs="Calibri"/>
+        </w:rPr>
+        <w:br/>
+        <w:t>git push -u origin main</w:t>
+      </w:r>
     </w:p>
     <w:p>
       <w:pPr>
@@ -3845,30 +3123,8 @@
         <w:rPr>
           <w:rFonts w:ascii="Calibri" w:hAnsi="Calibri" w:cs="Calibri"/>
         </w:rPr>
-        <w:t>data-</w:t>
-      </w:r>
-      <w:proofErr w:type="spellStart"/>
-      <w:r>
-        <w:rPr>
-          <w:rFonts w:ascii="Calibri" w:hAnsi="Calibri" w:cs="Calibri"/>
-        </w:rPr>
-        <w:t>analyst</w:t>
-      </w:r>
-      <w:proofErr w:type="spellEnd"/>
-      <w:r>
-        <w:rPr>
-          <w:rFonts w:ascii="Calibri" w:hAnsi="Calibri" w:cs="Calibri"/>
-        </w:rPr>
-        <w:t>-</w:t>
-      </w:r>
-      <w:proofErr w:type="spellStart"/>
-      <w:r>
-        <w:rPr>
-          <w:rFonts w:ascii="Calibri" w:hAnsi="Calibri" w:cs="Calibri"/>
-        </w:rPr>
-        <w:t>roadmap</w:t>
-      </w:r>
-      <w:proofErr w:type="spellEnd"/>
+        <w:t>data-analyst-roadmap</w:t>
+      </w:r>
       <w:r>
         <w:rPr>
           <w:rFonts w:ascii="Calibri" w:hAnsi="Calibri" w:cs="Calibri"/>
@@ -3892,16 +3148,8 @@
         <w:rPr>
           <w:rFonts w:ascii="Calibri" w:hAnsi="Calibri" w:cs="Calibri"/>
         </w:rPr>
-        <w:t xml:space="preserve">── </w:t>
-      </w:r>
-      <w:proofErr w:type="spellStart"/>
-      <w:r>
-        <w:rPr>
-          <w:rFonts w:ascii="Calibri" w:hAnsi="Calibri" w:cs="Calibri"/>
-        </w:rPr>
-        <w:t>datasets</w:t>
-      </w:r>
-      <w:proofErr w:type="spellEnd"/>
+        <w:t>── datasets</w:t>
+      </w:r>
       <w:r>
         <w:rPr>
           <w:rFonts w:ascii="Calibri" w:hAnsi="Calibri" w:cs="Calibri"/>
@@ -3936,16 +3184,8 @@
         <w:rPr>
           <w:rFonts w:ascii="Calibri" w:hAnsi="Calibri" w:cs="Calibri"/>
         </w:rPr>
-        <w:t xml:space="preserve">── </w:t>
-      </w:r>
-      <w:proofErr w:type="spellStart"/>
-      <w:r>
-        <w:rPr>
-          <w:rFonts w:ascii="Calibri" w:hAnsi="Calibri" w:cs="Calibri"/>
-        </w:rPr>
-        <w:t>excel</w:t>
-      </w:r>
-      <w:proofErr w:type="spellEnd"/>
+        <w:t>── excel</w:t>
+      </w:r>
       <w:r>
         <w:rPr>
           <w:rFonts w:ascii="Calibri" w:hAnsi="Calibri" w:cs="Calibri"/>
@@ -3962,16 +3202,8 @@
         <w:rPr>
           <w:rFonts w:ascii="Calibri" w:hAnsi="Calibri" w:cs="Calibri"/>
         </w:rPr>
-        <w:t xml:space="preserve">── </w:t>
-      </w:r>
-      <w:proofErr w:type="spellStart"/>
-      <w:r>
-        <w:rPr>
-          <w:rFonts w:ascii="Calibri" w:hAnsi="Calibri" w:cs="Calibri"/>
-        </w:rPr>
-        <w:t>images</w:t>
-      </w:r>
-      <w:proofErr w:type="spellEnd"/>
+        <w:t>── images</w:t>
+      </w:r>
       <w:r>
         <w:rPr>
           <w:rFonts w:ascii="Calibri" w:hAnsi="Calibri" w:cs="Calibri"/>
@@ -4006,16 +3238,8 @@
         <w:rPr>
           <w:rFonts w:ascii="Calibri" w:hAnsi="Calibri" w:cs="Calibri"/>
         </w:rPr>
-        <w:t xml:space="preserve">── </w:t>
-      </w:r>
-      <w:proofErr w:type="gramStart"/>
-      <w:r>
-        <w:rPr>
-          <w:rFonts w:ascii="Calibri" w:hAnsi="Calibri" w:cs="Calibri"/>
-        </w:rPr>
-        <w:t>portfolio</w:t>
-      </w:r>
-      <w:proofErr w:type="gramEnd"/>
+        <w:t>── portfolio</w:t>
+      </w:r>
       <w:r>
         <w:rPr>
           <w:rFonts w:ascii="Calibri" w:hAnsi="Calibri" w:cs="Calibri"/>
@@ -4032,16 +3256,8 @@
         <w:rPr>
           <w:rFonts w:ascii="Calibri" w:hAnsi="Calibri" w:cs="Calibri"/>
         </w:rPr>
-        <w:t xml:space="preserve">── </w:t>
-      </w:r>
-      <w:proofErr w:type="spellStart"/>
-      <w:r>
-        <w:rPr>
-          <w:rFonts w:ascii="Calibri" w:hAnsi="Calibri" w:cs="Calibri"/>
-        </w:rPr>
-        <w:t>powerbi</w:t>
-      </w:r>
-      <w:proofErr w:type="spellEnd"/>
+        <w:t>── powerbi</w:t>
+      </w:r>
       <w:r>
         <w:rPr>
           <w:rFonts w:ascii="Calibri" w:hAnsi="Calibri" w:cs="Calibri"/>
@@ -4058,16 +3274,8 @@
         <w:rPr>
           <w:rFonts w:ascii="Calibri" w:hAnsi="Calibri" w:cs="Calibri"/>
         </w:rPr>
-        <w:t xml:space="preserve">── </w:t>
-      </w:r>
-      <w:proofErr w:type="spellStart"/>
-      <w:r>
-        <w:rPr>
-          <w:rFonts w:ascii="Calibri" w:hAnsi="Calibri" w:cs="Calibri"/>
-        </w:rPr>
-        <w:t>python</w:t>
-      </w:r>
-      <w:proofErr w:type="spellEnd"/>
+        <w:t>── python</w:t>
+      </w:r>
       <w:r>
         <w:rPr>
           <w:rFonts w:ascii="Calibri" w:hAnsi="Calibri" w:cs="Calibri"/>
@@ -4084,16 +3292,8 @@
         <w:rPr>
           <w:rFonts w:ascii="Calibri" w:hAnsi="Calibri" w:cs="Calibri"/>
         </w:rPr>
-        <w:t xml:space="preserve">── </w:t>
-      </w:r>
-      <w:proofErr w:type="spellStart"/>
-      <w:r>
-        <w:rPr>
-          <w:rFonts w:ascii="Calibri" w:hAnsi="Calibri" w:cs="Calibri"/>
-        </w:rPr>
-        <w:t>sql</w:t>
-      </w:r>
-      <w:proofErr w:type="spellEnd"/>
+        <w:t>── sql</w:t>
+      </w:r>
       <w:r>
         <w:rPr>
           <w:rFonts w:ascii="Calibri" w:hAnsi="Calibri" w:cs="Calibri"/>
@@ -4110,16 +3310,8 @@
         <w:rPr>
           <w:rFonts w:ascii="Calibri" w:hAnsi="Calibri" w:cs="Calibri"/>
         </w:rPr>
-        <w:t xml:space="preserve">── </w:t>
-      </w:r>
-      <w:proofErr w:type="spellStart"/>
-      <w:r>
-        <w:rPr>
-          <w:rFonts w:ascii="Calibri" w:hAnsi="Calibri" w:cs="Calibri"/>
-        </w:rPr>
-        <w:t>tableau</w:t>
-      </w:r>
-      <w:proofErr w:type="spellEnd"/>
+        <w:t>── tableau</w:t>
+      </w:r>
       <w:r>
         <w:rPr>
           <w:rFonts w:ascii="Calibri" w:hAnsi="Calibri" w:cs="Calibri"/>
@@ -4131,6 +3323,66 @@
     <w:p>
       <w:pPr>
         <w:pStyle w:val="Ttulo4"/>
+      </w:pPr>
+      <w:r>
+        <w:t>Resumen de los pasos:</w:t>
+      </w:r>
+    </w:p>
+    <w:p>
+      <w:pPr>
+        <w:rPr>
+          <w:rFonts w:ascii="Calibri" w:hAnsi="Calibri" w:cs="Calibri"/>
+        </w:rPr>
+      </w:pPr>
+      <w:r>
+        <w:rPr>
+          <w:rFonts w:ascii="Calibri" w:hAnsi="Calibri" w:cs="Calibri"/>
+        </w:rPr>
+        <w:t>git add .    → Agrega todos los archivos modificados al área de preparación (staging).</w:t>
+      </w:r>
+    </w:p>
+    <w:p>
+      <w:pPr>
+        <w:rPr>
+          <w:rFonts w:ascii="Calibri" w:hAnsi="Calibri" w:cs="Calibri"/>
+        </w:rPr>
+      </w:pPr>
+      <w:r>
+        <w:rPr>
+          <w:rFonts w:ascii="Calibri" w:hAnsi="Calibri" w:cs="Calibri"/>
+        </w:rPr>
+        <w:t>git commit -m "Mensaje"  → Guarda los cambios preparados en el historial local de Git.</w:t>
+      </w:r>
+    </w:p>
+    <w:p>
+      <w:pPr>
+        <w:rPr>
+          <w:rFonts w:ascii="Calibri" w:hAnsi="Calibri" w:cs="Calibri"/>
+        </w:rPr>
+      </w:pPr>
+      <w:r>
+        <w:rPr>
+          <w:rFonts w:ascii="Calibri" w:hAnsi="Calibri" w:cs="Calibri"/>
+        </w:rPr>
+        <w:t>git branch -M main → Renombra la rama actual a "main" (forzando el cambio si es necesario).</w:t>
+      </w:r>
+    </w:p>
+    <w:p>
+      <w:pPr>
+        <w:rPr>
+          <w:rFonts w:ascii="Calibri" w:hAnsi="Calibri" w:cs="Calibri"/>
+        </w:rPr>
+      </w:pPr>
+      <w:r>
+        <w:rPr>
+          <w:rFonts w:ascii="Calibri" w:hAnsi="Calibri" w:cs="Calibri"/>
+        </w:rPr>
+        <w:t>git push -u origin main  → Sube la rama main a GitHub y la vincula con el repositorio remoto.</w:t>
+      </w:r>
+    </w:p>
+    <w:p>
+      <w:pPr>
+        <w:pStyle w:val="Ttulo4"/>
         <w:rPr>
           <w:rFonts w:ascii="Calibri" w:hAnsi="Calibri" w:cs="Calibri"/>
         </w:rPr>
@@ -4158,21 +3410,7 @@
         <w:rPr>
           <w:rFonts w:ascii="Calibri" w:hAnsi="Calibri" w:cs="Calibri"/>
         </w:rPr>
-        <w:t xml:space="preserve">Al configurar </w:t>
-      </w:r>
-      <w:proofErr w:type="spellStart"/>
-      <w:r>
-        <w:rPr>
-          <w:rFonts w:ascii="Calibri" w:hAnsi="Calibri" w:cs="Calibri"/>
-        </w:rPr>
-        <w:t>git</w:t>
-      </w:r>
-      <w:proofErr w:type="spellEnd"/>
-      <w:r>
-        <w:rPr>
-          <w:rFonts w:ascii="Calibri" w:hAnsi="Calibri" w:cs="Calibri"/>
-        </w:rPr>
-        <w:t xml:space="preserve"> tuve 2 errores:</w:t>
+        <w:t>Al configurar git tuve 2 errores:</w:t>
       </w:r>
     </w:p>
     <w:p>
@@ -4187,6 +3425,7 @@
         <w:rPr>
           <w:rFonts w:ascii="Calibri" w:hAnsi="Calibri" w:cs="Calibri"/>
         </w:rPr>
+        <w:lastRenderedPageBreak/>
         <w:br/>
       </w:r>
       <w:r>
@@ -4194,60 +3433,7 @@
           <w:rStyle w:val="Ttulo5Car"/>
           <w:rFonts w:ascii="Calibri" w:hAnsi="Calibri" w:cs="Calibri"/>
         </w:rPr>
-        <w:t xml:space="preserve">1. </w:t>
-      </w:r>
-      <w:r>
-        <w:rPr>
-          <w:rStyle w:val="Ttulo5Car"/>
-          <w:rFonts w:ascii="Calibri" w:hAnsi="Calibri" w:cs="Calibri"/>
-        </w:rPr>
-        <w:t xml:space="preserve">Error </w:t>
-      </w:r>
-      <w:r>
-        <w:rPr>
-          <w:rStyle w:val="Ttulo5Car"/>
-          <w:rFonts w:ascii="Calibri" w:hAnsi="Calibri" w:cs="Calibri"/>
-        </w:rPr>
-        <w:t>1</w:t>
-      </w:r>
-      <w:r>
-        <w:rPr>
-          <w:rStyle w:val="Ttulo5Car"/>
-          <w:rFonts w:ascii="Calibri" w:hAnsi="Calibri" w:cs="Calibri"/>
-        </w:rPr>
-        <w:t xml:space="preserve">: Author </w:t>
-      </w:r>
-      <w:proofErr w:type="spellStart"/>
-      <w:r>
-        <w:rPr>
-          <w:rStyle w:val="Ttulo5Car"/>
-          <w:rFonts w:ascii="Calibri" w:hAnsi="Calibri" w:cs="Calibri"/>
-        </w:rPr>
-        <w:t>identity</w:t>
-      </w:r>
-      <w:proofErr w:type="spellEnd"/>
-      <w:r>
-        <w:rPr>
-          <w:rStyle w:val="Ttulo5Car"/>
-          <w:rFonts w:ascii="Calibri" w:hAnsi="Calibri" w:cs="Calibri"/>
-        </w:rPr>
-        <w:t xml:space="preserve"> </w:t>
-      </w:r>
-      <w:proofErr w:type="spellStart"/>
-      <w:r>
-        <w:rPr>
-          <w:rStyle w:val="Ttulo5Car"/>
-          <w:rFonts w:ascii="Calibri" w:hAnsi="Calibri" w:cs="Calibri"/>
-        </w:rPr>
-        <w:t>unknown</w:t>
-      </w:r>
-      <w:proofErr w:type="spellEnd"/>
-      <w:r>
-        <w:rPr>
-          <w:rStyle w:val="Ttulo5Car"/>
-          <w:rFonts w:ascii="Calibri" w:hAnsi="Calibri" w:cs="Calibri"/>
-        </w:rPr>
-        <w:t>:</w:t>
+        <w:t>1. Error 1: Author identity unknown:</w:t>
       </w:r>
     </w:p>
     <w:p>
@@ -4292,21 +3478,7 @@
         <w:rPr>
           <w:rFonts w:ascii="Calibri" w:hAnsi="Calibri" w:cs="Calibri"/>
         </w:rPr>
-        <w:t xml:space="preserve">Todos los </w:t>
-      </w:r>
-      <w:proofErr w:type="spellStart"/>
-      <w:r>
-        <w:rPr>
-          <w:rFonts w:ascii="Calibri" w:hAnsi="Calibri" w:cs="Calibri"/>
-        </w:rPr>
-        <w:t>commits</w:t>
-      </w:r>
-      <w:proofErr w:type="spellEnd"/>
-      <w:r>
-        <w:rPr>
-          <w:rFonts w:ascii="Calibri" w:hAnsi="Calibri" w:cs="Calibri"/>
-        </w:rPr>
-        <w:t xml:space="preserve"> tienen:</w:t>
+        <w:t>Todos los commits tienen:</w:t>
       </w:r>
     </w:p>
     <w:p>
@@ -4348,7 +3520,6 @@
         <w:pStyle w:val="Ttulo6"/>
       </w:pPr>
       <w:r>
-        <w:lastRenderedPageBreak/>
         <w:t>Configurar usuario y correo:</w:t>
       </w:r>
     </w:p>
@@ -4384,33 +3555,11 @@
           <w:rFonts w:ascii="Calibri" w:hAnsi="Calibri" w:cs="Calibri"/>
         </w:rPr>
       </w:pPr>
-      <w:proofErr w:type="spellStart"/>
-      <w:r>
-        <w:rPr>
-          <w:rFonts w:ascii="Calibri" w:hAnsi="Calibri" w:cs="Calibri"/>
-        </w:rPr>
-        <w:t>git</w:t>
-      </w:r>
-      <w:proofErr w:type="spellEnd"/>
-      <w:r>
-        <w:rPr>
-          <w:rFonts w:ascii="Calibri" w:hAnsi="Calibri" w:cs="Calibri"/>
-        </w:rPr>
-        <w:t xml:space="preserve"> </w:t>
-      </w:r>
-      <w:proofErr w:type="spellStart"/>
-      <w:r>
-        <w:rPr>
-          <w:rFonts w:ascii="Calibri" w:hAnsi="Calibri" w:cs="Calibri"/>
-        </w:rPr>
-        <w:t>config</w:t>
-      </w:r>
-      <w:proofErr w:type="spellEnd"/>
-      <w:r>
-        <w:rPr>
-          <w:rFonts w:ascii="Calibri" w:hAnsi="Calibri" w:cs="Calibri"/>
-        </w:rPr>
-        <w:t xml:space="preserve"> --global user.name "Juan Nevado"</w:t>
+      <w:r>
+        <w:rPr>
+          <w:rFonts w:ascii="Calibri" w:hAnsi="Calibri" w:cs="Calibri"/>
+        </w:rPr>
+        <w:t>git config --global user.name "Juan Nevado"</w:t>
       </w:r>
     </w:p>
     <w:p>
@@ -4432,49 +3581,11 @@
           <w:rFonts w:ascii="Calibri" w:hAnsi="Calibri" w:cs="Calibri"/>
         </w:rPr>
       </w:pPr>
-      <w:proofErr w:type="spellStart"/>
-      <w:r>
-        <w:rPr>
-          <w:rFonts w:ascii="Calibri" w:hAnsi="Calibri" w:cs="Calibri"/>
-        </w:rPr>
-        <w:t>git</w:t>
-      </w:r>
-      <w:proofErr w:type="spellEnd"/>
-      <w:r>
-        <w:rPr>
-          <w:rFonts w:ascii="Calibri" w:hAnsi="Calibri" w:cs="Calibri"/>
-        </w:rPr>
-        <w:t xml:space="preserve"> </w:t>
-      </w:r>
-      <w:proofErr w:type="spellStart"/>
-      <w:r>
-        <w:rPr>
-          <w:rFonts w:ascii="Calibri" w:hAnsi="Calibri" w:cs="Calibri"/>
-        </w:rPr>
-        <w:t>config</w:t>
-      </w:r>
-      <w:proofErr w:type="spellEnd"/>
-      <w:r>
-        <w:rPr>
-          <w:rFonts w:ascii="Calibri" w:hAnsi="Calibri" w:cs="Calibri"/>
-        </w:rPr>
-        <w:t xml:space="preserve"> --global </w:t>
-      </w:r>
-      <w:proofErr w:type="spellStart"/>
-      <w:proofErr w:type="gramStart"/>
-      <w:r>
-        <w:rPr>
-          <w:rFonts w:ascii="Calibri" w:hAnsi="Calibri" w:cs="Calibri"/>
-        </w:rPr>
-        <w:t>user.email</w:t>
-      </w:r>
-      <w:proofErr w:type="spellEnd"/>
-      <w:proofErr w:type="gramEnd"/>
-      <w:r>
-        <w:rPr>
-          <w:rFonts w:ascii="Calibri" w:hAnsi="Calibri" w:cs="Calibri"/>
-        </w:rPr>
-        <w:t xml:space="preserve"> "TU_CORREO_DE_GITHUB"</w:t>
+      <w:r>
+        <w:rPr>
+          <w:rFonts w:ascii="Calibri" w:hAnsi="Calibri" w:cs="Calibri"/>
+        </w:rPr>
+        <w:t>git config --global user.email "TU_CORREO_DE_GITHUB"</w:t>
       </w:r>
     </w:p>
     <w:p>
@@ -4496,49 +3607,11 @@
           <w:rFonts w:ascii="Calibri" w:hAnsi="Calibri" w:cs="Calibri"/>
         </w:rPr>
       </w:pPr>
-      <w:proofErr w:type="spellStart"/>
-      <w:r>
-        <w:rPr>
-          <w:rFonts w:ascii="Calibri" w:hAnsi="Calibri" w:cs="Calibri"/>
-        </w:rPr>
-        <w:t>git</w:t>
-      </w:r>
-      <w:proofErr w:type="spellEnd"/>
-      <w:r>
-        <w:rPr>
-          <w:rFonts w:ascii="Calibri" w:hAnsi="Calibri" w:cs="Calibri"/>
-        </w:rPr>
-        <w:t xml:space="preserve"> </w:t>
-      </w:r>
-      <w:proofErr w:type="spellStart"/>
-      <w:r>
-        <w:rPr>
-          <w:rFonts w:ascii="Calibri" w:hAnsi="Calibri" w:cs="Calibri"/>
-        </w:rPr>
-        <w:t>config</w:t>
-      </w:r>
-      <w:proofErr w:type="spellEnd"/>
-      <w:r>
-        <w:rPr>
-          <w:rFonts w:ascii="Calibri" w:hAnsi="Calibri" w:cs="Calibri"/>
-        </w:rPr>
-        <w:t xml:space="preserve"> --global </w:t>
-      </w:r>
-      <w:proofErr w:type="spellStart"/>
-      <w:proofErr w:type="gramStart"/>
-      <w:r>
-        <w:rPr>
-          <w:rFonts w:ascii="Calibri" w:hAnsi="Calibri" w:cs="Calibri"/>
-        </w:rPr>
-        <w:t>user.email</w:t>
-      </w:r>
-      <w:proofErr w:type="spellEnd"/>
-      <w:proofErr w:type="gramEnd"/>
-      <w:r>
-        <w:rPr>
-          <w:rFonts w:ascii="Calibri" w:hAnsi="Calibri" w:cs="Calibri"/>
-        </w:rPr>
-        <w:t xml:space="preserve"> "juan@gmail.com"</w:t>
+      <w:r>
+        <w:rPr>
+          <w:rFonts w:ascii="Calibri" w:hAnsi="Calibri" w:cs="Calibri"/>
+        </w:rPr>
+        <w:t>git config --global user.email "juan@gmail.com"</w:t>
       </w:r>
     </w:p>
     <w:p>
@@ -4565,7 +3638,7 @@
           <w:rFonts w:ascii="Calibri" w:hAnsi="Calibri" w:cs="Calibri"/>
         </w:rPr>
         <w:pict w14:anchorId="06B4AFE6">
-          <v:rect id="_x0000_i1057" style="width:0;height:1.5pt" o:hralign="center" o:hrstd="t" o:hr="t" fillcolor="#a0a0a0" stroked="f"/>
+          <v:rect id="_x0000_i1025" style="width:0;height:1.5pt" o:hralign="center" o:hrstd="t" o:hr="t" fillcolor="#a0a0a0" stroked="f"/>
         </w:pict>
       </w:r>
     </w:p>
@@ -4605,7 +3678,6 @@
           <w:rFonts w:ascii="Calibri" w:hAnsi="Calibri" w:cs="Calibri"/>
         </w:rPr>
       </w:pPr>
-      <w:proofErr w:type="spellStart"/>
       <w:r>
         <w:rPr>
           <w:rFonts w:ascii="Calibri" w:hAnsi="Calibri" w:cs="Calibri"/>
@@ -4614,7 +3686,6 @@
         </w:rPr>
         <w:t>Settings</w:t>
       </w:r>
-      <w:proofErr w:type="spellEnd"/>
     </w:p>
     <w:p>
       <w:pPr>
@@ -4681,7 +3752,7 @@
           <w:rFonts w:ascii="Calibri" w:hAnsi="Calibri" w:cs="Calibri"/>
         </w:rPr>
         <w:pict w14:anchorId="5CCCC6F2">
-          <v:rect id="_x0000_i1058" style="width:0;height:1.5pt" o:hralign="center" o:hrstd="t" o:hr="t" fillcolor="#a0a0a0" stroked="f"/>
+          <v:rect id="_x0000_i1026" style="width:0;height:1.5pt" o:hralign="center" o:hrstd="t" o:hr="t" fillcolor="#a0a0a0" stroked="f"/>
         </w:pict>
       </w:r>
     </w:p>
@@ -4721,45 +3792,24 @@
           <w:rFonts w:ascii="Calibri" w:hAnsi="Calibri" w:cs="Calibri"/>
         </w:rPr>
       </w:pPr>
-      <w:proofErr w:type="spellStart"/>
-      <w:r>
-        <w:rPr>
-          <w:rFonts w:ascii="Calibri" w:hAnsi="Calibri" w:cs="Calibri"/>
-        </w:rPr>
-        <w:t>git</w:t>
-      </w:r>
-      <w:proofErr w:type="spellEnd"/>
-      <w:r>
-        <w:rPr>
-          <w:rFonts w:ascii="Calibri" w:hAnsi="Calibri" w:cs="Calibri"/>
-        </w:rPr>
-        <w:t xml:space="preserve"> </w:t>
-      </w:r>
-      <w:proofErr w:type="spellStart"/>
-      <w:r>
-        <w:rPr>
-          <w:rFonts w:ascii="Calibri" w:hAnsi="Calibri" w:cs="Calibri"/>
-        </w:rPr>
-        <w:t>config</w:t>
-      </w:r>
-      <w:proofErr w:type="spellEnd"/>
-      <w:r>
-        <w:rPr>
-          <w:rFonts w:ascii="Calibri" w:hAnsi="Calibri" w:cs="Calibri"/>
-        </w:rPr>
-        <w:t xml:space="preserve"> --global user.name</w:t>
-      </w:r>
-    </w:p>
-    <w:p>
-      <w:pPr>
-        <w:rPr>
-          <w:rFonts w:ascii="Calibri" w:hAnsi="Calibri" w:cs="Calibri"/>
-        </w:rPr>
-      </w:pPr>
-      <w:r>
-        <w:rPr>
-          <w:rFonts w:ascii="Calibri" w:hAnsi="Calibri" w:cs="Calibri"/>
-        </w:rPr>
+      <w:r>
+        <w:rPr>
+          <w:rFonts w:ascii="Calibri" w:hAnsi="Calibri" w:cs="Calibri"/>
+        </w:rPr>
+        <w:t>git config --global user.name</w:t>
+      </w:r>
+    </w:p>
+    <w:p>
+      <w:pPr>
+        <w:rPr>
+          <w:rFonts w:ascii="Calibri" w:hAnsi="Calibri" w:cs="Calibri"/>
+        </w:rPr>
+      </w:pPr>
+      <w:r>
+        <w:rPr>
+          <w:rFonts w:ascii="Calibri" w:hAnsi="Calibri" w:cs="Calibri"/>
+        </w:rPr>
+        <w:lastRenderedPageBreak/>
         <w:t>Debe mostrar</w:t>
       </w:r>
     </w:p>
@@ -4795,44 +3845,12 @@
           <w:rFonts w:ascii="Calibri" w:hAnsi="Calibri" w:cs="Calibri"/>
         </w:rPr>
       </w:pPr>
-      <w:proofErr w:type="spellStart"/>
-      <w:r>
-        <w:rPr>
-          <w:rFonts w:ascii="Calibri" w:hAnsi="Calibri" w:cs="Calibri"/>
-        </w:rPr>
-        <w:t>git</w:t>
-      </w:r>
-      <w:proofErr w:type="spellEnd"/>
-      <w:r>
-        <w:rPr>
-          <w:rFonts w:ascii="Calibri" w:hAnsi="Calibri" w:cs="Calibri"/>
-        </w:rPr>
-        <w:t xml:space="preserve"> </w:t>
-      </w:r>
-      <w:proofErr w:type="spellStart"/>
-      <w:r>
-        <w:rPr>
-          <w:rFonts w:ascii="Calibri" w:hAnsi="Calibri" w:cs="Calibri"/>
-        </w:rPr>
-        <w:t>config</w:t>
-      </w:r>
-      <w:proofErr w:type="spellEnd"/>
-      <w:r>
-        <w:rPr>
-          <w:rFonts w:ascii="Calibri" w:hAnsi="Calibri" w:cs="Calibri"/>
-        </w:rPr>
-        <w:t xml:space="preserve"> --global </w:t>
-      </w:r>
-      <w:proofErr w:type="spellStart"/>
-      <w:proofErr w:type="gramStart"/>
-      <w:r>
-        <w:rPr>
-          <w:rFonts w:ascii="Calibri" w:hAnsi="Calibri" w:cs="Calibri"/>
-        </w:rPr>
-        <w:t>user.email</w:t>
-      </w:r>
-      <w:proofErr w:type="spellEnd"/>
-      <w:proofErr w:type="gramEnd"/>
+      <w:r>
+        <w:rPr>
+          <w:rFonts w:ascii="Calibri" w:hAnsi="Calibri" w:cs="Calibri"/>
+        </w:rPr>
+        <w:t>git config --global user.email</w:t>
+      </w:r>
     </w:p>
     <w:p>
       <w:pPr>
@@ -4858,71 +3876,20 @@
         <w:rPr>
           <w:rFonts w:ascii="Calibri" w:hAnsi="Calibri" w:cs="Calibri"/>
         </w:rPr>
-        <w:lastRenderedPageBreak/>
-        <w:t xml:space="preserve">2. Error 2: </w:t>
-      </w:r>
-      <w:proofErr w:type="spellStart"/>
-      <w:r>
-        <w:rPr>
-          <w:rFonts w:ascii="Calibri" w:hAnsi="Calibri" w:cs="Calibri"/>
-        </w:rPr>
-        <w:t>git</w:t>
-      </w:r>
-      <w:proofErr w:type="spellEnd"/>
-      <w:r>
-        <w:rPr>
-          <w:rFonts w:ascii="Calibri" w:hAnsi="Calibri" w:cs="Calibri"/>
-        </w:rPr>
-        <w:t xml:space="preserve"> remote </w:t>
-      </w:r>
-      <w:proofErr w:type="spellStart"/>
-      <w:r>
-        <w:rPr>
-          <w:rFonts w:ascii="Calibri" w:hAnsi="Calibri" w:cs="Calibri"/>
-        </w:rPr>
-        <w:t>add</w:t>
-      </w:r>
-      <w:proofErr w:type="spellEnd"/>
-      <w:r>
-        <w:rPr>
-          <w:rFonts w:ascii="Calibri" w:hAnsi="Calibri" w:cs="Calibri"/>
-        </w:rPr>
-        <w:t xml:space="preserve"> </w:t>
-      </w:r>
-      <w:proofErr w:type="spellStart"/>
-      <w:r>
-        <w:rPr>
-          <w:rFonts w:ascii="Calibri" w:hAnsi="Calibri" w:cs="Calibri"/>
-        </w:rPr>
-        <w:t>origin</w:t>
-      </w:r>
-      <w:proofErr w:type="spellEnd"/>
-    </w:p>
-    <w:p>
-      <w:pPr>
-        <w:rPr>
-          <w:rFonts w:ascii="Calibri" w:hAnsi="Calibri" w:cs="Calibri"/>
-        </w:rPr>
-      </w:pPr>
-      <w:r>
-        <w:rPr>
-          <w:rFonts w:ascii="Calibri" w:hAnsi="Calibri" w:cs="Calibri"/>
-        </w:rPr>
-        <w:t xml:space="preserve">Por error coloqué un espacio en mi repositorio remoto a GIT lo que llevó a darme cuenta </w:t>
-      </w:r>
-      <w:proofErr w:type="gramStart"/>
-      <w:r>
-        <w:rPr>
-          <w:rFonts w:ascii="Calibri" w:hAnsi="Calibri" w:cs="Calibri"/>
-        </w:rPr>
-        <w:t>que</w:t>
-      </w:r>
-      <w:proofErr w:type="gramEnd"/>
-      <w:r>
-        <w:rPr>
-          <w:rFonts w:ascii="Calibri" w:hAnsi="Calibri" w:cs="Calibri"/>
-        </w:rPr>
-        <w:t xml:space="preserve"> había iniciado GIT en una carpeta incorrecta, para ello se elimina la configuración a GIT realizada en esa carpeta, para ello ejecutar:</w:t>
+        <w:t>2. Error 2: git remote add origin</w:t>
+      </w:r>
+    </w:p>
+    <w:p>
+      <w:pPr>
+        <w:rPr>
+          <w:rFonts w:ascii="Calibri" w:hAnsi="Calibri" w:cs="Calibri"/>
+        </w:rPr>
+      </w:pPr>
+      <w:r>
+        <w:rPr>
+          <w:rFonts w:ascii="Calibri" w:hAnsi="Calibri" w:cs="Calibri"/>
+        </w:rPr>
+        <w:t>Por error coloqué un espacio en mi repositorio remoto a GIT lo que llevó a darme cuenta que había iniciado GIT en una carpeta incorrecta, para ello se elimina la configuración a GIT realizada en esa carpeta, para ello ejecutar:</w:t>
       </w:r>
     </w:p>
     <w:p>
@@ -4979,35 +3946,7 @@
           <w:rFonts w:ascii="Calibri" w:hAnsi="Calibri" w:cs="Calibri"/>
         </w:rPr>
         <w:br/>
-        <w:t xml:space="preserve">    └── data-</w:t>
-      </w:r>
-      <w:proofErr w:type="spellStart"/>
-      <w:r>
-        <w:rPr>
-          <w:rFonts w:ascii="Calibri" w:hAnsi="Calibri" w:cs="Calibri"/>
-        </w:rPr>
-        <w:t>analyst</w:t>
-      </w:r>
-      <w:proofErr w:type="spellEnd"/>
-      <w:r>
-        <w:rPr>
-          <w:rFonts w:ascii="Calibri" w:hAnsi="Calibri" w:cs="Calibri"/>
-        </w:rPr>
-        <w:t>-</w:t>
-      </w:r>
-      <w:proofErr w:type="spellStart"/>
-      <w:r>
-        <w:rPr>
-          <w:rFonts w:ascii="Calibri" w:hAnsi="Calibri" w:cs="Calibri"/>
-        </w:rPr>
-        <w:t>roadmap</w:t>
-      </w:r>
-      <w:proofErr w:type="spellEnd"/>
-      <w:r>
-        <w:rPr>
-          <w:rFonts w:ascii="Calibri" w:hAnsi="Calibri" w:cs="Calibri"/>
-        </w:rPr>
-        <w:t>\</w:t>
+        <w:t xml:space="preserve">    └── data-analyst-roadmap\</w:t>
       </w:r>
       <w:r>
         <w:rPr>
@@ -5026,16 +3965,8 @@
         <w:rPr>
           <w:rFonts w:ascii="Calibri" w:hAnsi="Calibri" w:cs="Calibri"/>
         </w:rPr>
-        <w:t xml:space="preserve">── </w:t>
-      </w:r>
-      <w:proofErr w:type="spellStart"/>
-      <w:r>
-        <w:rPr>
-          <w:rFonts w:ascii="Calibri" w:hAnsi="Calibri" w:cs="Calibri"/>
-        </w:rPr>
-        <w:t>datasets</w:t>
-      </w:r>
-      <w:proofErr w:type="spellEnd"/>
+        <w:t>── datasets</w:t>
+      </w:r>
       <w:r>
         <w:rPr>
           <w:rFonts w:ascii="Calibri" w:hAnsi="Calibri" w:cs="Calibri"/>
@@ -5053,16 +3984,8 @@
         <w:rPr>
           <w:rFonts w:ascii="Calibri" w:hAnsi="Calibri" w:cs="Calibri"/>
         </w:rPr>
-        <w:t xml:space="preserve">── </w:t>
-      </w:r>
-      <w:proofErr w:type="spellStart"/>
-      <w:r>
-        <w:rPr>
-          <w:rFonts w:ascii="Calibri" w:hAnsi="Calibri" w:cs="Calibri"/>
-        </w:rPr>
-        <w:t>sql</w:t>
-      </w:r>
-      <w:proofErr w:type="spellEnd"/>
+        <w:t>── sql</w:t>
+      </w:r>
       <w:r>
         <w:rPr>
           <w:rFonts w:ascii="Calibri" w:hAnsi="Calibri" w:cs="Calibri"/>
@@ -5080,16 +4003,8 @@
         <w:rPr>
           <w:rFonts w:ascii="Calibri" w:hAnsi="Calibri" w:cs="Calibri"/>
         </w:rPr>
-        <w:t xml:space="preserve">── </w:t>
-      </w:r>
-      <w:proofErr w:type="spellStart"/>
-      <w:r>
-        <w:rPr>
-          <w:rFonts w:ascii="Calibri" w:hAnsi="Calibri" w:cs="Calibri"/>
-        </w:rPr>
-        <w:t>python</w:t>
-      </w:r>
-      <w:proofErr w:type="spellEnd"/>
+        <w:t>── python</w:t>
+      </w:r>
       <w:r>
         <w:rPr>
           <w:rFonts w:ascii="Calibri" w:hAnsi="Calibri" w:cs="Calibri"/>
@@ -5168,510 +4083,348 @@
           <w:b/>
           <w:bCs/>
         </w:rPr>
-        <w:t>data-</w:t>
-      </w:r>
-      <w:proofErr w:type="spellStart"/>
+        <w:t>data-analyst-roadmap</w:t>
+      </w:r>
+      <w:r>
+        <w:rPr>
+          <w:rFonts w:ascii="Calibri" w:hAnsi="Calibri" w:cs="Calibri"/>
+        </w:rPr>
+        <w:t>.</w:t>
+      </w:r>
+    </w:p>
+    <w:p>
+      <w:pPr>
+        <w:pStyle w:val="Ttulo6"/>
+        <w:rPr>
+          <w:rFonts w:ascii="Calibri" w:hAnsi="Calibri" w:cs="Calibri"/>
+        </w:rPr>
+      </w:pPr>
+      <w:r>
+        <w:rPr>
+          <w:rFonts w:ascii="Calibri" w:hAnsi="Calibri" w:cs="Calibri"/>
+        </w:rPr>
+        <w:t>Paso 1: Verifica si existe la carpeta .git</w:t>
+      </w:r>
+    </w:p>
+    <w:p>
+      <w:pPr>
+        <w:rPr>
+          <w:rFonts w:ascii="Calibri" w:hAnsi="Calibri" w:cs="Calibri"/>
+        </w:rPr>
+      </w:pPr>
+      <w:r>
+        <w:rPr>
+          <w:rFonts w:ascii="Calibri" w:hAnsi="Calibri" w:cs="Calibri"/>
+        </w:rPr>
+        <w:t>Desde D:\Aprendizaje, ejecuta:</w:t>
+      </w:r>
+    </w:p>
+    <w:p>
+      <w:pPr>
+        <w:rPr>
+          <w:rFonts w:ascii="Calibri" w:hAnsi="Calibri" w:cs="Calibri"/>
+        </w:rPr>
+      </w:pPr>
+      <w:r>
+        <w:rPr>
+          <w:rFonts w:ascii="Calibri" w:hAnsi="Calibri" w:cs="Calibri"/>
+        </w:rPr>
+        <w:t>dir /a</w:t>
+      </w:r>
+    </w:p>
+    <w:p>
+      <w:pPr>
+        <w:rPr>
+          <w:rFonts w:ascii="Calibri" w:hAnsi="Calibri" w:cs="Calibri"/>
+        </w:rPr>
+      </w:pPr>
+      <w:r>
+        <w:rPr>
+          <w:rFonts w:ascii="Calibri" w:hAnsi="Calibri" w:cs="Calibri"/>
+        </w:rPr>
+        <w:t>Si aparece una carpeta llamada:</w:t>
+      </w:r>
+    </w:p>
+    <w:p>
+      <w:pPr>
+        <w:rPr>
+          <w:rFonts w:ascii="Calibri" w:hAnsi="Calibri" w:cs="Calibri"/>
+        </w:rPr>
+      </w:pPr>
+      <w:r>
+        <w:rPr>
+          <w:rFonts w:ascii="Calibri" w:hAnsi="Calibri" w:cs="Calibri"/>
+        </w:rPr>
+        <w:t>.git</w:t>
+      </w:r>
+    </w:p>
+    <w:p>
+      <w:pPr>
+        <w:rPr>
+          <w:rFonts w:ascii="Calibri" w:hAnsi="Calibri" w:cs="Calibri"/>
+        </w:rPr>
+      </w:pPr>
+      <w:r>
+        <w:rPr>
+          <w:rFonts w:ascii="Calibri" w:hAnsi="Calibri" w:cs="Calibri"/>
+        </w:rPr>
+        <w:t>entonces Git fue inicializado en el lugar incorrecto.</w:t>
+      </w:r>
+    </w:p>
+    <w:p>
+      <w:pPr>
+        <w:pStyle w:val="Ttulo6"/>
+        <w:rPr>
+          <w:rFonts w:ascii="Calibri" w:hAnsi="Calibri" w:cs="Calibri"/>
+        </w:rPr>
+      </w:pPr>
+      <w:r>
+        <w:rPr>
+          <w:rFonts w:ascii="Calibri" w:hAnsi="Calibri" w:cs="Calibri"/>
+        </w:rPr>
+        <w:t>Paso 2: Eliminar el repositorio Git incorrecto</w:t>
+      </w:r>
+    </w:p>
+    <w:p>
+      <w:pPr>
+        <w:rPr>
+          <w:rFonts w:ascii="Calibri" w:hAnsi="Calibri" w:cs="Calibri"/>
+        </w:rPr>
+      </w:pPr>
       <w:r>
         <w:rPr>
           <w:rFonts w:ascii="Calibri" w:hAnsi="Calibri" w:cs="Calibri"/>
           <w:b/>
           <w:bCs/>
         </w:rPr>
-        <w:t>analyst</w:t>
-      </w:r>
-      <w:proofErr w:type="spellEnd"/>
+        <w:t>No se borrarán tus archivos</w:t>
+      </w:r>
+      <w:r>
+        <w:rPr>
+          <w:rFonts w:ascii="Calibri" w:hAnsi="Calibri" w:cs="Calibri"/>
+        </w:rPr>
+        <w:t>, solo la configuración de Git.</w:t>
+      </w:r>
+    </w:p>
+    <w:p>
+      <w:pPr>
+        <w:rPr>
+          <w:rFonts w:ascii="Calibri" w:hAnsi="Calibri" w:cs="Calibri"/>
+        </w:rPr>
+      </w:pPr>
+      <w:r>
+        <w:rPr>
+          <w:rFonts w:ascii="Calibri" w:hAnsi="Calibri" w:cs="Calibri"/>
+        </w:rPr>
+        <w:t>Ejecuta:</w:t>
+      </w:r>
+    </w:p>
+    <w:p>
+      <w:pPr>
+        <w:rPr>
+          <w:rFonts w:ascii="Calibri" w:hAnsi="Calibri" w:cs="Calibri"/>
+        </w:rPr>
+      </w:pPr>
+      <w:r>
+        <w:rPr>
+          <w:rFonts w:ascii="Calibri" w:hAnsi="Calibri" w:cs="Calibri"/>
+        </w:rPr>
+        <w:t>rmdir /s /q .git</w:t>
+      </w:r>
+    </w:p>
+    <w:p>
+      <w:pPr>
+        <w:rPr>
+          <w:rFonts w:ascii="Calibri" w:hAnsi="Calibri" w:cs="Calibri"/>
+        </w:rPr>
+      </w:pPr>
+      <w:r>
+        <w:rPr>
+          <w:rFonts w:ascii="Calibri" w:hAnsi="Calibri" w:cs="Calibri"/>
+        </w:rPr>
+        <w:lastRenderedPageBreak/>
+        <w:t>o elimina la carpeta .git manualmente desde el Explorador de Windows (debes tener activada la visualización de archivos ocultos).</w:t>
+      </w:r>
+    </w:p>
+    <w:p>
+      <w:pPr>
+        <w:pStyle w:val="Ttulo6"/>
+        <w:rPr>
+          <w:rFonts w:ascii="Calibri" w:hAnsi="Calibri" w:cs="Calibri"/>
+        </w:rPr>
+      </w:pPr>
+      <w:r>
+        <w:rPr>
+          <w:rFonts w:ascii="Calibri" w:hAnsi="Calibri" w:cs="Calibri"/>
+        </w:rPr>
+        <w:t>Paso 3: Entra a la carpeta correcta</w:t>
+      </w:r>
+    </w:p>
+    <w:p>
+      <w:pPr>
+        <w:rPr>
+          <w:rFonts w:ascii="Calibri" w:hAnsi="Calibri" w:cs="Calibri"/>
+        </w:rPr>
+      </w:pPr>
+      <w:r>
+        <w:rPr>
+          <w:rFonts w:ascii="Calibri" w:hAnsi="Calibri" w:cs="Calibri"/>
+        </w:rPr>
+        <w:t>cd D:\Aprendizaje\data-analyst-roadmap</w:t>
+      </w:r>
+    </w:p>
+    <w:p>
+      <w:pPr>
+        <w:rPr>
+          <w:rFonts w:ascii="Calibri" w:hAnsi="Calibri" w:cs="Calibri"/>
+        </w:rPr>
+      </w:pPr>
+      <w:r>
+        <w:rPr>
+          <w:rFonts w:ascii="Calibri" w:hAnsi="Calibri" w:cs="Calibri"/>
+        </w:rPr>
+        <w:t>Comprueba que estás allí:</w:t>
+      </w:r>
+    </w:p>
+    <w:p>
+      <w:pPr>
+        <w:rPr>
+          <w:rFonts w:ascii="Calibri" w:hAnsi="Calibri" w:cs="Calibri"/>
+        </w:rPr>
+      </w:pPr>
+      <w:r>
+        <w:rPr>
+          <w:rFonts w:ascii="Calibri" w:hAnsi="Calibri" w:cs="Calibri"/>
+        </w:rPr>
+        <w:t>cd</w:t>
+      </w:r>
+    </w:p>
+    <w:p>
+      <w:pPr>
+        <w:rPr>
+          <w:rFonts w:ascii="Calibri" w:hAnsi="Calibri" w:cs="Calibri"/>
+        </w:rPr>
+      </w:pPr>
+      <w:r>
+        <w:rPr>
+          <w:rFonts w:ascii="Calibri" w:hAnsi="Calibri" w:cs="Calibri"/>
+        </w:rPr>
+        <w:t>Debe mostrar:</w:t>
+      </w:r>
+    </w:p>
+    <w:p>
+      <w:pPr>
+        <w:rPr>
+          <w:rFonts w:ascii="Calibri" w:hAnsi="Calibri" w:cs="Calibri"/>
+        </w:rPr>
+      </w:pPr>
+      <w:r>
+        <w:rPr>
+          <w:rFonts w:ascii="Calibri" w:hAnsi="Calibri" w:cs="Calibri"/>
+        </w:rPr>
+        <w:t>D:\Aprendizaje\data-analyst-roadmap</w:t>
+      </w:r>
+    </w:p>
+    <w:p>
+      <w:pPr>
+        <w:pStyle w:val="Ttulo6"/>
+        <w:rPr>
+          <w:rFonts w:ascii="Calibri" w:hAnsi="Calibri" w:cs="Calibri"/>
+        </w:rPr>
+      </w:pPr>
+      <w:r>
+        <w:rPr>
+          <w:rFonts w:ascii="Calibri" w:hAnsi="Calibri" w:cs="Calibri"/>
+        </w:rPr>
+        <w:t>Paso 4: Inicializa Git nuevamente</w:t>
+      </w:r>
+    </w:p>
+    <w:p>
+      <w:pPr>
+        <w:rPr>
+          <w:rFonts w:ascii="Calibri" w:hAnsi="Calibri" w:cs="Calibri"/>
+        </w:rPr>
+      </w:pPr>
+      <w:r>
+        <w:rPr>
+          <w:rFonts w:ascii="Calibri" w:hAnsi="Calibri" w:cs="Calibri"/>
+        </w:rPr>
+        <w:t>git init</w:t>
+      </w:r>
+    </w:p>
+    <w:p>
+      <w:pPr>
+        <w:pStyle w:val="Ttulo6"/>
+        <w:rPr>
+          <w:rFonts w:ascii="Calibri" w:hAnsi="Calibri" w:cs="Calibri"/>
+        </w:rPr>
+      </w:pPr>
+      <w:r>
+        <w:rPr>
+          <w:rFonts w:ascii="Calibri" w:hAnsi="Calibri" w:cs="Calibri"/>
+        </w:rPr>
+        <w:t>Paso 5: Verifica</w:t>
+      </w:r>
+    </w:p>
+    <w:p>
+      <w:pPr>
+        <w:rPr>
+          <w:rFonts w:ascii="Calibri" w:hAnsi="Calibri" w:cs="Calibri"/>
+        </w:rPr>
+      </w:pPr>
+      <w:r>
+        <w:rPr>
+          <w:rFonts w:ascii="Calibri" w:hAnsi="Calibri" w:cs="Calibri"/>
+        </w:rPr>
+        <w:t>dir /a</w:t>
+      </w:r>
+    </w:p>
+    <w:p>
+      <w:pPr>
+        <w:rPr>
+          <w:rFonts w:ascii="Calibri" w:hAnsi="Calibri" w:cs="Calibri"/>
+        </w:rPr>
+      </w:pPr>
+      <w:r>
+        <w:rPr>
+          <w:rFonts w:ascii="Calibri" w:hAnsi="Calibri" w:cs="Calibri"/>
+        </w:rPr>
+        <w:t>Ahora sí debe aparecer:</w:t>
+      </w:r>
+    </w:p>
+    <w:p>
+      <w:pPr>
+        <w:rPr>
+          <w:rFonts w:ascii="Calibri" w:hAnsi="Calibri" w:cs="Calibri"/>
+        </w:rPr>
+      </w:pPr>
+      <w:r>
+        <w:rPr>
+          <w:rFonts w:ascii="Calibri" w:hAnsi="Calibri" w:cs="Calibri"/>
+        </w:rPr>
+        <w:t>.git</w:t>
+      </w:r>
+    </w:p>
+    <w:p>
+      <w:pPr>
+        <w:rPr>
+          <w:rFonts w:ascii="Calibri" w:hAnsi="Calibri" w:cs="Calibri"/>
+        </w:rPr>
+      </w:pPr>
+      <w:r>
+        <w:rPr>
+          <w:rFonts w:ascii="Calibri" w:hAnsi="Calibri" w:cs="Calibri"/>
+        </w:rPr>
+        <w:t xml:space="preserve">dentro de </w:t>
+      </w:r>
       <w:r>
         <w:rPr>
           <w:rFonts w:ascii="Calibri" w:hAnsi="Calibri" w:cs="Calibri"/>
           <w:b/>
           <w:bCs/>
         </w:rPr>
-        <w:t>-</w:t>
-      </w:r>
-      <w:proofErr w:type="spellStart"/>
-      <w:r>
-        <w:rPr>
-          <w:rFonts w:ascii="Calibri" w:hAnsi="Calibri" w:cs="Calibri"/>
-          <w:b/>
-          <w:bCs/>
-        </w:rPr>
-        <w:t>roadmap</w:t>
-      </w:r>
-      <w:proofErr w:type="spellEnd"/>
-      <w:r>
-        <w:rPr>
-          <w:rFonts w:ascii="Calibri" w:hAnsi="Calibri" w:cs="Calibri"/>
-        </w:rPr>
-        <w:t>.</w:t>
-      </w:r>
-    </w:p>
-    <w:p>
-      <w:pPr>
-        <w:pStyle w:val="Ttulo6"/>
-        <w:rPr>
-          <w:rFonts w:ascii="Calibri" w:hAnsi="Calibri" w:cs="Calibri"/>
-        </w:rPr>
-      </w:pPr>
-      <w:r>
-        <w:rPr>
-          <w:rFonts w:ascii="Calibri" w:hAnsi="Calibri" w:cs="Calibri"/>
-        </w:rPr>
-        <w:t xml:space="preserve">Paso 1: Verifica si existe la </w:t>
-      </w:r>
-      <w:proofErr w:type="gramStart"/>
-      <w:r>
-        <w:rPr>
-          <w:rFonts w:ascii="Calibri" w:hAnsi="Calibri" w:cs="Calibri"/>
-        </w:rPr>
-        <w:t>carpeta .</w:t>
-      </w:r>
-      <w:proofErr w:type="spellStart"/>
-      <w:r>
-        <w:rPr>
-          <w:rFonts w:ascii="Calibri" w:hAnsi="Calibri" w:cs="Calibri"/>
-        </w:rPr>
-        <w:t>git</w:t>
-      </w:r>
-      <w:proofErr w:type="spellEnd"/>
-      <w:proofErr w:type="gramEnd"/>
-    </w:p>
-    <w:p>
-      <w:pPr>
-        <w:rPr>
-          <w:rFonts w:ascii="Calibri" w:hAnsi="Calibri" w:cs="Calibri"/>
-        </w:rPr>
-      </w:pPr>
-      <w:r>
-        <w:rPr>
-          <w:rFonts w:ascii="Calibri" w:hAnsi="Calibri" w:cs="Calibri"/>
-        </w:rPr>
-        <w:t>Desde D:\Aprendizaje, ejecuta:</w:t>
-      </w:r>
-    </w:p>
-    <w:p>
-      <w:pPr>
-        <w:rPr>
-          <w:rFonts w:ascii="Calibri" w:hAnsi="Calibri" w:cs="Calibri"/>
-        </w:rPr>
-      </w:pPr>
-      <w:proofErr w:type="spellStart"/>
-      <w:r>
-        <w:rPr>
-          <w:rFonts w:ascii="Calibri" w:hAnsi="Calibri" w:cs="Calibri"/>
-        </w:rPr>
-        <w:t>dir</w:t>
-      </w:r>
-      <w:proofErr w:type="spellEnd"/>
-      <w:r>
-        <w:rPr>
-          <w:rFonts w:ascii="Calibri" w:hAnsi="Calibri" w:cs="Calibri"/>
-        </w:rPr>
-        <w:t xml:space="preserve"> /a</w:t>
-      </w:r>
-    </w:p>
-    <w:p>
-      <w:pPr>
-        <w:rPr>
-          <w:rFonts w:ascii="Calibri" w:hAnsi="Calibri" w:cs="Calibri"/>
-        </w:rPr>
-      </w:pPr>
-      <w:r>
-        <w:rPr>
-          <w:rFonts w:ascii="Calibri" w:hAnsi="Calibri" w:cs="Calibri"/>
-        </w:rPr>
-        <w:t>Si aparece una carpeta llamada:</w:t>
-      </w:r>
-    </w:p>
-    <w:p>
-      <w:pPr>
-        <w:rPr>
-          <w:rFonts w:ascii="Calibri" w:hAnsi="Calibri" w:cs="Calibri"/>
-        </w:rPr>
-      </w:pPr>
-      <w:proofErr w:type="gramStart"/>
-      <w:r>
-        <w:rPr>
-          <w:rFonts w:ascii="Calibri" w:hAnsi="Calibri" w:cs="Calibri"/>
-        </w:rPr>
-        <w:t>.</w:t>
-      </w:r>
-      <w:proofErr w:type="spellStart"/>
-      <w:r>
-        <w:rPr>
-          <w:rFonts w:ascii="Calibri" w:hAnsi="Calibri" w:cs="Calibri"/>
-        </w:rPr>
-        <w:t>git</w:t>
-      </w:r>
-      <w:proofErr w:type="spellEnd"/>
-      <w:proofErr w:type="gramEnd"/>
-    </w:p>
-    <w:p>
-      <w:pPr>
-        <w:rPr>
-          <w:rFonts w:ascii="Calibri" w:hAnsi="Calibri" w:cs="Calibri"/>
-        </w:rPr>
-      </w:pPr>
-      <w:r>
-        <w:rPr>
-          <w:rFonts w:ascii="Calibri" w:hAnsi="Calibri" w:cs="Calibri"/>
-        </w:rPr>
-        <w:t>entonces Git fue inicializado en el lugar incorrecto.</w:t>
-      </w:r>
-    </w:p>
-    <w:p>
-      <w:pPr>
-        <w:pStyle w:val="Ttulo6"/>
-        <w:rPr>
-          <w:rFonts w:ascii="Calibri" w:hAnsi="Calibri" w:cs="Calibri"/>
-        </w:rPr>
-      </w:pPr>
-      <w:r>
-        <w:rPr>
-          <w:rFonts w:ascii="Calibri" w:hAnsi="Calibri" w:cs="Calibri"/>
-        </w:rPr>
-        <w:t>Paso 2: Eliminar el repositorio Git incorrecto</w:t>
-      </w:r>
-    </w:p>
-    <w:p>
-      <w:pPr>
-        <w:rPr>
-          <w:rFonts w:ascii="Calibri" w:hAnsi="Calibri" w:cs="Calibri"/>
-        </w:rPr>
-      </w:pPr>
-      <w:r>
-        <w:rPr>
-          <w:rFonts w:ascii="Calibri" w:hAnsi="Calibri" w:cs="Calibri"/>
-          <w:b/>
-          <w:bCs/>
-        </w:rPr>
-        <w:t>No se borrarán tus archivos</w:t>
-      </w:r>
-      <w:r>
-        <w:rPr>
-          <w:rFonts w:ascii="Calibri" w:hAnsi="Calibri" w:cs="Calibri"/>
-        </w:rPr>
-        <w:t>, solo la configuración de Git.</w:t>
-      </w:r>
-    </w:p>
-    <w:p>
-      <w:pPr>
-        <w:rPr>
-          <w:rFonts w:ascii="Calibri" w:hAnsi="Calibri" w:cs="Calibri"/>
-        </w:rPr>
-      </w:pPr>
-      <w:r>
-        <w:rPr>
-          <w:rFonts w:ascii="Calibri" w:hAnsi="Calibri" w:cs="Calibri"/>
-        </w:rPr>
-        <w:t>Ejecuta:</w:t>
-      </w:r>
-    </w:p>
-    <w:p>
-      <w:pPr>
-        <w:rPr>
-          <w:rFonts w:ascii="Calibri" w:hAnsi="Calibri" w:cs="Calibri"/>
-        </w:rPr>
-      </w:pPr>
-      <w:proofErr w:type="spellStart"/>
-      <w:r>
-        <w:rPr>
-          <w:rFonts w:ascii="Calibri" w:hAnsi="Calibri" w:cs="Calibri"/>
-        </w:rPr>
-        <w:t>rmdir</w:t>
-      </w:r>
-      <w:proofErr w:type="spellEnd"/>
-      <w:r>
-        <w:rPr>
-          <w:rFonts w:ascii="Calibri" w:hAnsi="Calibri" w:cs="Calibri"/>
-        </w:rPr>
-        <w:t xml:space="preserve"> /s /</w:t>
-      </w:r>
-      <w:proofErr w:type="gramStart"/>
-      <w:r>
-        <w:rPr>
-          <w:rFonts w:ascii="Calibri" w:hAnsi="Calibri" w:cs="Calibri"/>
-        </w:rPr>
-        <w:t>q .</w:t>
-      </w:r>
-      <w:proofErr w:type="spellStart"/>
-      <w:r>
-        <w:rPr>
-          <w:rFonts w:ascii="Calibri" w:hAnsi="Calibri" w:cs="Calibri"/>
-        </w:rPr>
-        <w:t>git</w:t>
-      </w:r>
-      <w:proofErr w:type="spellEnd"/>
-      <w:proofErr w:type="gramEnd"/>
-    </w:p>
-    <w:p>
-      <w:pPr>
-        <w:rPr>
-          <w:rFonts w:ascii="Calibri" w:hAnsi="Calibri" w:cs="Calibri"/>
-        </w:rPr>
-      </w:pPr>
-      <w:r>
-        <w:rPr>
-          <w:rFonts w:ascii="Calibri" w:hAnsi="Calibri" w:cs="Calibri"/>
-        </w:rPr>
-        <w:t xml:space="preserve">o elimina la </w:t>
-      </w:r>
-      <w:proofErr w:type="gramStart"/>
-      <w:r>
-        <w:rPr>
-          <w:rFonts w:ascii="Calibri" w:hAnsi="Calibri" w:cs="Calibri"/>
-        </w:rPr>
-        <w:t>carpeta .</w:t>
-      </w:r>
-      <w:proofErr w:type="spellStart"/>
-      <w:r>
-        <w:rPr>
-          <w:rFonts w:ascii="Calibri" w:hAnsi="Calibri" w:cs="Calibri"/>
-        </w:rPr>
-        <w:t>git</w:t>
-      </w:r>
-      <w:proofErr w:type="spellEnd"/>
-      <w:proofErr w:type="gramEnd"/>
-      <w:r>
-        <w:rPr>
-          <w:rFonts w:ascii="Calibri" w:hAnsi="Calibri" w:cs="Calibri"/>
-        </w:rPr>
-        <w:t xml:space="preserve"> manualmente desde el Explorador de Windows (debes tener activada la visualización de archivos ocultos).</w:t>
-      </w:r>
-    </w:p>
-    <w:p>
-      <w:pPr>
-        <w:pStyle w:val="Ttulo6"/>
-        <w:rPr>
-          <w:rFonts w:ascii="Calibri" w:hAnsi="Calibri" w:cs="Calibri"/>
-        </w:rPr>
-      </w:pPr>
-      <w:r>
-        <w:rPr>
-          <w:rFonts w:ascii="Calibri" w:hAnsi="Calibri" w:cs="Calibri"/>
-        </w:rPr>
-        <w:t>Paso 3: Entra a la carpeta correcta</w:t>
-      </w:r>
-    </w:p>
-    <w:p>
-      <w:pPr>
-        <w:rPr>
-          <w:rFonts w:ascii="Calibri" w:hAnsi="Calibri" w:cs="Calibri"/>
-        </w:rPr>
-      </w:pPr>
-      <w:r>
-        <w:rPr>
-          <w:rFonts w:ascii="Calibri" w:hAnsi="Calibri" w:cs="Calibri"/>
-        </w:rPr>
-        <w:t>cd D:\Aprendizaje\data-analyst-roadmap</w:t>
-      </w:r>
-    </w:p>
-    <w:p>
-      <w:pPr>
-        <w:rPr>
-          <w:rFonts w:ascii="Calibri" w:hAnsi="Calibri" w:cs="Calibri"/>
-        </w:rPr>
-      </w:pPr>
-      <w:r>
-        <w:rPr>
-          <w:rFonts w:ascii="Calibri" w:hAnsi="Calibri" w:cs="Calibri"/>
-        </w:rPr>
-        <w:t>Comprueba que estás allí:</w:t>
-      </w:r>
-    </w:p>
-    <w:p>
-      <w:pPr>
-        <w:rPr>
-          <w:rFonts w:ascii="Calibri" w:hAnsi="Calibri" w:cs="Calibri"/>
-        </w:rPr>
-      </w:pPr>
-      <w:r>
-        <w:rPr>
-          <w:rFonts w:ascii="Calibri" w:hAnsi="Calibri" w:cs="Calibri"/>
-        </w:rPr>
-        <w:t>cd</w:t>
-      </w:r>
-    </w:p>
-    <w:p>
-      <w:pPr>
-        <w:rPr>
-          <w:rFonts w:ascii="Calibri" w:hAnsi="Calibri" w:cs="Calibri"/>
-        </w:rPr>
-      </w:pPr>
-      <w:r>
-        <w:rPr>
-          <w:rFonts w:ascii="Calibri" w:hAnsi="Calibri" w:cs="Calibri"/>
-        </w:rPr>
-        <w:lastRenderedPageBreak/>
-        <w:t>Debe mostrar:</w:t>
-      </w:r>
-    </w:p>
-    <w:p>
-      <w:pPr>
-        <w:rPr>
-          <w:rFonts w:ascii="Calibri" w:hAnsi="Calibri" w:cs="Calibri"/>
-        </w:rPr>
-      </w:pPr>
-      <w:r>
-        <w:rPr>
-          <w:rFonts w:ascii="Calibri" w:hAnsi="Calibri" w:cs="Calibri"/>
-        </w:rPr>
-        <w:t>D:\Aprendizaje\data-analyst-roadmap</w:t>
-      </w:r>
-    </w:p>
-    <w:p>
-      <w:pPr>
-        <w:pStyle w:val="Ttulo6"/>
-        <w:rPr>
-          <w:rFonts w:ascii="Calibri" w:hAnsi="Calibri" w:cs="Calibri"/>
-        </w:rPr>
-      </w:pPr>
-      <w:r>
-        <w:rPr>
-          <w:rFonts w:ascii="Calibri" w:hAnsi="Calibri" w:cs="Calibri"/>
-        </w:rPr>
-        <w:t>Paso 4: Inicializa Git nuevamente</w:t>
-      </w:r>
-    </w:p>
-    <w:p>
-      <w:pPr>
-        <w:rPr>
-          <w:rFonts w:ascii="Calibri" w:hAnsi="Calibri" w:cs="Calibri"/>
-        </w:rPr>
-      </w:pPr>
-      <w:proofErr w:type="spellStart"/>
-      <w:r>
-        <w:rPr>
-          <w:rFonts w:ascii="Calibri" w:hAnsi="Calibri" w:cs="Calibri"/>
-        </w:rPr>
-        <w:t>git</w:t>
-      </w:r>
-      <w:proofErr w:type="spellEnd"/>
-      <w:r>
-        <w:rPr>
-          <w:rFonts w:ascii="Calibri" w:hAnsi="Calibri" w:cs="Calibri"/>
-        </w:rPr>
-        <w:t xml:space="preserve"> init</w:t>
-      </w:r>
-    </w:p>
-    <w:p>
-      <w:pPr>
-        <w:pStyle w:val="Ttulo6"/>
-        <w:rPr>
-          <w:rFonts w:ascii="Calibri" w:hAnsi="Calibri" w:cs="Calibri"/>
-        </w:rPr>
-      </w:pPr>
-      <w:r>
-        <w:rPr>
-          <w:rFonts w:ascii="Calibri" w:hAnsi="Calibri" w:cs="Calibri"/>
-        </w:rPr>
-        <w:t>Paso 5: Verifica</w:t>
-      </w:r>
-    </w:p>
-    <w:p>
-      <w:pPr>
-        <w:rPr>
-          <w:rFonts w:ascii="Calibri" w:hAnsi="Calibri" w:cs="Calibri"/>
-        </w:rPr>
-      </w:pPr>
-      <w:proofErr w:type="spellStart"/>
-      <w:r>
-        <w:rPr>
-          <w:rFonts w:ascii="Calibri" w:hAnsi="Calibri" w:cs="Calibri"/>
-        </w:rPr>
-        <w:t>dir</w:t>
-      </w:r>
-      <w:proofErr w:type="spellEnd"/>
-      <w:r>
-        <w:rPr>
-          <w:rFonts w:ascii="Calibri" w:hAnsi="Calibri" w:cs="Calibri"/>
-        </w:rPr>
-        <w:t xml:space="preserve"> /a</w:t>
-      </w:r>
-    </w:p>
-    <w:p>
-      <w:pPr>
-        <w:rPr>
-          <w:rFonts w:ascii="Calibri" w:hAnsi="Calibri" w:cs="Calibri"/>
-        </w:rPr>
-      </w:pPr>
-      <w:r>
-        <w:rPr>
-          <w:rFonts w:ascii="Calibri" w:hAnsi="Calibri" w:cs="Calibri"/>
-        </w:rPr>
-        <w:t>Ahora sí debe aparecer:</w:t>
-      </w:r>
-    </w:p>
-    <w:p>
-      <w:pPr>
-        <w:rPr>
-          <w:rFonts w:ascii="Calibri" w:hAnsi="Calibri" w:cs="Calibri"/>
-        </w:rPr>
-      </w:pPr>
-      <w:proofErr w:type="gramStart"/>
-      <w:r>
-        <w:rPr>
-          <w:rFonts w:ascii="Calibri" w:hAnsi="Calibri" w:cs="Calibri"/>
-        </w:rPr>
-        <w:t>.</w:t>
-      </w:r>
-      <w:proofErr w:type="spellStart"/>
-      <w:r>
-        <w:rPr>
-          <w:rFonts w:ascii="Calibri" w:hAnsi="Calibri" w:cs="Calibri"/>
-        </w:rPr>
-        <w:t>git</w:t>
-      </w:r>
-      <w:proofErr w:type="spellEnd"/>
-      <w:proofErr w:type="gramEnd"/>
-    </w:p>
-    <w:p>
-      <w:pPr>
-        <w:rPr>
-          <w:rFonts w:ascii="Calibri" w:hAnsi="Calibri" w:cs="Calibri"/>
-        </w:rPr>
-      </w:pPr>
-      <w:r>
-        <w:rPr>
-          <w:rFonts w:ascii="Calibri" w:hAnsi="Calibri" w:cs="Calibri"/>
-        </w:rPr>
-        <w:t xml:space="preserve">dentro de </w:t>
-      </w:r>
-      <w:r>
-        <w:rPr>
-          <w:rFonts w:ascii="Calibri" w:hAnsi="Calibri" w:cs="Calibri"/>
-          <w:b/>
-          <w:bCs/>
-        </w:rPr>
-        <w:t>data-</w:t>
-      </w:r>
-      <w:proofErr w:type="spellStart"/>
-      <w:r>
-        <w:rPr>
-          <w:rFonts w:ascii="Calibri" w:hAnsi="Calibri" w:cs="Calibri"/>
-          <w:b/>
-          <w:bCs/>
-        </w:rPr>
-        <w:t>analyst</w:t>
-      </w:r>
-      <w:proofErr w:type="spellEnd"/>
-      <w:r>
-        <w:rPr>
-          <w:rFonts w:ascii="Calibri" w:hAnsi="Calibri" w:cs="Calibri"/>
-          <w:b/>
-          <w:bCs/>
-        </w:rPr>
-        <w:t>-</w:t>
-      </w:r>
-      <w:proofErr w:type="spellStart"/>
-      <w:r>
-        <w:rPr>
-          <w:rFonts w:ascii="Calibri" w:hAnsi="Calibri" w:cs="Calibri"/>
-          <w:b/>
-          <w:bCs/>
-        </w:rPr>
-        <w:t>roadmap</w:t>
-      </w:r>
-      <w:proofErr w:type="spellEnd"/>
+        <w:t>data-analyst-roadmap</w:t>
+      </w:r>
       <w:r>
         <w:rPr>
           <w:rFonts w:ascii="Calibri" w:hAnsi="Calibri" w:cs="Calibri"/>
@@ -5688,13 +4441,8 @@
         </w:numPr>
       </w:pPr>
       <w:r>
-        <w:t xml:space="preserve">Error 3: Error al ejecutar </w:t>
-      </w:r>
-      <w:proofErr w:type="spellStart"/>
-      <w:r>
-        <w:t>commit</w:t>
-      </w:r>
-      <w:proofErr w:type="spellEnd"/>
+        <w:t>Error 3: Error al ejecutar commit</w:t>
+      </w:r>
     </w:p>
     <w:p>
       <w:pPr>
@@ -5720,35 +4468,175 @@
         <w:rPr>
           <w:rStyle w:val="CdigoHTML"/>
         </w:rPr>
-        <w:t>(</w:t>
-      </w:r>
-      <w:proofErr w:type="spellStart"/>
+        <w:t>(fetch first)</w:t>
+      </w:r>
+    </w:p>
+    <w:p>
+      <w:pPr>
+        <w:pStyle w:val="NormalWeb"/>
+      </w:pPr>
+      <w:r>
+        <w:t>y</w:t>
+      </w:r>
+    </w:p>
+    <w:p>
+      <w:pPr>
+        <w:pStyle w:val="HTMLconformatoprevio"/>
+      </w:pPr>
       <w:r>
         <w:rPr>
           <w:rStyle w:val="CdigoHTML"/>
         </w:rPr>
-        <w:t>fetch</w:t>
-      </w:r>
-      <w:proofErr w:type="spellEnd"/>
+        <w:t>the remote contains work that you do not have locally</w:t>
+      </w:r>
+    </w:p>
+    <w:p>
+      <w:pPr>
+        <w:pStyle w:val="NormalWeb"/>
+      </w:pPr>
+      <w:r>
+        <w:t xml:space="preserve">Esto significa que </w:t>
+      </w:r>
+      <w:r>
+        <w:rPr>
+          <w:rStyle w:val="Fuerte"/>
+        </w:rPr>
+        <w:t>tu repositorio en GitHub ya tiene un commit</w:t>
+      </w:r>
+      <w:r>
+        <w:t xml:space="preserve"> que tu computadora no tiene.</w:t>
+      </w:r>
+    </w:p>
+    <w:p>
+      <w:pPr>
+        <w:pStyle w:val="NormalWeb"/>
+      </w:pPr>
+      <w:r>
+        <w:t>Lo más probable es que al crear el repositorio marcaste esta opción:</w:t>
+      </w:r>
+    </w:p>
+    <w:p>
+      <w:pPr>
+        <w:pStyle w:val="NormalWeb"/>
+      </w:pPr>
+      <w:r>
+        <w:rPr>
+          <w:rFonts w:ascii="Segoe UI Emoji" w:hAnsi="Segoe UI Emoji" w:cs="Segoe UI Emoji"/>
+        </w:rPr>
+        <w:t>✅</w:t>
+      </w:r>
+      <w:r>
+        <w:t xml:space="preserve"> </w:t>
+      </w:r>
+      <w:r>
+        <w:rPr>
+          <w:rStyle w:val="Fuerte"/>
+        </w:rPr>
+        <w:t>Add a README</w:t>
+      </w:r>
+    </w:p>
+    <w:p>
+      <w:pPr>
+        <w:pStyle w:val="NormalWeb"/>
+      </w:pPr>
+      <w:r>
+        <w:t>GitHub creó automáticamente un primer commit:</w:t>
+      </w:r>
+    </w:p>
+    <w:p>
+      <w:pPr>
+        <w:pStyle w:val="HTMLconformatoprevio"/>
+      </w:pPr>
       <w:r>
         <w:rPr>
           <w:rStyle w:val="CdigoHTML"/>
         </w:rPr>
-        <w:t xml:space="preserve"> </w:t>
-      </w:r>
-      <w:proofErr w:type="spellStart"/>
+        <w:t>README.md</w:t>
+      </w:r>
+    </w:p>
+    <w:p>
+      <w:pPr>
+        <w:pStyle w:val="NormalWeb"/>
+      </w:pPr>
+      <w:r>
+        <w:t>Mientras tanto, tú también hiciste un primer commit en tu computadora.</w:t>
+      </w:r>
+    </w:p>
+    <w:p>
+      <w:pPr>
+        <w:pStyle w:val="NormalWeb"/>
+      </w:pPr>
+      <w:r>
+        <w:t xml:space="preserve">Ahora existen </w:t>
+      </w:r>
+      <w:r>
+        <w:rPr>
+          <w:rStyle w:val="Fuerte"/>
+        </w:rPr>
+        <w:t>dos historiales distintos</w:t>
+      </w:r>
+      <w:r>
+        <w:t>.</w:t>
+      </w:r>
+    </w:p>
+    <w:p>
+      <w:pPr>
+        <w:pStyle w:val="HTMLconformatoprevio"/>
+      </w:pPr>
       <w:r>
         <w:rPr>
           <w:rStyle w:val="CdigoHTML"/>
         </w:rPr>
-        <w:t>first</w:t>
-      </w:r>
-      <w:proofErr w:type="spellEnd"/>
+        <w:lastRenderedPageBreak/>
+        <w:t>GitHub</w:t>
+      </w:r>
+      <w:r>
+        <w:br/>
+      </w:r>
       <w:r>
         <w:rPr>
           <w:rStyle w:val="CdigoHTML"/>
         </w:rPr>
-        <w:t>)</w:t>
+        <w:t>│</w:t>
+      </w:r>
+      <w:r>
+        <w:br/>
+      </w:r>
+      <w:r>
+        <w:rPr>
+          <w:rStyle w:val="CdigoHTML"/>
+        </w:rPr>
+        <w:t>└── Commit A (README)</w:t>
+      </w:r>
+      <w:r>
+        <w:br/>
+      </w:r>
+      <w:r>
+        <w:br/>
+      </w:r>
+      <w:r>
+        <w:rPr>
+          <w:rStyle w:val="CdigoHTML"/>
+        </w:rPr>
+        <w:t>Local</w:t>
+      </w:r>
+      <w:r>
+        <w:br/>
+      </w:r>
+      <w:r>
+        <w:rPr>
+          <w:rStyle w:val="CdigoHTML"/>
+        </w:rPr>
+        <w:t>│</w:t>
+      </w:r>
+      <w:r>
+        <w:br/>
+      </w:r>
+      <w:r>
+        <w:rPr>
+          <w:rStyle w:val="CdigoHTML"/>
+        </w:rPr>
+        <w:t>└── Commit B (Initial commit)</w:t>
       </w:r>
     </w:p>
     <w:p>
@@ -5756,143 +4644,29 @@
         <w:pStyle w:val="NormalWeb"/>
       </w:pPr>
       <w:r>
-        <w:t>y</w:t>
-      </w:r>
-    </w:p>
-    <w:p>
-      <w:pPr>
-        <w:pStyle w:val="HTMLconformatoprevio"/>
-      </w:pPr>
-      <w:proofErr w:type="spellStart"/>
-      <w:r>
-        <w:rPr>
-          <w:rStyle w:val="CdigoHTML"/>
-        </w:rPr>
-        <w:t>the</w:t>
-      </w:r>
-      <w:proofErr w:type="spellEnd"/>
-      <w:r>
-        <w:rPr>
-          <w:rStyle w:val="CdigoHTML"/>
-        </w:rPr>
-        <w:t xml:space="preserve"> remote </w:t>
-      </w:r>
-      <w:proofErr w:type="spellStart"/>
-      <w:r>
-        <w:rPr>
-          <w:rStyle w:val="CdigoHTML"/>
-        </w:rPr>
-        <w:t>contains</w:t>
-      </w:r>
-      <w:proofErr w:type="spellEnd"/>
-      <w:r>
-        <w:rPr>
-          <w:rStyle w:val="CdigoHTML"/>
-        </w:rPr>
-        <w:t xml:space="preserve"> </w:t>
-      </w:r>
-      <w:proofErr w:type="spellStart"/>
-      <w:r>
-        <w:rPr>
-          <w:rStyle w:val="CdigoHTML"/>
-        </w:rPr>
-        <w:t>work</w:t>
-      </w:r>
-      <w:proofErr w:type="spellEnd"/>
-      <w:r>
-        <w:rPr>
-          <w:rStyle w:val="CdigoHTML"/>
-        </w:rPr>
-        <w:t xml:space="preserve"> </w:t>
-      </w:r>
-      <w:proofErr w:type="spellStart"/>
-      <w:r>
-        <w:rPr>
-          <w:rStyle w:val="CdigoHTML"/>
-        </w:rPr>
-        <w:t>that</w:t>
-      </w:r>
-      <w:proofErr w:type="spellEnd"/>
-      <w:r>
-        <w:rPr>
-          <w:rStyle w:val="CdigoHTML"/>
-        </w:rPr>
-        <w:t xml:space="preserve"> </w:t>
-      </w:r>
-      <w:proofErr w:type="spellStart"/>
-      <w:r>
-        <w:rPr>
-          <w:rStyle w:val="CdigoHTML"/>
-        </w:rPr>
-        <w:t>you</w:t>
-      </w:r>
-      <w:proofErr w:type="spellEnd"/>
-      <w:r>
-        <w:rPr>
-          <w:rStyle w:val="CdigoHTML"/>
-        </w:rPr>
-        <w:t xml:space="preserve"> do </w:t>
-      </w:r>
-      <w:proofErr w:type="spellStart"/>
-      <w:r>
-        <w:rPr>
-          <w:rStyle w:val="CdigoHTML"/>
-        </w:rPr>
-        <w:t>not</w:t>
-      </w:r>
-      <w:proofErr w:type="spellEnd"/>
-      <w:r>
-        <w:rPr>
-          <w:rStyle w:val="CdigoHTML"/>
-        </w:rPr>
-        <w:t xml:space="preserve"> </w:t>
-      </w:r>
-      <w:proofErr w:type="spellStart"/>
-      <w:r>
-        <w:rPr>
-          <w:rStyle w:val="CdigoHTML"/>
-        </w:rPr>
-        <w:t>have</w:t>
-      </w:r>
-      <w:proofErr w:type="spellEnd"/>
-      <w:r>
-        <w:rPr>
-          <w:rStyle w:val="CdigoHTML"/>
-        </w:rPr>
-        <w:t xml:space="preserve"> </w:t>
-      </w:r>
-      <w:proofErr w:type="spellStart"/>
-      <w:r>
-        <w:rPr>
-          <w:rStyle w:val="CdigoHTML"/>
-        </w:rPr>
-        <w:t>locally</w:t>
-      </w:r>
-      <w:proofErr w:type="spellEnd"/>
+        <w:t>Git no sabe cuál conservar.</w:t>
+      </w:r>
+    </w:p>
+    <w:p>
+      <w:pPr>
+        <w:pStyle w:val="Ttulo7"/>
+        <w:rPr>
+          <w:rFonts w:eastAsia="Times New Roman"/>
+        </w:rPr>
+      </w:pPr>
+      <w:r>
+        <w:rPr>
+          <w:rFonts w:eastAsia="Times New Roman"/>
+        </w:rPr>
+        <w:t>Verificar estado</w:t>
+      </w:r>
     </w:p>
     <w:p>
       <w:pPr>
         <w:pStyle w:val="NormalWeb"/>
       </w:pPr>
       <w:r>
-        <w:t xml:space="preserve">Esto significa que </w:t>
-      </w:r>
-      <w:r>
-        <w:rPr>
-          <w:rStyle w:val="Fuerte"/>
-        </w:rPr>
-        <w:t xml:space="preserve">tu repositorio en GitHub ya tiene un </w:t>
-      </w:r>
-      <w:proofErr w:type="spellStart"/>
-      <w:r>
-        <w:rPr>
-          <w:rStyle w:val="Fuerte"/>
-        </w:rPr>
-        <w:t>commit</w:t>
-      </w:r>
-      <w:proofErr w:type="spellEnd"/>
-      <w:r>
-        <w:t xml:space="preserve"> que tu computadora no tiene.</w:t>
+        <w:t>Ejecuta:</w:t>
       </w:r>
     </w:p>
     <w:p>
@@ -5900,7 +4674,7 @@
         <w:pStyle w:val="NormalWeb"/>
       </w:pPr>
       <w:r>
-        <w:t>Lo más probable es que al crear el repositorio marcaste esta opción:</w:t>
+        <w:t>git status</w:t>
       </w:r>
     </w:p>
     <w:p>
@@ -5908,19 +4682,7 @@
         <w:pStyle w:val="NormalWeb"/>
       </w:pPr>
       <w:r>
-        <w:rPr>
-          <w:rFonts w:ascii="Segoe UI Emoji" w:hAnsi="Segoe UI Emoji" w:cs="Segoe UI Emoji"/>
-        </w:rPr>
-        <w:t>✅</w:t>
-      </w:r>
-      <w:r>
-        <w:t xml:space="preserve"> </w:t>
-      </w:r>
-      <w:r>
-        <w:rPr>
-          <w:rStyle w:val="Fuerte"/>
-        </w:rPr>
-        <w:t>Add a README</w:t>
+        <w:t>Luego:</w:t>
       </w:r>
     </w:p>
     <w:p>
@@ -5928,26 +4690,7 @@
         <w:pStyle w:val="NormalWeb"/>
       </w:pPr>
       <w:r>
-        <w:t xml:space="preserve">GitHub creó automáticamente un primer </w:t>
-      </w:r>
-      <w:proofErr w:type="spellStart"/>
-      <w:r>
-        <w:t>commit</w:t>
-      </w:r>
-      <w:proofErr w:type="spellEnd"/>
-      <w:r>
-        <w:t>:</w:t>
-      </w:r>
-    </w:p>
-    <w:p>
-      <w:pPr>
-        <w:pStyle w:val="HTMLconformatoprevio"/>
-      </w:pPr>
-      <w:r>
-        <w:rPr>
-          <w:rStyle w:val="CdigoHTML"/>
-        </w:rPr>
-        <w:t>README.md</w:t>
+        <w:t>git log --oneline</w:t>
       </w:r>
     </w:p>
     <w:p>
@@ -5955,15 +4698,7 @@
         <w:pStyle w:val="NormalWeb"/>
       </w:pPr>
       <w:r>
-        <w:t xml:space="preserve">Mientras tanto, tú también hiciste un primer </w:t>
-      </w:r>
-      <w:proofErr w:type="spellStart"/>
-      <w:r>
-        <w:t>commit</w:t>
-      </w:r>
-      <w:proofErr w:type="spellEnd"/>
-      <w:r>
-        <w:t xml:space="preserve"> en tu computadora.</w:t>
+        <w:t>Y también:</w:t>
       </w:r>
     </w:p>
     <w:p>
@@ -5971,227 +4706,7 @@
         <w:pStyle w:val="NormalWeb"/>
       </w:pPr>
       <w:r>
-        <w:t xml:space="preserve">Ahora existen </w:t>
-      </w:r>
-      <w:r>
-        <w:rPr>
-          <w:rStyle w:val="Fuerte"/>
-        </w:rPr>
-        <w:t>dos historiales distintos</w:t>
-      </w:r>
-      <w:r>
-        <w:t>.</w:t>
-      </w:r>
-    </w:p>
-    <w:p>
-      <w:pPr>
-        <w:pStyle w:val="HTMLconformatoprevio"/>
-      </w:pPr>
-      <w:r>
-        <w:rPr>
-          <w:rStyle w:val="CdigoHTML"/>
-        </w:rPr>
-        <w:t>GitHub</w:t>
-      </w:r>
-      <w:r>
-        <w:br/>
-      </w:r>
-      <w:r>
-        <w:rPr>
-          <w:rStyle w:val="CdigoHTML"/>
-        </w:rPr>
-        <w:t>│</w:t>
-      </w:r>
-      <w:r>
-        <w:br/>
-      </w:r>
-      <w:r>
-        <w:rPr>
-          <w:rStyle w:val="CdigoHTML"/>
-        </w:rPr>
-        <w:t xml:space="preserve">└── </w:t>
-      </w:r>
-      <w:proofErr w:type="spellStart"/>
-      <w:r>
-        <w:rPr>
-          <w:rStyle w:val="CdigoHTML"/>
-        </w:rPr>
-        <w:t>Commit</w:t>
-      </w:r>
-      <w:proofErr w:type="spellEnd"/>
-      <w:r>
-        <w:rPr>
-          <w:rStyle w:val="CdigoHTML"/>
-        </w:rPr>
-        <w:t xml:space="preserve"> A (README)</w:t>
-      </w:r>
-      <w:r>
-        <w:br/>
-      </w:r>
-      <w:r>
-        <w:br/>
-      </w:r>
-      <w:r>
-        <w:rPr>
-          <w:rStyle w:val="CdigoHTML"/>
-        </w:rPr>
-        <w:t>Local</w:t>
-      </w:r>
-      <w:r>
-        <w:br/>
-      </w:r>
-      <w:r>
-        <w:rPr>
-          <w:rStyle w:val="CdigoHTML"/>
-        </w:rPr>
-        <w:t>│</w:t>
-      </w:r>
-      <w:r>
-        <w:br/>
-      </w:r>
-      <w:r>
-        <w:rPr>
-          <w:rStyle w:val="CdigoHTML"/>
-        </w:rPr>
-        <w:t xml:space="preserve">└── </w:t>
-      </w:r>
-      <w:proofErr w:type="spellStart"/>
-      <w:r>
-        <w:rPr>
-          <w:rStyle w:val="CdigoHTML"/>
-        </w:rPr>
-        <w:t>Commit</w:t>
-      </w:r>
-      <w:proofErr w:type="spellEnd"/>
-      <w:r>
-        <w:rPr>
-          <w:rStyle w:val="CdigoHTML"/>
-        </w:rPr>
-        <w:t xml:space="preserve"> B (</w:t>
-      </w:r>
-      <w:proofErr w:type="spellStart"/>
-      <w:r>
-        <w:rPr>
-          <w:rStyle w:val="CdigoHTML"/>
-        </w:rPr>
-        <w:t>Initial</w:t>
-      </w:r>
-      <w:proofErr w:type="spellEnd"/>
-      <w:r>
-        <w:rPr>
-          <w:rStyle w:val="CdigoHTML"/>
-        </w:rPr>
-        <w:t xml:space="preserve"> </w:t>
-      </w:r>
-      <w:proofErr w:type="spellStart"/>
-      <w:r>
-        <w:rPr>
-          <w:rStyle w:val="CdigoHTML"/>
-        </w:rPr>
-        <w:t>commit</w:t>
-      </w:r>
-      <w:proofErr w:type="spellEnd"/>
-      <w:r>
-        <w:rPr>
-          <w:rStyle w:val="CdigoHTML"/>
-        </w:rPr>
-        <w:t>)</w:t>
-      </w:r>
-    </w:p>
-    <w:p>
-      <w:pPr>
-        <w:pStyle w:val="NormalWeb"/>
-      </w:pPr>
-      <w:r>
-        <w:t>Git no sabe cuál conservar.</w:t>
-      </w:r>
-    </w:p>
-    <w:p>
-      <w:pPr>
-        <w:pStyle w:val="Ttulo7"/>
-        <w:rPr>
-          <w:rFonts w:eastAsia="Times New Roman"/>
-        </w:rPr>
-      </w:pPr>
-      <w:r>
-        <w:rPr>
-          <w:rFonts w:eastAsia="Times New Roman"/>
-        </w:rPr>
-        <w:lastRenderedPageBreak/>
-        <w:t>Verificar estado</w:t>
-      </w:r>
-    </w:p>
-    <w:p>
-      <w:pPr>
-        <w:pStyle w:val="NormalWeb"/>
-      </w:pPr>
-      <w:r>
-        <w:t>Ejecuta:</w:t>
-      </w:r>
-    </w:p>
-    <w:p>
-      <w:pPr>
-        <w:pStyle w:val="NormalWeb"/>
-      </w:pPr>
-      <w:proofErr w:type="spellStart"/>
-      <w:r>
-        <w:t>git</w:t>
-      </w:r>
-      <w:proofErr w:type="spellEnd"/>
-      <w:r>
-        <w:t xml:space="preserve"> </w:t>
-      </w:r>
-      <w:proofErr w:type="gramStart"/>
-      <w:r>
-        <w:t>status</w:t>
-      </w:r>
-      <w:proofErr w:type="gramEnd"/>
-    </w:p>
-    <w:p>
-      <w:pPr>
-        <w:pStyle w:val="NormalWeb"/>
-      </w:pPr>
-      <w:r>
-        <w:t>Luego:</w:t>
-      </w:r>
-    </w:p>
-    <w:p>
-      <w:pPr>
-        <w:pStyle w:val="NormalWeb"/>
-      </w:pPr>
-      <w:proofErr w:type="spellStart"/>
-      <w:r>
-        <w:t>git</w:t>
-      </w:r>
-      <w:proofErr w:type="spellEnd"/>
-      <w:r>
-        <w:t xml:space="preserve"> log --</w:t>
-      </w:r>
-      <w:proofErr w:type="spellStart"/>
-      <w:r>
-        <w:t>oneline</w:t>
-      </w:r>
-      <w:proofErr w:type="spellEnd"/>
-    </w:p>
-    <w:p>
-      <w:pPr>
-        <w:pStyle w:val="NormalWeb"/>
-      </w:pPr>
-      <w:r>
-        <w:t>Y también:</w:t>
-      </w:r>
-    </w:p>
-    <w:p>
-      <w:pPr>
-        <w:pStyle w:val="NormalWeb"/>
-      </w:pPr>
-      <w:proofErr w:type="spellStart"/>
-      <w:r>
-        <w:t>git</w:t>
-      </w:r>
-      <w:proofErr w:type="spellEnd"/>
-      <w:r>
-        <w:t xml:space="preserve"> remote -v</w:t>
+        <w:t>git remote -v</w:t>
       </w:r>
     </w:p>
     <w:p>
@@ -6246,60 +4761,14 @@
       </w:r>
     </w:p>
     <w:p>
-      <w:proofErr w:type="spellStart"/>
-      <w:r>
-        <w:t>git</w:t>
-      </w:r>
-      <w:proofErr w:type="spellEnd"/>
-      <w:r>
-        <w:t xml:space="preserve"> </w:t>
-      </w:r>
-      <w:proofErr w:type="spellStart"/>
-      <w:r>
-        <w:t>pull</w:t>
-      </w:r>
-      <w:proofErr w:type="spellEnd"/>
-      <w:r>
-        <w:t xml:space="preserve"> </w:t>
-      </w:r>
-      <w:proofErr w:type="spellStart"/>
-      <w:r>
-        <w:t>origin</w:t>
-      </w:r>
-      <w:proofErr w:type="spellEnd"/>
-      <w:r>
-        <w:t xml:space="preserve"> </w:t>
-      </w:r>
-      <w:proofErr w:type="spellStart"/>
-      <w:r>
-        <w:t>main</w:t>
-      </w:r>
-      <w:proofErr w:type="spellEnd"/>
-      <w:r>
-        <w:t xml:space="preserve"> --</w:t>
-      </w:r>
-      <w:proofErr w:type="spellStart"/>
-      <w:r>
-        <w:t>allow</w:t>
-      </w:r>
-      <w:proofErr w:type="spellEnd"/>
-      <w:r>
-        <w:t>-</w:t>
-      </w:r>
-      <w:proofErr w:type="spellStart"/>
-      <w:r>
-        <w:t>unrelated</w:t>
-      </w:r>
-      <w:proofErr w:type="spellEnd"/>
-      <w:r>
-        <w:t>-histories</w:t>
+      <w:r>
+        <w:t>git pull origin main --allow-unrelated-histories</w:t>
       </w:r>
     </w:p>
     <w:p>
       <w:r>
         <w:t xml:space="preserve">Probablemente Git abra un editor de texto para confirmar el mensaje del </w:t>
       </w:r>
-      <w:proofErr w:type="spellStart"/>
       <w:r>
         <w:rPr>
           <w:i/>
@@ -6307,7 +4776,6 @@
         </w:rPr>
         <w:t>merge</w:t>
       </w:r>
-      <w:proofErr w:type="spellEnd"/>
       <w:r>
         <w:t>.</w:t>
       </w:r>
@@ -6316,7 +4784,6 @@
       <w:r>
         <w:t xml:space="preserve">Si aparece </w:t>
       </w:r>
-      <w:proofErr w:type="spellStart"/>
       <w:r>
         <w:rPr>
           <w:b/>
@@ -6324,7 +4791,6 @@
         </w:rPr>
         <w:t>Vim</w:t>
       </w:r>
-      <w:proofErr w:type="spellEnd"/>
       <w:r>
         <w:t xml:space="preserve"> (pantalla negra), haz esto:</w:t>
       </w:r>
@@ -6337,15 +4803,7 @@
         </w:numPr>
       </w:pPr>
       <w:r>
-        <w:t xml:space="preserve">Presiona </w:t>
-      </w:r>
-      <w:proofErr w:type="spellStart"/>
-      <w:r>
-        <w:t>Esc</w:t>
-      </w:r>
-      <w:proofErr w:type="spellEnd"/>
-      <w:r>
-        <w:t xml:space="preserve"> </w:t>
+        <w:t xml:space="preserve">Presiona Esc </w:t>
       </w:r>
     </w:p>
     <w:p>
@@ -6360,16 +4818,9 @@
       </w:r>
     </w:p>
     <w:p>
-      <w:proofErr w:type="gramStart"/>
-      <w:r>
-        <w:t>:</w:t>
-      </w:r>
-      <w:proofErr w:type="spellStart"/>
-      <w:r>
-        <w:t>wq</w:t>
-      </w:r>
-      <w:proofErr w:type="spellEnd"/>
-      <w:proofErr w:type="gramEnd"/>
+      <w:r>
+        <w:t>:wq</w:t>
+      </w:r>
     </w:p>
     <w:p>
       <w:pPr>
@@ -6400,7 +4851,7 @@
     <w:p>
       <w:r>
         <w:pict w14:anchorId="25B5C8C2">
-          <v:rect id="_x0000_i1065" style="width:0;height:1.5pt" o:hralign="center" o:hrstd="t" o:hr="t" fillcolor="#a0a0a0" stroked="f"/>
+          <v:rect id="_x0000_i1027" style="width:0;height:1.5pt" o:hralign="center" o:hrstd="t" o:hr="t" fillcolor="#a0a0a0" stroked="f"/>
         </w:pict>
       </w:r>
     </w:p>
@@ -6410,35 +4861,10 @@
       </w:r>
     </w:p>
     <w:p>
-      <w:proofErr w:type="spellStart"/>
-      <w:r>
-        <w:t>git</w:t>
-      </w:r>
-      <w:proofErr w:type="spellEnd"/>
-      <w:r>
-        <w:t xml:space="preserve"> </w:t>
-      </w:r>
-      <w:proofErr w:type="spellStart"/>
-      <w:r>
-        <w:t>push</w:t>
-      </w:r>
-      <w:proofErr w:type="spellEnd"/>
-      <w:r>
-        <w:t xml:space="preserve"> -u </w:t>
-      </w:r>
-      <w:proofErr w:type="spellStart"/>
-      <w:r>
-        <w:t>origin</w:t>
-      </w:r>
-      <w:proofErr w:type="spellEnd"/>
-      <w:r>
-        <w:t xml:space="preserve"> </w:t>
-      </w:r>
-      <w:proofErr w:type="spellStart"/>
-      <w:r>
-        <w:t>main</w:t>
-      </w:r>
-      <w:proofErr w:type="spellEnd"/>
+      <w:r>
+        <w:lastRenderedPageBreak/>
+        <w:t>git push -u origin main</w:t>
+      </w:r>
     </w:p>
     <w:p>
       <w:r>
@@ -6466,60 +4892,24 @@
       </w:r>
     </w:p>
     <w:p>
-      <w:proofErr w:type="spellStart"/>
-      <w:r>
-        <w:lastRenderedPageBreak/>
-        <w:t>git</w:t>
-      </w:r>
-      <w:proofErr w:type="spellEnd"/>
-      <w:r>
-        <w:t xml:space="preserve"> </w:t>
-      </w:r>
-      <w:proofErr w:type="gramStart"/>
-      <w:r>
-        <w:t>status</w:t>
-      </w:r>
-      <w:proofErr w:type="gramEnd"/>
-    </w:p>
-    <w:p>
-      <w:proofErr w:type="spellStart"/>
-      <w:r>
-        <w:t>git</w:t>
-      </w:r>
-      <w:proofErr w:type="spellEnd"/>
-      <w:r>
-        <w:t xml:space="preserve"> log --</w:t>
-      </w:r>
-      <w:proofErr w:type="spellStart"/>
-      <w:r>
-        <w:t>oneline</w:t>
-      </w:r>
-      <w:proofErr w:type="spellEnd"/>
-    </w:p>
-    <w:p>
-      <w:proofErr w:type="spellStart"/>
-      <w:r>
-        <w:t>git</w:t>
-      </w:r>
-      <w:proofErr w:type="spellEnd"/>
-      <w:r>
-        <w:t xml:space="preserve"> remote -v</w:t>
-      </w:r>
-    </w:p>
-    <w:p>
-      <w:proofErr w:type="spellStart"/>
-      <w:r>
-        <w:t>git</w:t>
-      </w:r>
-      <w:proofErr w:type="spellEnd"/>
-      <w:r>
-        <w:t xml:space="preserve"> </w:t>
-      </w:r>
-      <w:proofErr w:type="spellStart"/>
-      <w:r>
-        <w:t>branch</w:t>
-      </w:r>
-      <w:proofErr w:type="spellEnd"/>
+      <w:r>
+        <w:t>git status</w:t>
+      </w:r>
+    </w:p>
+    <w:p>
+      <w:r>
+        <w:t>git log --oneline</w:t>
+      </w:r>
+    </w:p>
+    <w:p>
+      <w:r>
+        <w:t>git remote -v</w:t>
+      </w:r>
+    </w:p>
+    <w:p>
+      <w:r>
+        <w:t>git branch</w:t>
+      </w:r>
     </w:p>
     <w:p>
       <w:r>
@@ -6578,7 +4968,7 @@
     <w:p>
       <w:r>
         <w:pict w14:anchorId="27F3164C">
-          <v:rect id="_x0000_i1097" style="width:0;height:1.5pt" o:hralign="center" o:hrstd="t" o:hr="t" fillcolor="#a0a0a0" stroked="f"/>
+          <v:rect id="_x0000_i1028" style="width:0;height:1.5pt" o:hralign="center" o:hrstd="t" o:hr="t" fillcolor="#a0a0a0" stroked="f"/>
         </w:pict>
       </w:r>
     </w:p>
@@ -6599,140 +4989,23 @@
       </w:r>
     </w:p>
     <w:p>
-      <w:proofErr w:type="spellStart"/>
-      <w:r>
-        <w:t>On</w:t>
-      </w:r>
-      <w:proofErr w:type="spellEnd"/>
-      <w:r>
-        <w:t xml:space="preserve"> </w:t>
-      </w:r>
-      <w:proofErr w:type="spellStart"/>
-      <w:r>
-        <w:t>branch</w:t>
-      </w:r>
-      <w:proofErr w:type="spellEnd"/>
-      <w:r>
-        <w:t xml:space="preserve"> </w:t>
-      </w:r>
-      <w:proofErr w:type="spellStart"/>
-      <w:r>
-        <w:t>main</w:t>
-      </w:r>
-      <w:proofErr w:type="spellEnd"/>
-      <w:r>
-        <w:br/>
-      </w:r>
-      <w:r>
-        <w:br/>
-      </w:r>
-      <w:proofErr w:type="spellStart"/>
-      <w:r>
-        <w:t>Your</w:t>
-      </w:r>
-      <w:proofErr w:type="spellEnd"/>
-      <w:r>
-        <w:t xml:space="preserve"> </w:t>
-      </w:r>
-      <w:proofErr w:type="spellStart"/>
-      <w:r>
-        <w:t>branch</w:t>
-      </w:r>
-      <w:proofErr w:type="spellEnd"/>
-      <w:r>
-        <w:t xml:space="preserve"> </w:t>
-      </w:r>
-      <w:proofErr w:type="spellStart"/>
-      <w:r>
-        <w:t>is</w:t>
-      </w:r>
-      <w:proofErr w:type="spellEnd"/>
-      <w:r>
-        <w:t xml:space="preserve"> up </w:t>
-      </w:r>
-      <w:proofErr w:type="spellStart"/>
-      <w:r>
-        <w:t>to</w:t>
-      </w:r>
-      <w:proofErr w:type="spellEnd"/>
-      <w:r>
-        <w:t xml:space="preserve"> date </w:t>
-      </w:r>
-      <w:proofErr w:type="spellStart"/>
-      <w:r>
-        <w:t>with</w:t>
-      </w:r>
-      <w:proofErr w:type="spellEnd"/>
-      <w:r>
-        <w:t xml:space="preserve"> '</w:t>
-      </w:r>
-      <w:proofErr w:type="spellStart"/>
-      <w:r>
-        <w:t>origin</w:t>
-      </w:r>
-      <w:proofErr w:type="spellEnd"/>
-      <w:r>
-        <w:t>/</w:t>
-      </w:r>
-      <w:proofErr w:type="spellStart"/>
-      <w:r>
-        <w:t>main</w:t>
-      </w:r>
-      <w:proofErr w:type="spellEnd"/>
-      <w:r>
-        <w:t>'.</w:t>
-      </w:r>
-      <w:r>
-        <w:br/>
-      </w:r>
-      <w:r>
-        <w:br/>
-      </w:r>
-      <w:proofErr w:type="spellStart"/>
-      <w:r>
-        <w:t>nothing</w:t>
-      </w:r>
-      <w:proofErr w:type="spellEnd"/>
-      <w:r>
-        <w:t xml:space="preserve"> </w:t>
-      </w:r>
-      <w:proofErr w:type="spellStart"/>
-      <w:r>
-        <w:t>to</w:t>
-      </w:r>
-      <w:proofErr w:type="spellEnd"/>
-      <w:r>
-        <w:t xml:space="preserve"> </w:t>
-      </w:r>
-      <w:proofErr w:type="spellStart"/>
-      <w:r>
-        <w:t>commit</w:t>
-      </w:r>
-      <w:proofErr w:type="spellEnd"/>
-      <w:r>
-        <w:t xml:space="preserve">, </w:t>
-      </w:r>
-      <w:proofErr w:type="spellStart"/>
-      <w:r>
-        <w:t>working</w:t>
-      </w:r>
-      <w:proofErr w:type="spellEnd"/>
-      <w:r>
-        <w:t xml:space="preserve"> </w:t>
-      </w:r>
-      <w:proofErr w:type="spellStart"/>
-      <w:r>
-        <w:t>tree</w:t>
-      </w:r>
-      <w:proofErr w:type="spellEnd"/>
-      <w:r>
-        <w:t xml:space="preserve"> </w:t>
-      </w:r>
-      <w:proofErr w:type="spellStart"/>
-      <w:r>
-        <w:t>clean</w:t>
-      </w:r>
-      <w:proofErr w:type="spellEnd"/>
+      <w:r>
+        <w:t>On branch main</w:t>
+      </w:r>
+      <w:r>
+        <w:br/>
+      </w:r>
+      <w:r>
+        <w:br/>
+        <w:t>Your branch is up to date with 'origin/main'.</w:t>
+      </w:r>
+      <w:r>
+        <w:br/>
+      </w:r>
+      <w:r>
+        <w:br/>
+        <w:t>nothing to commit, working tree clean</w:t>
+      </w:r>
     </w:p>
     <w:p>
       <w:r>
@@ -6758,15 +5031,7 @@
         <w:t>✅</w:t>
       </w:r>
       <w:r>
-        <w:t xml:space="preserve"> Estás en la rama </w:t>
-      </w:r>
-      <w:proofErr w:type="spellStart"/>
-      <w:r>
-        <w:t>main</w:t>
-      </w:r>
-      <w:proofErr w:type="spellEnd"/>
-      <w:r>
-        <w:t xml:space="preserve">. </w:t>
+        <w:t xml:space="preserve"> Estás en la rama main. </w:t>
       </w:r>
     </w:p>
     <w:p>
@@ -6814,6 +5079,7 @@
         <w:rPr>
           <w:rFonts w:ascii="Segoe UI Emoji" w:hAnsi="Segoe UI Emoji" w:cs="Segoe UI Emoji"/>
         </w:rPr>
+        <w:lastRenderedPageBreak/>
         <w:t>✅</w:t>
       </w:r>
       <w:r>
@@ -6823,7 +5089,7 @@
     <w:p>
       <w:r>
         <w:pict w14:anchorId="33AB3096">
-          <v:rect id="_x0000_i1098" style="width:0;height:1.5pt" o:hralign="center" o:hrstd="t" o:hr="t" fillcolor="#a0a0a0" stroked="f"/>
+          <v:rect id="_x0000_i1029" style="width:0;height:1.5pt" o:hralign="center" o:hrstd="t" o:hr="t" fillcolor="#a0a0a0" stroked="f"/>
         </w:pict>
       </w:r>
     </w:p>
@@ -6832,179 +5098,138 @@
         <w:pStyle w:val="Ttulo8"/>
       </w:pPr>
       <w:r>
-        <w:lastRenderedPageBreak/>
-        <w:t xml:space="preserve">2. Historial de </w:t>
-      </w:r>
-      <w:proofErr w:type="spellStart"/>
-      <w:r>
-        <w:t>commits</w:t>
-      </w:r>
-      <w:proofErr w:type="spellEnd"/>
-    </w:p>
-    <w:p>
-      <w:r>
-        <w:t xml:space="preserve">1ba4de3 Merge </w:t>
-      </w:r>
-      <w:proofErr w:type="spellStart"/>
-      <w:r>
-        <w:t>branch</w:t>
-      </w:r>
-      <w:proofErr w:type="spellEnd"/>
-      <w:r>
-        <w:t xml:space="preserve"> '</w:t>
-      </w:r>
-      <w:proofErr w:type="spellStart"/>
+        <w:t>2. Historial de commits</w:t>
+      </w:r>
+    </w:p>
+    <w:p>
+      <w:r>
+        <w:t>1ba4de3 Merge branch 'main'...</w:t>
+      </w:r>
+      <w:r>
+        <w:br/>
+        <w:t>c4ff9d2 Initial commit - Data Analyst Roadmap</w:t>
+      </w:r>
+      <w:r>
+        <w:br/>
+        <w:t>f6e8bd2 Initial commit</w:t>
+      </w:r>
+    </w:p>
+    <w:p>
+      <w:r>
+        <w:t>¿Qué ocurrió?</w:t>
+      </w:r>
+    </w:p>
+    <w:p>
+      <w:r>
+        <w:t xml:space="preserve">                 Merge</w:t>
+      </w:r>
+      <w:r>
+        <w:br/>
+        <w:t xml:space="preserve">                   │</w:t>
+      </w:r>
+      <w:r>
+        <w:br/>
+        <w:t xml:space="preserve">          ┌────────</w:t>
+      </w:r>
+      <w:r>
+        <w:rPr>
+          <w:rFonts w:ascii="MS Gothic" w:eastAsia="MS Gothic" w:hAnsi="MS Gothic" w:cs="MS Gothic" w:hint="eastAsia"/>
+        </w:rPr>
+        <w:t>┴</w:t>
+      </w:r>
+      <w:r>
+        <w:rPr>
+          <w:rFonts w:ascii="Aptos" w:hAnsi="Aptos" w:cs="Aptos"/>
+        </w:rPr>
+        <w:t>────────┐</w:t>
+      </w:r>
+      <w:r>
+        <w:br/>
+        <w:t xml:space="preserve">          </w:t>
+      </w:r>
+      <w:r>
+        <w:rPr>
+          <w:rFonts w:ascii="Aptos" w:hAnsi="Aptos" w:cs="Aptos"/>
+        </w:rPr>
+        <w:t>│</w:t>
+      </w:r>
+      <w:r>
+        <w:t xml:space="preserve">                 </w:t>
+      </w:r>
+      <w:r>
+        <w:rPr>
+          <w:rFonts w:ascii="Aptos" w:hAnsi="Aptos" w:cs="Aptos"/>
+        </w:rPr>
+        <w:t>│</w:t>
+      </w:r>
+      <w:r>
+        <w:br/>
+        <w:t>GitHub                Tu PC</w:t>
+      </w:r>
+      <w:r>
+        <w:br/>
+        <w:t>README             Tus carpetas</w:t>
+      </w:r>
+    </w:p>
+    <w:p>
+      <w:r>
+        <w:t>Git fusionó ambos historiales.</w:t>
+      </w:r>
+    </w:p>
+    <w:p>
+      <w:r>
+        <w:t>Es completamente normal.</w:t>
+      </w:r>
+    </w:p>
+    <w:p>
+      <w:r>
+        <w:pict w14:anchorId="4973AF34">
+          <v:rect id="_x0000_i1030" style="width:0;height:1.5pt" o:hralign="center" o:hrstd="t" o:hr="t" fillcolor="#a0a0a0" stroked="f"/>
+        </w:pict>
+      </w:r>
+    </w:p>
+    <w:p>
+      <w:pPr>
+        <w:pStyle w:val="Ttulo8"/>
+      </w:pPr>
+      <w:r>
+        <w:t>3. Remote</w:t>
+      </w:r>
+    </w:p>
+    <w:p>
+      <w:r>
+        <w:t>origin</w:t>
+      </w:r>
+    </w:p>
+    <w:p>
+      <w:r>
+        <w:t>Perfecto.</w:t>
+      </w:r>
+    </w:p>
+    <w:p>
+      <w:r>
+        <w:t>Tu repositorio remoto quedó correctamente asociado.</w:t>
+      </w:r>
+    </w:p>
+    <w:p>
+      <w:r>
+        <w:pict w14:anchorId="76152705">
+          <v:rect id="_x0000_i1031" style="width:0;height:1.5pt" o:hralign="center" o:hrstd="t" o:hr="t" fillcolor="#a0a0a0" stroked="f"/>
+        </w:pict>
+      </w:r>
+    </w:p>
+    <w:p>
+      <w:pPr>
+        <w:pStyle w:val="Ttulo8"/>
+      </w:pPr>
+      <w:r>
+        <w:t>4. Branch</w:t>
+      </w:r>
+    </w:p>
+    <w:p>
       <w:r>
         <w:t>main</w:t>
       </w:r>
-      <w:proofErr w:type="spellEnd"/>
-      <w:r>
-        <w:t>'...</w:t>
-      </w:r>
-      <w:r>
-        <w:br/>
-        <w:t xml:space="preserve">c4ff9d2 </w:t>
-      </w:r>
-      <w:proofErr w:type="spellStart"/>
-      <w:r>
-        <w:t>Initial</w:t>
-      </w:r>
-      <w:proofErr w:type="spellEnd"/>
-      <w:r>
-        <w:t xml:space="preserve"> </w:t>
-      </w:r>
-      <w:proofErr w:type="spellStart"/>
-      <w:r>
-        <w:t>commit</w:t>
-      </w:r>
-      <w:proofErr w:type="spellEnd"/>
-      <w:r>
-        <w:t xml:space="preserve"> - Data </w:t>
-      </w:r>
-      <w:proofErr w:type="spellStart"/>
-      <w:r>
-        <w:t>Analyst</w:t>
-      </w:r>
-      <w:proofErr w:type="spellEnd"/>
-      <w:r>
-        <w:t xml:space="preserve"> </w:t>
-      </w:r>
-      <w:proofErr w:type="spellStart"/>
-      <w:r>
-        <w:t>Roadmap</w:t>
-      </w:r>
-      <w:proofErr w:type="spellEnd"/>
-      <w:r>
-        <w:br/>
-        <w:t xml:space="preserve">f6e8bd2 </w:t>
-      </w:r>
-      <w:proofErr w:type="spellStart"/>
-      <w:r>
-        <w:t>Initial</w:t>
-      </w:r>
-      <w:proofErr w:type="spellEnd"/>
-      <w:r>
-        <w:t xml:space="preserve"> </w:t>
-      </w:r>
-      <w:proofErr w:type="spellStart"/>
-      <w:r>
-        <w:t>commit</w:t>
-      </w:r>
-      <w:proofErr w:type="spellEnd"/>
-    </w:p>
-    <w:p>
-      <w:r>
-        <w:t>¿Qué ocurrió?</w:t>
-      </w:r>
-    </w:p>
-    <w:p>
-      <w:r>
-        <w:t xml:space="preserve">                 </w:t>
-      </w:r>
-      <w:proofErr w:type="spellStart"/>
-      <w:r>
-        <w:t>Merge</w:t>
-      </w:r>
-      <w:proofErr w:type="spellEnd"/>
-      <w:r>
-        <w:br/>
-        <w:t xml:space="preserve">                   │</w:t>
-      </w:r>
-      <w:r>
-        <w:br/>
-        <w:t xml:space="preserve">          ┌────────</w:t>
-      </w:r>
-      <w:r>
-        <w:rPr>
-          <w:rFonts w:ascii="MS Gothic" w:eastAsia="MS Gothic" w:hAnsi="MS Gothic" w:cs="MS Gothic" w:hint="eastAsia"/>
-        </w:rPr>
-        <w:t>┴</w:t>
-      </w:r>
-      <w:r>
-        <w:rPr>
-          <w:rFonts w:ascii="Aptos" w:hAnsi="Aptos" w:cs="Aptos"/>
-        </w:rPr>
-        <w:t>────────┐</w:t>
-      </w:r>
-      <w:r>
-        <w:br/>
-        <w:t xml:space="preserve">          </w:t>
-      </w:r>
-      <w:r>
-        <w:rPr>
-          <w:rFonts w:ascii="Aptos" w:hAnsi="Aptos" w:cs="Aptos"/>
-        </w:rPr>
-        <w:t>│</w:t>
-      </w:r>
-      <w:r>
-        <w:t xml:space="preserve">                 </w:t>
-      </w:r>
-      <w:r>
-        <w:rPr>
-          <w:rFonts w:ascii="Aptos" w:hAnsi="Aptos" w:cs="Aptos"/>
-        </w:rPr>
-        <w:t>│</w:t>
-      </w:r>
-      <w:r>
-        <w:br/>
-        <w:t>GitHub                Tu PC</w:t>
-      </w:r>
-      <w:r>
-        <w:br/>
-        <w:t>README             Tus carpetas</w:t>
-      </w:r>
-    </w:p>
-    <w:p>
-      <w:r>
-        <w:t>Git fusionó ambos historiales.</w:t>
-      </w:r>
-    </w:p>
-    <w:p>
-      <w:r>
-        <w:t>Es completamente normal.</w:t>
-      </w:r>
-    </w:p>
-    <w:p>
-      <w:r>
-        <w:pict w14:anchorId="4973AF34">
-          <v:rect id="_x0000_i1099" style="width:0;height:1.5pt" o:hralign="center" o:hrstd="t" o:hr="t" fillcolor="#a0a0a0" stroked="f"/>
-        </w:pict>
-      </w:r>
-    </w:p>
-    <w:p>
-      <w:pPr>
-        <w:pStyle w:val="Ttulo8"/>
-      </w:pPr>
-      <w:r>
-        <w:t>3. Remote</w:t>
-      </w:r>
-    </w:p>
-    <w:p>
-      <w:proofErr w:type="spellStart"/>
-      <w:r>
-        <w:t>origin</w:t>
-      </w:r>
-      <w:proofErr w:type="spellEnd"/>
     </w:p>
     <w:p>
       <w:r>
@@ -7013,45 +5238,13 @@
     </w:p>
     <w:p>
       <w:r>
-        <w:t>Tu repositorio remoto quedó correctamente asociado.</w:t>
-      </w:r>
-    </w:p>
-    <w:p>
-      <w:r>
-        <w:pict w14:anchorId="76152705">
-          <v:rect id="_x0000_i1100" style="width:0;height:1.5pt" o:hralign="center" o:hrstd="t" o:hr="t" fillcolor="#a0a0a0" stroked="f"/>
-        </w:pict>
-      </w:r>
-    </w:p>
-    <w:p>
-      <w:pPr>
-        <w:pStyle w:val="Ttulo8"/>
-      </w:pPr>
-      <w:r>
-        <w:t>4. Branch</w:t>
-      </w:r>
-    </w:p>
-    <w:p>
-      <w:proofErr w:type="spellStart"/>
-      <w:r>
-        <w:t>main</w:t>
-      </w:r>
-      <w:proofErr w:type="spellEnd"/>
-    </w:p>
-    <w:p>
-      <w:r>
-        <w:t>Perfecto.</w:t>
-      </w:r>
-    </w:p>
-    <w:p>
-      <w:r>
         <w:t>No necesitamos crear más ramas todavía.</w:t>
       </w:r>
     </w:p>
     <w:p>
       <w:r>
         <w:pict w14:anchorId="2486CF72">
-          <v:rect id="_x0000_i1101" style="width:0;height:1.5pt" o:hralign="center" o:hrstd="t" o:hr="t" fillcolor="#a0a0a0" stroked="f"/>
+          <v:rect id="_x0000_i1032" style="width:0;height:1.5pt" o:hralign="center" o:hrstd="t" o:hr="t" fillcolor="#a0a0a0" stroked="f"/>
         </w:pict>
       </w:r>
     </w:p>
@@ -7082,15 +5275,7 @@
         </w:numPr>
       </w:pPr>
       <w:r>
-        <w:t xml:space="preserve">Git </w:t>
-      </w:r>
-      <w:proofErr w:type="spellStart"/>
-      <w:r>
-        <w:t>Init</w:t>
-      </w:r>
-      <w:proofErr w:type="spellEnd"/>
-      <w:r>
-        <w:t xml:space="preserve"> </w:t>
+        <w:t xml:space="preserve">Git Init </w:t>
       </w:r>
     </w:p>
     <w:p>
@@ -7111,13 +5296,8 @@
           <w:numId w:val="20"/>
         </w:numPr>
       </w:pPr>
-      <w:proofErr w:type="spellStart"/>
-      <w:r>
-        <w:t>Commit</w:t>
-      </w:r>
-      <w:proofErr w:type="spellEnd"/>
-      <w:r>
-        <w:t xml:space="preserve"> </w:t>
+      <w:r>
+        <w:t xml:space="preserve">Commit </w:t>
       </w:r>
     </w:p>
     <w:p>
@@ -7128,6 +5308,7 @@
         </w:numPr>
       </w:pPr>
       <w:r>
+        <w:lastRenderedPageBreak/>
         <w:t xml:space="preserve">Push </w:t>
       </w:r>
     </w:p>
@@ -7149,14 +5330,8 @@
           <w:numId w:val="20"/>
         </w:numPr>
       </w:pPr>
-      <w:proofErr w:type="spellStart"/>
-      <w:r>
-        <w:lastRenderedPageBreak/>
-        <w:t>Merge</w:t>
-      </w:r>
-      <w:proofErr w:type="spellEnd"/>
-      <w:r>
-        <w:t xml:space="preserve"> </w:t>
+      <w:r>
+        <w:t xml:space="preserve">Merge </w:t>
       </w:r>
     </w:p>
     <w:p>
@@ -7212,7 +5387,6 @@
           <w:bCs/>
         </w:rPr>
       </w:pPr>
-      <w:proofErr w:type="gramStart"/>
       <w:r>
         <w:rPr>
           <w:b/>
@@ -7220,7 +5394,6 @@
         </w:rPr>
         <w:t>Qué son estos archivos?</w:t>
       </w:r>
-      <w:proofErr w:type="gramEnd"/>
     </w:p>
     <w:p>
       <w:r>
@@ -7234,23 +5407,7 @@
     </w:p>
     <w:p>
       <w:r>
-        <w:t>data-</w:t>
-      </w:r>
-      <w:proofErr w:type="spellStart"/>
-      <w:r>
-        <w:t>analyst</w:t>
-      </w:r>
-      <w:proofErr w:type="spellEnd"/>
-      <w:r>
-        <w:t>-</w:t>
-      </w:r>
-      <w:proofErr w:type="spellStart"/>
-      <w:r>
-        <w:t>roadmap</w:t>
-      </w:r>
-      <w:proofErr w:type="spellEnd"/>
-      <w:r>
-        <w:t>/</w:t>
+        <w:t>data-analyst-roadmap/</w:t>
       </w:r>
       <w:r>
         <w:br/>
@@ -7272,15 +5429,7 @@
         <w:t>──</w:t>
       </w:r>
       <w:r>
-        <w:t xml:space="preserve"> </w:t>
-      </w:r>
-      <w:proofErr w:type="spellStart"/>
-      <w:r>
-        <w:t>datasets</w:t>
-      </w:r>
-      <w:proofErr w:type="spellEnd"/>
-      <w:r>
-        <w:t>/</w:t>
+        <w:t xml:space="preserve"> datasets/</w:t>
       </w:r>
       <w:r>
         <w:br/>
@@ -7316,15 +5465,7 @@
         <w:t>──</w:t>
       </w:r>
       <w:r>
-        <w:t xml:space="preserve"> </w:t>
-      </w:r>
-      <w:proofErr w:type="spellStart"/>
-      <w:r>
-        <w:t>excel</w:t>
-      </w:r>
-      <w:proofErr w:type="spellEnd"/>
-      <w:r>
-        <w:t>/</w:t>
+        <w:t xml:space="preserve"> excel/</w:t>
       </w:r>
       <w:r>
         <w:br/>
@@ -7342,15 +5483,7 @@
         <w:t>──</w:t>
       </w:r>
       <w:r>
-        <w:t xml:space="preserve"> </w:t>
-      </w:r>
-      <w:proofErr w:type="spellStart"/>
-      <w:r>
-        <w:t>images</w:t>
-      </w:r>
-      <w:proofErr w:type="spellEnd"/>
-      <w:r>
-        <w:t>/</w:t>
+        <w:t xml:space="preserve"> images/</w:t>
       </w:r>
       <w:r>
         <w:br/>
@@ -7386,15 +5519,7 @@
         <w:t>──</w:t>
       </w:r>
       <w:r>
-        <w:t xml:space="preserve"> </w:t>
-      </w:r>
-      <w:proofErr w:type="gramStart"/>
-      <w:r>
-        <w:t>portfolio</w:t>
-      </w:r>
-      <w:proofErr w:type="gramEnd"/>
-      <w:r>
-        <w:t>/</w:t>
+        <w:t xml:space="preserve"> portfolio/</w:t>
       </w:r>
       <w:r>
         <w:br/>
@@ -7412,15 +5537,7 @@
         <w:t>──</w:t>
       </w:r>
       <w:r>
-        <w:t xml:space="preserve"> </w:t>
-      </w:r>
-      <w:proofErr w:type="spellStart"/>
-      <w:r>
-        <w:t>powerbi</w:t>
-      </w:r>
-      <w:proofErr w:type="spellEnd"/>
-      <w:r>
-        <w:t>/</w:t>
+        <w:t xml:space="preserve"> powerbi/</w:t>
       </w:r>
       <w:r>
         <w:br/>
@@ -7438,15 +5555,7 @@
         <w:t>──</w:t>
       </w:r>
       <w:r>
-        <w:t xml:space="preserve"> </w:t>
-      </w:r>
-      <w:proofErr w:type="spellStart"/>
-      <w:r>
-        <w:t>python</w:t>
-      </w:r>
-      <w:proofErr w:type="spellEnd"/>
-      <w:r>
-        <w:t>/</w:t>
+        <w:t xml:space="preserve"> python/</w:t>
       </w:r>
       <w:r>
         <w:br/>
@@ -7464,15 +5573,7 @@
         <w:t>──</w:t>
       </w:r>
       <w:r>
-        <w:t xml:space="preserve"> </w:t>
-      </w:r>
-      <w:proofErr w:type="spellStart"/>
-      <w:r>
-        <w:t>sql</w:t>
-      </w:r>
-      <w:proofErr w:type="spellEnd"/>
-      <w:r>
-        <w:t>/</w:t>
+        <w:t xml:space="preserve"> sql/</w:t>
       </w:r>
       <w:r>
         <w:br/>
@@ -7490,15 +5591,7 @@
         <w:t>──</w:t>
       </w:r>
       <w:r>
-        <w:t xml:space="preserve"> </w:t>
-      </w:r>
-      <w:proofErr w:type="spellStart"/>
-      <w:r>
-        <w:t>tableau</w:t>
-      </w:r>
-      <w:proofErr w:type="spellEnd"/>
-      <w:r>
-        <w:t>/</w:t>
+        <w:t xml:space="preserve"> tableau/</w:t>
       </w:r>
       <w:r>
         <w:br/>
@@ -7540,24 +5633,29 @@
         <w:rPr>
           <w:rFonts w:ascii="Aptos" w:hAnsi="Aptos" w:cs="Aptos"/>
         </w:rPr>
-        <w:t>─</w:t>
-      </w:r>
-      <w:proofErr w:type="gramStart"/>
+        <w:t>──</w:t>
+      </w:r>
+      <w:r>
+        <w:t xml:space="preserve"> .gitignore</w:t>
+      </w:r>
+      <w:r>
+        <w:br/>
+      </w:r>
+      <w:r>
+        <w:rPr>
+          <w:rFonts w:ascii="MS Gothic" w:eastAsia="MS Gothic" w:hAnsi="MS Gothic" w:cs="MS Gothic" w:hint="eastAsia"/>
+        </w:rPr>
+        <w:t>├</w:t>
+      </w:r>
       <w:r>
         <w:rPr>
           <w:rFonts w:ascii="Aptos" w:hAnsi="Aptos" w:cs="Aptos"/>
         </w:rPr>
-        <w:t>─</w:t>
-      </w:r>
-      <w:r>
-        <w:t xml:space="preserve"> .</w:t>
-      </w:r>
-      <w:proofErr w:type="spellStart"/>
-      <w:r>
-        <w:t>gitignore</w:t>
-      </w:r>
-      <w:proofErr w:type="spellEnd"/>
-      <w:proofErr w:type="gramEnd"/>
+        <w:t>──</w:t>
+      </w:r>
+      <w:r>
+        <w:t xml:space="preserve"> LICENSE</w:t>
+      </w:r>
       <w:r>
         <w:br/>
       </w:r>
@@ -7574,62 +5672,531 @@
         <w:t>──</w:t>
       </w:r>
       <w:r>
+        <w:t xml:space="preserve"> requirements.txt</w:t>
+      </w:r>
+      <w:r>
+        <w:br/>
+      </w:r>
+      <w:r>
+        <w:rPr>
+          <w:rFonts w:ascii="Aptos" w:hAnsi="Aptos" w:cs="Aptos"/>
+        </w:rPr>
+        <w:t>│</w:t>
+      </w:r>
+      <w:r>
+        <w:br/>
+      </w:r>
+      <w:r>
+        <w:rPr>
+          <w:rFonts w:ascii="Aptos" w:hAnsi="Aptos" w:cs="Aptos"/>
+        </w:rPr>
+        <w:t>└──</w:t>
+      </w:r>
+      <w:r>
+        <w:t xml:space="preserve"> .git/</w:t>
+      </w:r>
+    </w:p>
+    <w:p>
+      <w:pPr>
+        <w:pStyle w:val="Ttulo5"/>
+      </w:pPr>
+      <w:r>
+        <w:t>Opción 1 (la que recomiendo)</w:t>
+      </w:r>
+    </w:p>
+    <w:p>
+      <w:r>
+        <w:t>Abre VS Code.</w:t>
+      </w:r>
+    </w:p>
+    <w:p>
+      <w:r>
+        <w:t>Haz clic derecho sobre la carpeta principal:</w:t>
+      </w:r>
+    </w:p>
+    <w:p>
+      <w:r>
+        <w:lastRenderedPageBreak/>
+        <w:t>data-analyst-roadmap</w:t>
+      </w:r>
+    </w:p>
+    <w:p>
+      <w:r>
+        <w:t>Selecciona:</w:t>
+      </w:r>
+    </w:p>
+    <w:p>
+      <w:r>
+        <w:t>New File</w:t>
+      </w:r>
+    </w:p>
+    <w:p>
+      <w:r>
+        <w:t>Y crea uno por uno:</w:t>
+      </w:r>
+    </w:p>
+    <w:p>
+      <w:r>
+        <w:t>README.md</w:t>
+      </w:r>
+    </w:p>
+    <w:p>
+      <w:r>
+        <w:t>.gitignore</w:t>
+      </w:r>
+    </w:p>
+    <w:p>
+      <w:r>
+        <w:t>LICENSE</w:t>
+      </w:r>
+    </w:p>
+    <w:p>
+      <w:r>
+        <w:t>requirements.txt</w:t>
+      </w:r>
+    </w:p>
+    <w:p>
+      <w:r>
+        <w:t>Es la forma más sencilla.</w:t>
+      </w:r>
+    </w:p>
+    <w:p>
+      <w:pPr>
+        <w:pStyle w:val="Ttulo5"/>
+      </w:pPr>
+      <w:r>
+        <w:t>¿Qué debe contener cada archivo?</w:t>
+      </w:r>
+    </w:p>
+    <w:p>
+      <w:pPr>
+        <w:pStyle w:val="Ttulo6"/>
+      </w:pPr>
+      <w:r>
+        <w:t>1️</w:t>
+      </w:r>
+      <w:r>
+        <w:rPr>
+          <w:rFonts w:ascii="Segoe UI Symbol" w:hAnsi="Segoe UI Symbol" w:cs="Segoe UI Symbol"/>
+        </w:rPr>
+        <w:t>⃣</w:t>
+      </w:r>
+      <w:r>
+        <w:t xml:space="preserve"> README.md</w:t>
+      </w:r>
+    </w:p>
+    <w:p>
+      <w:r>
+        <w:t>Este será la portada de todo tu repositorio.</w:t>
+      </w:r>
+    </w:p>
+    <w:p>
+      <w:r>
+        <w:t>Por ahora coloca lo siguiente:</w:t>
+      </w:r>
+    </w:p>
+    <w:p>
+      <w:r>
+        <w:t># Data Analyst Roadmap</w:t>
+      </w:r>
+      <w:r>
+        <w:br/>
+      </w:r>
+      <w:r>
+        <w:br/>
+        <w:t>Este repositorio documenta mi proceso de aprendizaje para convertirme en Data Analyst profesional en 90 días.</w:t>
+      </w:r>
+      <w:r>
+        <w:br/>
+      </w:r>
+      <w:r>
+        <w:br/>
+        <w:t>## Objetivos</w:t>
+      </w:r>
+      <w:r>
+        <w:br/>
+      </w:r>
+      <w:r>
+        <w:br/>
+        <w:t>- Aprender Excel Avanzado</w:t>
+      </w:r>
+      <w:r>
+        <w:br/>
+        <w:t>- Dominar SQL</w:t>
+      </w:r>
+      <w:r>
+        <w:br/>
+        <w:t>- Aprender Python para análisis de datos</w:t>
+      </w:r>
+      <w:r>
+        <w:br/>
+        <w:t>- Construir dashboards profesionales</w:t>
+      </w:r>
+      <w:r>
+        <w:br/>
+        <w:t>- Crear un portafolio de proyectos reales</w:t>
+      </w:r>
+      <w:r>
+        <w:br/>
+      </w:r>
+      <w:r>
+        <w:br/>
+        <w:t>## Tecnologías</w:t>
+      </w:r>
+      <w:r>
+        <w:br/>
+      </w:r>
+      <w:r>
+        <w:br/>
+        <w:t>- Excel</w:t>
+      </w:r>
+      <w:r>
+        <w:br/>
+        <w:t>- SQL</w:t>
+      </w:r>
+      <w:r>
+        <w:br/>
+        <w:t>- PostgreSQL</w:t>
+      </w:r>
+      <w:r>
+        <w:br/>
+        <w:t>- Python</w:t>
+      </w:r>
+      <w:r>
+        <w:br/>
+        <w:t>- Pandas</w:t>
+      </w:r>
+      <w:r>
+        <w:br/>
+        <w:t>- NumPy</w:t>
+      </w:r>
+      <w:r>
+        <w:br/>
+        <w:t>- Power BI</w:t>
+      </w:r>
+      <w:r>
+        <w:br/>
+      </w:r>
+      <w:r>
+        <w:lastRenderedPageBreak/>
+        <w:t>- Tableau</w:t>
+      </w:r>
+      <w:r>
+        <w:br/>
+        <w:t>- Git</w:t>
+      </w:r>
+      <w:r>
+        <w:br/>
+        <w:t>- GitHub</w:t>
+      </w:r>
+      <w:r>
+        <w:br/>
+      </w:r>
+      <w:r>
+        <w:br/>
+        <w:t>## Estructura</w:t>
+      </w:r>
+      <w:r>
+        <w:br/>
+      </w:r>
+      <w:r>
+        <w:br/>
+        <w:t>- datasets</w:t>
+      </w:r>
+      <w:r>
+        <w:br/>
+        <w:t>- sql</w:t>
+      </w:r>
+      <w:r>
+        <w:br/>
+        <w:t>- python</w:t>
+      </w:r>
+      <w:r>
+        <w:br/>
+        <w:t>- notebooks</w:t>
+      </w:r>
+      <w:r>
+        <w:br/>
+        <w:t>- dashboards</w:t>
+      </w:r>
+      <w:r>
+        <w:br/>
+        <w:t>- portfolio</w:t>
+      </w:r>
+      <w:r>
+        <w:br/>
+      </w:r>
+      <w:r>
+        <w:br/>
+        <w:t>## Estado</w:t>
+      </w:r>
+      <w:r>
+        <w:br/>
+      </w:r>
+      <w:r>
+        <w:br/>
+      </w:r>
+      <w:r>
+        <w:rPr>
+          <w:rFonts w:ascii="Segoe UI Emoji" w:hAnsi="Segoe UI Emoji" w:cs="Segoe UI Emoji"/>
+        </w:rPr>
+        <w:t>🟢</w:t>
+      </w:r>
+      <w:r>
+        <w:t xml:space="preserve"> En progreso (Día 1)</w:t>
+      </w:r>
+    </w:p>
+    <w:p>
+      <w:r>
+        <w:t>No te preocupes si luego cambia.</w:t>
+      </w:r>
+    </w:p>
+    <w:p>
+      <w:r>
+        <w:t>Durante los próximos 90 días lo iremos mejorando.</w:t>
+      </w:r>
+    </w:p>
+    <w:p>
+      <w:pPr>
+        <w:pStyle w:val="Ttulo6"/>
+      </w:pPr>
+      <w:r>
+        <w:t>2️</w:t>
+      </w:r>
+      <w:r>
+        <w:rPr>
+          <w:rFonts w:ascii="Segoe UI Symbol" w:hAnsi="Segoe UI Symbol" w:cs="Segoe UI Symbol"/>
+        </w:rPr>
+        <w:t>⃣</w:t>
+      </w:r>
+      <w:r>
+        <w:t xml:space="preserve"> .gitignore</w:t>
+      </w:r>
+    </w:p>
+    <w:p>
+      <w:r>
+        <w:t>Este archivo le dice a Git:</w:t>
+      </w:r>
+    </w:p>
+    <w:p>
+      <w:r>
+        <w:t>"Estos archivos NO quiero subirlos."</w:t>
+      </w:r>
+    </w:p>
+    <w:p>
+      <w:r>
+        <w:t>Coloca esto:</w:t>
+      </w:r>
+    </w:p>
+    <w:p>
+      <w:r>
+        <w:t># Python</w:t>
+      </w:r>
+      <w:r>
+        <w:br/>
+      </w:r>
+      <w:r>
+        <w:br/>
+        <w:t>__pycache__/</w:t>
+      </w:r>
+      <w:r>
+        <w:br/>
+        <w:t>*.pyc</w:t>
+      </w:r>
+      <w:r>
+        <w:br/>
+      </w:r>
+      <w:r>
+        <w:br/>
+        <w:t># VS Code</w:t>
+      </w:r>
+      <w:r>
+        <w:br/>
+      </w:r>
+      <w:r>
+        <w:br/>
+        <w:t>.vscode/</w:t>
+      </w:r>
+      <w:r>
+        <w:br/>
+      </w:r>
+      <w:r>
+        <w:br/>
+        <w:t># Jupyter</w:t>
+      </w:r>
+      <w:r>
+        <w:br/>
+      </w:r>
+      <w:r>
+        <w:br/>
+        <w:t>.ipynb_checkpoints/</w:t>
+      </w:r>
+      <w:r>
+        <w:br/>
+      </w:r>
+      <w:r>
+        <w:br/>
+        <w:t># Windows</w:t>
+      </w:r>
+      <w:r>
+        <w:br/>
+      </w:r>
+      <w:r>
+        <w:br/>
+        <w:t>Thumbs.db</w:t>
+      </w:r>
+      <w:r>
+        <w:br/>
+      </w:r>
+      <w:r>
+        <w:lastRenderedPageBreak/>
+        <w:t>Desktop.ini</w:t>
+      </w:r>
+      <w:r>
+        <w:br/>
+      </w:r>
+      <w:r>
+        <w:br/>
+        <w:t># Entornos virtuales</w:t>
+      </w:r>
+      <w:r>
+        <w:br/>
+      </w:r>
+      <w:r>
+        <w:br/>
+        <w:t>venv/</w:t>
+      </w:r>
+      <w:r>
+        <w:br/>
+        <w:t>.env/</w:t>
+      </w:r>
+      <w:r>
+        <w:br/>
+        <w:t># Logs</w:t>
+      </w:r>
+      <w:r>
+        <w:br/>
+        <w:t>*.log</w:t>
+      </w:r>
+    </w:p>
+    <w:p>
+      <w:r>
+        <w:t>Más adelante agregaremos otras reglas.</w:t>
+      </w:r>
+    </w:p>
+    <w:p>
+      <w:r>
+        <w:pict w14:anchorId="04AC8A39">
+          <v:rect id="_x0000_i1033" style="width:0;height:1.5pt" o:hralign="center" o:hrstd="t" o:hr="t" fillcolor="#a0a0a0" stroked="f"/>
+        </w:pict>
+      </w:r>
+    </w:p>
+    <w:p>
+      <w:pPr>
+        <w:pStyle w:val="Ttulo6"/>
+      </w:pPr>
+      <w:r>
+        <w:t>3️</w:t>
+      </w:r>
+      <w:r>
+        <w:rPr>
+          <w:rFonts w:ascii="Segoe UI Symbol" w:hAnsi="Segoe UI Symbol" w:cs="Segoe UI Symbol"/>
+        </w:rPr>
+        <w:t>⃣</w:t>
+      </w:r>
+      <w:r>
         <w:t xml:space="preserve"> LICENSE</w:t>
       </w:r>
-      <w:r>
-        <w:br/>
-      </w:r>
-      <w:r>
-        <w:rPr>
-          <w:rFonts w:ascii="MS Gothic" w:eastAsia="MS Gothic" w:hAnsi="MS Gothic" w:cs="MS Gothic" w:hint="eastAsia"/>
-        </w:rPr>
-        <w:t>├</w:t>
-      </w:r>
-      <w:r>
-        <w:rPr>
-          <w:rFonts w:ascii="Aptos" w:hAnsi="Aptos" w:cs="Aptos"/>
-        </w:rPr>
-        <w:t>──</w:t>
+    </w:p>
+    <w:p>
+      <w:r>
+        <w:t>Por ahora escribe solamente:</w:t>
+      </w:r>
+    </w:p>
+    <w:p>
+      <w:r>
+        <w:t>MIT License</w:t>
+      </w:r>
+    </w:p>
+    <w:p>
+      <w:r>
+        <w:t>Más adelante aprenderemos sobre licencias Open Source y la reemplazaremos por la licencia completa.</w:t>
+      </w:r>
+    </w:p>
+    <w:p>
+      <w:r>
+        <w:pict w14:anchorId="6A3F528B">
+          <v:rect id="_x0000_i1034" style="width:0;height:1.5pt" o:hralign="center" o:hrstd="t" o:hr="t" fillcolor="#a0a0a0" stroked="f"/>
+        </w:pict>
+      </w:r>
+    </w:p>
+    <w:p>
+      <w:pPr>
+        <w:pStyle w:val="Ttulo6"/>
+      </w:pPr>
+      <w:r>
+        <w:t>4️</w:t>
+      </w:r>
+      <w:r>
+        <w:rPr>
+          <w:rFonts w:ascii="Segoe UI Symbol" w:hAnsi="Segoe UI Symbol" w:cs="Segoe UI Symbol"/>
+        </w:rPr>
+        <w:t>⃣</w:t>
       </w:r>
       <w:r>
         <w:t xml:space="preserve"> requirements.txt</w:t>
       </w:r>
-      <w:r>
-        <w:br/>
-      </w:r>
-      <w:r>
-        <w:rPr>
-          <w:rFonts w:ascii="Aptos" w:hAnsi="Aptos" w:cs="Aptos"/>
-        </w:rPr>
-        <w:t>│</w:t>
-      </w:r>
-      <w:r>
-        <w:br/>
-      </w:r>
-      <w:r>
-        <w:rPr>
-          <w:rFonts w:ascii="Aptos" w:hAnsi="Aptos" w:cs="Aptos"/>
-        </w:rPr>
-        <w:t>└─</w:t>
-      </w:r>
-      <w:proofErr w:type="gramStart"/>
-      <w:r>
-        <w:rPr>
-          <w:rFonts w:ascii="Aptos" w:hAnsi="Aptos" w:cs="Aptos"/>
-        </w:rPr>
-        <w:t>─</w:t>
-      </w:r>
-      <w:r>
-        <w:t xml:space="preserve"> .</w:t>
-      </w:r>
-      <w:proofErr w:type="spellStart"/>
-      <w:r>
-        <w:t>git</w:t>
-      </w:r>
-      <w:proofErr w:type="spellEnd"/>
-      <w:proofErr w:type="gramEnd"/>
-      <w:r>
-        <w:t>/</w:t>
+    </w:p>
+    <w:p>
+      <w:r>
+        <w:t>Déjalo vacío.</w:t>
+      </w:r>
+    </w:p>
+    <w:p>
+      <w:r>
+        <w:t>Cuando aprendamos Python escribiremos cosas como:</w:t>
+      </w:r>
+    </w:p>
+    <w:p>
+      <w:r>
+        <w:t>pandas</w:t>
+      </w:r>
+      <w:r>
+        <w:br/>
+        <w:t>numpy</w:t>
+      </w:r>
+      <w:r>
+        <w:br/>
+        <w:t>matplotlib</w:t>
+      </w:r>
+      <w:r>
+        <w:br/>
+        <w:t>plotly</w:t>
+      </w:r>
+      <w:r>
+        <w:br/>
+        <w:t>jupyter</w:t>
+      </w:r>
+      <w:r>
+        <w:br/>
+        <w:t>requests</w:t>
+      </w:r>
+      <w:r>
+        <w:br/>
+        <w:t>beautifulsoup4</w:t>
+      </w:r>
+      <w:r>
+        <w:br/>
+        <w:t>selenium</w:t>
+      </w:r>
+      <w:r>
+        <w:br/>
+        <w:t>scikit-learn</w:t>
+      </w:r>
+    </w:p>
+    <w:p>
+      <w:r>
+        <w:t>Pero todavía no.</w:t>
       </w:r>
     </w:p>
     <w:p>
@@ -7637,765 +6204,51 @@
         <w:pStyle w:val="Ttulo5"/>
       </w:pPr>
       <w:r>
-        <w:t>Opción 1 (la que recomiendo)</w:t>
-      </w:r>
-    </w:p>
-    <w:p>
-      <w:r>
-        <w:t>Abre VS Code.</w:t>
-      </w:r>
-    </w:p>
-    <w:p>
-      <w:r>
-        <w:t>Haz clic derecho sobre la carpeta principal:</w:t>
-      </w:r>
-    </w:p>
-    <w:p>
-      <w:r>
-        <w:t>data-</w:t>
-      </w:r>
-      <w:proofErr w:type="spellStart"/>
-      <w:r>
-        <w:t>analyst</w:t>
-      </w:r>
-      <w:proofErr w:type="spellEnd"/>
-      <w:r>
-        <w:t>-</w:t>
-      </w:r>
-      <w:proofErr w:type="spellStart"/>
-      <w:r>
-        <w:t>roadmap</w:t>
-      </w:r>
-      <w:proofErr w:type="spellEnd"/>
-    </w:p>
-    <w:p>
-      <w:r>
-        <w:t>Selecciona:</w:t>
+        <w:t xml:space="preserve">Realizar </w:t>
+      </w:r>
+      <w:r>
+        <w:t>Commit</w:t>
+      </w:r>
+    </w:p>
+    <w:p>
+      <w:r>
+        <w:t>Una vez creados los archivos:</w:t>
+      </w:r>
+    </w:p>
+    <w:p>
+      <w:r>
+        <w:t>git add .</w:t>
+      </w:r>
+    </w:p>
+    <w:p>
+      <w:r>
+        <w:t>Después</w:t>
+      </w:r>
+    </w:p>
+    <w:p>
+      <w:r>
+        <w:t>git commit -m "Add base project files"</w:t>
       </w:r>
     </w:p>
     <w:p>
       <w:r>
         <w:lastRenderedPageBreak/>
-        <w:t>New File</w:t>
-      </w:r>
-    </w:p>
-    <w:p>
-      <w:r>
-        <w:t>Y crea uno por uno:</w:t>
-      </w:r>
-    </w:p>
-    <w:p>
-      <w:r>
-        <w:t>README.md</w:t>
-      </w:r>
-    </w:p>
-    <w:p>
-      <w:proofErr w:type="gramStart"/>
-      <w:r>
-        <w:t>.</w:t>
-      </w:r>
-      <w:proofErr w:type="spellStart"/>
-      <w:r>
-        <w:t>gitignore</w:t>
-      </w:r>
-      <w:proofErr w:type="spellEnd"/>
-      <w:proofErr w:type="gramEnd"/>
-    </w:p>
-    <w:p>
-      <w:r>
-        <w:t>LICENSE</w:t>
-      </w:r>
-    </w:p>
-    <w:p>
-      <w:r>
-        <w:t>requirements.txt</w:t>
-      </w:r>
-    </w:p>
-    <w:p>
-      <w:r>
-        <w:t>Es la forma más sencilla.</w:t>
-      </w:r>
-    </w:p>
-    <w:p>
-      <w:pPr>
-        <w:pStyle w:val="Ttulo5"/>
-      </w:pPr>
-      <w:r>
-        <w:t>¿Qué debe contener cada archivo?</w:t>
-      </w:r>
-    </w:p>
-    <w:p>
-      <w:pPr>
-        <w:pStyle w:val="Ttulo6"/>
-      </w:pPr>
-      <w:r>
-        <w:t>1️</w:t>
-      </w:r>
-      <w:r>
-        <w:rPr>
-          <w:rFonts w:ascii="Segoe UI Symbol" w:hAnsi="Segoe UI Symbol" w:cs="Segoe UI Symbol"/>
-        </w:rPr>
-        <w:t>⃣</w:t>
-      </w:r>
-      <w:r>
-        <w:t xml:space="preserve"> README.md</w:t>
-      </w:r>
-    </w:p>
-    <w:p>
-      <w:r>
-        <w:t>Este será la portada de todo tu repositorio.</w:t>
-      </w:r>
-    </w:p>
-    <w:p>
-      <w:r>
-        <w:t>Por ahora coloca lo siguiente:</w:t>
-      </w:r>
-    </w:p>
-    <w:p>
-      <w:r>
-        <w:t xml:space="preserve"># Data </w:t>
-      </w:r>
-      <w:proofErr w:type="spellStart"/>
-      <w:r>
-        <w:t>Analyst</w:t>
-      </w:r>
-      <w:proofErr w:type="spellEnd"/>
-      <w:r>
-        <w:t xml:space="preserve"> </w:t>
-      </w:r>
-      <w:proofErr w:type="spellStart"/>
-      <w:r>
-        <w:t>Roadmap</w:t>
-      </w:r>
-      <w:proofErr w:type="spellEnd"/>
-      <w:r>
-        <w:br/>
-      </w:r>
-      <w:r>
-        <w:br/>
-        <w:t xml:space="preserve">Este repositorio documenta mi proceso de aprendizaje para convertirme en Data </w:t>
-      </w:r>
-      <w:proofErr w:type="spellStart"/>
-      <w:r>
-        <w:t>Analyst</w:t>
-      </w:r>
-      <w:proofErr w:type="spellEnd"/>
-      <w:r>
-        <w:t xml:space="preserve"> profesional en 90 días.</w:t>
-      </w:r>
-      <w:r>
-        <w:br/>
-      </w:r>
-      <w:r>
-        <w:br/>
-        <w:t>## Objetivos</w:t>
-      </w:r>
-      <w:r>
-        <w:br/>
-      </w:r>
-      <w:r>
-        <w:br/>
-        <w:t>- Aprender Excel Avanzado</w:t>
-      </w:r>
-      <w:r>
-        <w:br/>
-        <w:t>- Dominar SQL</w:t>
-      </w:r>
-      <w:r>
-        <w:br/>
-        <w:t>- Aprender Python para análisis de datos</w:t>
-      </w:r>
-      <w:r>
-        <w:br/>
-        <w:t>- Construir dashboards profesionales</w:t>
-      </w:r>
-      <w:r>
-        <w:br/>
-        <w:t>- Crear un portafolio de proyectos reales</w:t>
-      </w:r>
-      <w:r>
-        <w:br/>
-      </w:r>
-      <w:r>
-        <w:br/>
-        <w:t>## Tecnologías</w:t>
-      </w:r>
-      <w:r>
-        <w:br/>
-      </w:r>
-      <w:r>
-        <w:br/>
-        <w:t>- Excel</w:t>
-      </w:r>
-      <w:r>
-        <w:br/>
-        <w:t>- SQL</w:t>
-      </w:r>
-      <w:r>
-        <w:br/>
-        <w:t>- PostgreSQL</w:t>
-      </w:r>
-      <w:r>
-        <w:br/>
-        <w:t>- Python</w:t>
-      </w:r>
-      <w:r>
-        <w:br/>
-        <w:t>- Pandas</w:t>
-      </w:r>
-      <w:r>
-        <w:br/>
-        <w:t xml:space="preserve">- </w:t>
-      </w:r>
-      <w:proofErr w:type="spellStart"/>
-      <w:r>
-        <w:t>NumPy</w:t>
-      </w:r>
-      <w:proofErr w:type="spellEnd"/>
-      <w:r>
-        <w:br/>
-        <w:t>- Power BI</w:t>
-      </w:r>
-      <w:r>
-        <w:br/>
-        <w:t xml:space="preserve">- </w:t>
-      </w:r>
-      <w:proofErr w:type="spellStart"/>
-      <w:r>
-        <w:t>Tableau</w:t>
-      </w:r>
-      <w:proofErr w:type="spellEnd"/>
-      <w:r>
-        <w:br/>
-        <w:t>- Git</w:t>
-      </w:r>
-      <w:r>
-        <w:br/>
-        <w:t>- GitHub</w:t>
-      </w:r>
-      <w:r>
-        <w:br/>
-      </w:r>
-      <w:r>
-        <w:lastRenderedPageBreak/>
-        <w:br/>
-        <w:t>## Estructura</w:t>
-      </w:r>
-      <w:r>
-        <w:br/>
-      </w:r>
-      <w:r>
-        <w:br/>
-        <w:t xml:space="preserve">- </w:t>
-      </w:r>
-      <w:proofErr w:type="spellStart"/>
-      <w:r>
-        <w:t>datasets</w:t>
-      </w:r>
-      <w:proofErr w:type="spellEnd"/>
-      <w:r>
-        <w:br/>
-        <w:t xml:space="preserve">- </w:t>
-      </w:r>
-      <w:proofErr w:type="spellStart"/>
-      <w:r>
-        <w:t>sql</w:t>
-      </w:r>
-      <w:proofErr w:type="spellEnd"/>
-      <w:r>
-        <w:br/>
-        <w:t xml:space="preserve">- </w:t>
-      </w:r>
-      <w:proofErr w:type="spellStart"/>
-      <w:r>
-        <w:t>python</w:t>
-      </w:r>
-      <w:proofErr w:type="spellEnd"/>
-      <w:r>
-        <w:br/>
-        <w:t>- notebooks</w:t>
-      </w:r>
-      <w:r>
-        <w:br/>
-        <w:t>- dashboards</w:t>
-      </w:r>
-      <w:r>
-        <w:br/>
-        <w:t>- portfolio</w:t>
-      </w:r>
-      <w:r>
-        <w:br/>
-      </w:r>
-      <w:r>
-        <w:br/>
-        <w:t>## Estado</w:t>
-      </w:r>
-      <w:r>
-        <w:br/>
-      </w:r>
-      <w:r>
-        <w:br/>
-      </w:r>
+        <w:t>Y finalmente</w:t>
+      </w:r>
+    </w:p>
+    <w:p>
+      <w:r>
+        <w:t>git push</w:t>
+      </w:r>
+    </w:p>
+    <w:p>
+      <w:pPr>
+        <w:pStyle w:val="Ttulo2"/>
+      </w:pPr>
       <w:r>
         <w:rPr>
           <w:rFonts w:ascii="Segoe UI Emoji" w:hAnsi="Segoe UI Emoji" w:cs="Segoe UI Emoji"/>
         </w:rPr>
-        <w:t>🟢</w:t>
-      </w:r>
-      <w:r>
-        <w:t xml:space="preserve"> En progreso (Día 1)</w:t>
-      </w:r>
-    </w:p>
-    <w:p>
-      <w:r>
-        <w:t>No te preocupes si luego cambia.</w:t>
-      </w:r>
-    </w:p>
-    <w:p>
-      <w:r>
-        <w:t>Durante los próximos 90 días lo iremos mejorando.</w:t>
-      </w:r>
-    </w:p>
-    <w:p>
-      <w:pPr>
-        <w:pStyle w:val="Ttulo6"/>
-      </w:pPr>
-      <w:r>
-        <w:t>2️</w:t>
-      </w:r>
-      <w:proofErr w:type="gramStart"/>
-      <w:r>
-        <w:rPr>
-          <w:rFonts w:ascii="Segoe UI Symbol" w:hAnsi="Segoe UI Symbol" w:cs="Segoe UI Symbol"/>
-        </w:rPr>
-        <w:t>⃣</w:t>
-      </w:r>
-      <w:r>
-        <w:t xml:space="preserve"> .</w:t>
-      </w:r>
-      <w:proofErr w:type="spellStart"/>
-      <w:r>
-        <w:t>gitignore</w:t>
-      </w:r>
-      <w:proofErr w:type="spellEnd"/>
-      <w:proofErr w:type="gramEnd"/>
-    </w:p>
-    <w:p>
-      <w:r>
-        <w:t>Este archivo le dice a Git:</w:t>
-      </w:r>
-    </w:p>
-    <w:p>
-      <w:r>
-        <w:t>"Estos archivos NO quiero subirlos."</w:t>
-      </w:r>
-    </w:p>
-    <w:p>
-      <w:r>
-        <w:t>Coloca esto:</w:t>
-      </w:r>
-    </w:p>
-    <w:p>
-      <w:r>
-        <w:t># Python</w:t>
-      </w:r>
-      <w:r>
-        <w:br/>
-      </w:r>
-      <w:r>
-        <w:br/>
-        <w:t>__</w:t>
-      </w:r>
-      <w:proofErr w:type="spellStart"/>
-      <w:r>
-        <w:t>pycache</w:t>
-      </w:r>
-      <w:proofErr w:type="spellEnd"/>
-      <w:r>
-        <w:t>__/</w:t>
-      </w:r>
-      <w:r>
-        <w:br/>
-        <w:t>*.</w:t>
-      </w:r>
-      <w:proofErr w:type="spellStart"/>
-      <w:r>
-        <w:t>pyc</w:t>
-      </w:r>
-      <w:proofErr w:type="spellEnd"/>
-      <w:r>
-        <w:br/>
-      </w:r>
-      <w:r>
-        <w:br/>
-        <w:t># VS Code</w:t>
-      </w:r>
-      <w:r>
-        <w:br/>
-      </w:r>
-      <w:r>
-        <w:br/>
-        <w:t>.</w:t>
-      </w:r>
-      <w:proofErr w:type="spellStart"/>
-      <w:r>
-        <w:t>vscode</w:t>
-      </w:r>
-      <w:proofErr w:type="spellEnd"/>
-      <w:r>
-        <w:t>/</w:t>
-      </w:r>
-      <w:r>
-        <w:br/>
-      </w:r>
-      <w:r>
-        <w:br/>
-        <w:t xml:space="preserve"># </w:t>
-      </w:r>
-      <w:proofErr w:type="spellStart"/>
-      <w:r>
-        <w:t>Jupyter</w:t>
-      </w:r>
-      <w:proofErr w:type="spellEnd"/>
-      <w:r>
-        <w:br/>
-      </w:r>
-      <w:r>
-        <w:br/>
-        <w:t>.</w:t>
-      </w:r>
-      <w:proofErr w:type="spellStart"/>
-      <w:r>
-        <w:t>ipynb_checkpoints</w:t>
-      </w:r>
-      <w:proofErr w:type="spellEnd"/>
-      <w:r>
-        <w:t>/</w:t>
-      </w:r>
-      <w:r>
-        <w:br/>
-      </w:r>
-      <w:r>
-        <w:br/>
-        <w:t># Windows</w:t>
-      </w:r>
-      <w:r>
-        <w:br/>
-      </w:r>
-      <w:r>
-        <w:br/>
-      </w:r>
-      <w:proofErr w:type="spellStart"/>
-      <w:r>
-        <w:t>Thumbs.db</w:t>
-      </w:r>
-      <w:proofErr w:type="spellEnd"/>
-      <w:r>
-        <w:br/>
-        <w:t>Desktop.ini</w:t>
-      </w:r>
-      <w:r>
-        <w:br/>
-      </w:r>
-      <w:r>
-        <w:br/>
-        <w:t># Entornos virtuales</w:t>
-      </w:r>
-      <w:r>
-        <w:br/>
-      </w:r>
-      <w:r>
-        <w:lastRenderedPageBreak/>
-        <w:br/>
-      </w:r>
-      <w:proofErr w:type="spellStart"/>
-      <w:r>
-        <w:t>venv</w:t>
-      </w:r>
-      <w:proofErr w:type="spellEnd"/>
-      <w:r>
-        <w:t>/</w:t>
-      </w:r>
-      <w:r>
-        <w:br/>
-        <w:t>.</w:t>
-      </w:r>
-      <w:proofErr w:type="spellStart"/>
-      <w:r>
-        <w:t>env</w:t>
-      </w:r>
-      <w:proofErr w:type="spellEnd"/>
-      <w:r>
-        <w:t>/</w:t>
-      </w:r>
-      <w:r>
-        <w:br/>
-        <w:t># Logs</w:t>
-      </w:r>
-      <w:r>
-        <w:br/>
-        <w:t>*.log</w:t>
-      </w:r>
-    </w:p>
-    <w:p>
-      <w:r>
-        <w:t>Más adelante agregaremos otras reglas.</w:t>
-      </w:r>
-    </w:p>
-    <w:p>
-      <w:r>
-        <w:pict w14:anchorId="04AC8A39">
-          <v:rect id="_x0000_i1119" style="width:0;height:1.5pt" o:hralign="center" o:hrstd="t" o:hr="t" fillcolor="#a0a0a0" stroked="f"/>
-        </w:pict>
-      </w:r>
-    </w:p>
-    <w:p>
-      <w:pPr>
-        <w:pStyle w:val="Ttulo6"/>
-      </w:pPr>
-      <w:r>
-        <w:t>3️</w:t>
-      </w:r>
-      <w:r>
-        <w:rPr>
-          <w:rFonts w:ascii="Segoe UI Symbol" w:hAnsi="Segoe UI Symbol" w:cs="Segoe UI Symbol"/>
-        </w:rPr>
-        <w:t>⃣</w:t>
-      </w:r>
-      <w:r>
-        <w:t xml:space="preserve"> LICENSE</w:t>
-      </w:r>
-    </w:p>
-    <w:p>
-      <w:r>
-        <w:t>Por ahora escribe solamente:</w:t>
-      </w:r>
-    </w:p>
-    <w:p>
-      <w:r>
-        <w:t xml:space="preserve">MIT </w:t>
-      </w:r>
-      <w:proofErr w:type="spellStart"/>
-      <w:r>
-        <w:t>License</w:t>
-      </w:r>
-      <w:proofErr w:type="spellEnd"/>
-    </w:p>
-    <w:p>
-      <w:r>
-        <w:t xml:space="preserve">Más adelante aprenderemos sobre licencias Open </w:t>
-      </w:r>
-      <w:proofErr w:type="spellStart"/>
-      <w:r>
-        <w:t>Source</w:t>
-      </w:r>
-      <w:proofErr w:type="spellEnd"/>
-      <w:r>
-        <w:t xml:space="preserve"> y la reemplazaremos por la licencia completa.</w:t>
-      </w:r>
-    </w:p>
-    <w:p>
-      <w:r>
-        <w:pict w14:anchorId="6A3F528B">
-          <v:rect id="_x0000_i1120" style="width:0;height:1.5pt" o:hralign="center" o:hrstd="t" o:hr="t" fillcolor="#a0a0a0" stroked="f"/>
-        </w:pict>
-      </w:r>
-    </w:p>
-    <w:p>
-      <w:pPr>
-        <w:pStyle w:val="Ttulo6"/>
-      </w:pPr>
-      <w:r>
-        <w:t>4️</w:t>
-      </w:r>
-      <w:r>
-        <w:rPr>
-          <w:rFonts w:ascii="Segoe UI Symbol" w:hAnsi="Segoe UI Symbol" w:cs="Segoe UI Symbol"/>
-        </w:rPr>
-        <w:t>⃣</w:t>
-      </w:r>
-      <w:r>
-        <w:t xml:space="preserve"> requirements.txt</w:t>
-      </w:r>
-    </w:p>
-    <w:p>
-      <w:r>
-        <w:t>Déjalo vacío.</w:t>
-      </w:r>
-    </w:p>
-    <w:p>
-      <w:r>
-        <w:t>Cuando aprendamos Python escribiremos cosas como:</w:t>
-      </w:r>
-    </w:p>
-    <w:p>
-      <w:r>
-        <w:t>pandas</w:t>
-      </w:r>
-      <w:r>
-        <w:br/>
-      </w:r>
-      <w:proofErr w:type="spellStart"/>
-      <w:r>
-        <w:t>numpy</w:t>
-      </w:r>
-      <w:proofErr w:type="spellEnd"/>
-      <w:r>
-        <w:br/>
-      </w:r>
-      <w:proofErr w:type="spellStart"/>
-      <w:r>
-        <w:t>matplotlib</w:t>
-      </w:r>
-      <w:proofErr w:type="spellEnd"/>
-      <w:r>
-        <w:br/>
-      </w:r>
-      <w:proofErr w:type="spellStart"/>
-      <w:r>
-        <w:t>plotly</w:t>
-      </w:r>
-      <w:proofErr w:type="spellEnd"/>
-      <w:r>
-        <w:br/>
-      </w:r>
-      <w:proofErr w:type="spellStart"/>
-      <w:r>
-        <w:t>jupyter</w:t>
-      </w:r>
-      <w:proofErr w:type="spellEnd"/>
-      <w:r>
-        <w:br/>
-      </w:r>
-      <w:proofErr w:type="spellStart"/>
-      <w:r>
-        <w:t>requests</w:t>
-      </w:r>
-      <w:proofErr w:type="spellEnd"/>
-      <w:r>
-        <w:br/>
-        <w:t>beautifulsoup4</w:t>
-      </w:r>
-      <w:r>
-        <w:br/>
-      </w:r>
-      <w:proofErr w:type="spellStart"/>
-      <w:r>
-        <w:t>selenium</w:t>
-      </w:r>
-      <w:proofErr w:type="spellEnd"/>
-      <w:r>
-        <w:br/>
-      </w:r>
-      <w:proofErr w:type="spellStart"/>
-      <w:r>
-        <w:t>scikit-learn</w:t>
-      </w:r>
-      <w:proofErr w:type="spellEnd"/>
-    </w:p>
-    <w:p>
-      <w:r>
-        <w:t>Pero todavía no.</w:t>
-      </w:r>
-    </w:p>
-    <w:p>
-      <w:pPr>
-        <w:pStyle w:val="Ttulo5"/>
-      </w:pPr>
-      <w:r>
-        <w:t xml:space="preserve">Realizar </w:t>
-      </w:r>
-      <w:proofErr w:type="spellStart"/>
-      <w:r>
-        <w:t>Commit</w:t>
-      </w:r>
-      <w:proofErr w:type="spellEnd"/>
-    </w:p>
-    <w:p>
-      <w:r>
-        <w:t>Una vez creados los archivos:</w:t>
-      </w:r>
-    </w:p>
-    <w:p>
-      <w:proofErr w:type="spellStart"/>
-      <w:r>
-        <w:t>git</w:t>
-      </w:r>
-      <w:proofErr w:type="spellEnd"/>
-      <w:r>
-        <w:t xml:space="preserve"> </w:t>
-      </w:r>
-      <w:proofErr w:type="spellStart"/>
-      <w:proofErr w:type="gramStart"/>
-      <w:r>
-        <w:t>add</w:t>
-      </w:r>
-      <w:proofErr w:type="spellEnd"/>
-      <w:r>
-        <w:t xml:space="preserve"> .</w:t>
-      </w:r>
-      <w:proofErr w:type="gramEnd"/>
-    </w:p>
-    <w:p>
-      <w:r>
-        <w:t>Después</w:t>
-      </w:r>
-    </w:p>
-    <w:p>
-      <w:proofErr w:type="spellStart"/>
-      <w:r>
-        <w:t>git</w:t>
-      </w:r>
-      <w:proofErr w:type="spellEnd"/>
-      <w:r>
-        <w:t xml:space="preserve"> </w:t>
-      </w:r>
-      <w:proofErr w:type="spellStart"/>
-      <w:r>
-        <w:t>commit</w:t>
-      </w:r>
-      <w:proofErr w:type="spellEnd"/>
-      <w:r>
-        <w:t xml:space="preserve"> -m "Add base </w:t>
-      </w:r>
-      <w:proofErr w:type="spellStart"/>
-      <w:r>
-        <w:t>project</w:t>
-      </w:r>
-      <w:proofErr w:type="spellEnd"/>
-      <w:r>
-        <w:t xml:space="preserve"> files"</w:t>
-      </w:r>
-    </w:p>
-    <w:p>
-      <w:r>
-        <w:t>Y finalmente</w:t>
-      </w:r>
-    </w:p>
-    <w:p>
-      <w:proofErr w:type="spellStart"/>
-      <w:r>
-        <w:t>git</w:t>
-      </w:r>
-      <w:proofErr w:type="spellEnd"/>
-      <w:r>
-        <w:t xml:space="preserve"> </w:t>
-      </w:r>
-      <w:proofErr w:type="spellStart"/>
-      <w:r>
-        <w:t>push</w:t>
-      </w:r>
-      <w:proofErr w:type="spellEnd"/>
-    </w:p>
-    <w:p>
-      <w:pPr>
-        <w:pStyle w:val="Ttulo2"/>
-      </w:pPr>
-      <w:r>
-        <w:rPr>
-          <w:rFonts w:ascii="Segoe UI Emoji" w:hAnsi="Segoe UI Emoji" w:cs="Segoe UI Emoji"/>
-        </w:rPr>
-        <w:lastRenderedPageBreak/>
         <w:t>📈</w:t>
       </w:r>
       <w:r>
@@ -8520,15 +6373,7 @@
         <w:t>✔</w:t>
       </w:r>
       <w:r>
-        <w:t xml:space="preserve"> </w:t>
-      </w:r>
-      <w:proofErr w:type="spellStart"/>
-      <w:r>
-        <w:t>DBeaver</w:t>
-      </w:r>
-      <w:proofErr w:type="spellEnd"/>
-      <w:r>
-        <w:t xml:space="preserve"> </w:t>
+        <w:t xml:space="preserve"> DBeaver </w:t>
       </w:r>
     </w:p>
     <w:p>
@@ -8562,21 +6407,13 @@
         <w:t>✔</w:t>
       </w:r>
       <w:r>
-        <w:t xml:space="preserve"> </w:t>
-      </w:r>
-      <w:proofErr w:type="spellStart"/>
-      <w:r>
-        <w:t>Tableau</w:t>
-      </w:r>
-      <w:proofErr w:type="spellEnd"/>
-      <w:r>
-        <w:t xml:space="preserve"> </w:t>
+        <w:t xml:space="preserve"> Tableau </w:t>
       </w:r>
     </w:p>
     <w:p>
       <w:r>
         <w:pict w14:anchorId="6D4FDAE8">
-          <v:rect id="_x0000_i1135" style="width:0;height:1.5pt" o:hralign="center" o:hrstd="t" o:hr="t" fillcolor="#a0a0a0" stroked="f"/>
+          <v:rect id="_x0000_i1035" style="width:0;height:1.5pt" o:hralign="center" o:hrstd="t" o:hr="t" fillcolor="#a0a0a0" stroked="f"/>
         </w:pict>
       </w:r>
     </w:p>
@@ -8642,15 +6479,7 @@
         <w:t>✔</w:t>
       </w:r>
       <w:r>
-        <w:t xml:space="preserve"> Primer </w:t>
-      </w:r>
-      <w:proofErr w:type="spellStart"/>
-      <w:r>
-        <w:t>commit</w:t>
-      </w:r>
-      <w:proofErr w:type="spellEnd"/>
-      <w:r>
-        <w:t xml:space="preserve"> </w:t>
+        <w:t xml:space="preserve"> Primer commit </w:t>
       </w:r>
     </w:p>
     <w:p>
@@ -8707,7 +6536,7 @@
     <w:p>
       <w:r>
         <w:pict w14:anchorId="2B8DE0AE">
-          <v:rect id="_x0000_i1136" style="width:0;height:1.5pt" o:hralign="center" o:hrstd="t" o:hr="t" fillcolor="#a0a0a0" stroked="f"/>
+          <v:rect id="_x0000_i1036" style="width:0;height:1.5pt" o:hralign="center" o:hrstd="t" o:hr="t" fillcolor="#a0a0a0" stroked="f"/>
         </w:pict>
       </w:r>
     </w:p>
@@ -8727,23 +6556,7 @@
     </w:p>
     <w:p>
       <w:r>
-        <w:t>data-</w:t>
-      </w:r>
-      <w:proofErr w:type="spellStart"/>
-      <w:r>
-        <w:t>analyst</w:t>
-      </w:r>
-      <w:proofErr w:type="spellEnd"/>
-      <w:r>
-        <w:t>-</w:t>
-      </w:r>
-      <w:proofErr w:type="spellStart"/>
-      <w:r>
-        <w:t>roadmap</w:t>
-      </w:r>
-      <w:proofErr w:type="spellEnd"/>
-      <w:r>
-        <w:t>/</w:t>
+        <w:t>data-analyst-roadmap/</w:t>
       </w:r>
       <w:r>
         <w:br/>
@@ -8765,15 +6578,7 @@
         <w:t>──</w:t>
       </w:r>
       <w:r>
-        <w:t xml:space="preserve"> </w:t>
-      </w:r>
-      <w:proofErr w:type="spellStart"/>
-      <w:r>
-        <w:t>datasets</w:t>
-      </w:r>
-      <w:proofErr w:type="spellEnd"/>
-      <w:r>
-        <w:t>/</w:t>
+        <w:t xml:space="preserve"> datasets/</w:t>
       </w:r>
       <w:r>
         <w:br/>
@@ -8809,85 +6614,7 @@
         <w:t>──</w:t>
       </w:r>
       <w:r>
-        <w:t xml:space="preserve"> </w:t>
-      </w:r>
-      <w:proofErr w:type="spellStart"/>
-      <w:r>
-        <w:t>excel</w:t>
-      </w:r>
-      <w:proofErr w:type="spellEnd"/>
-      <w:r>
-        <w:t>/</w:t>
-      </w:r>
-      <w:r>
-        <w:br/>
-      </w:r>
-      <w:r>
-        <w:rPr>
-          <w:rFonts w:ascii="MS Gothic" w:eastAsia="MS Gothic" w:hAnsi="MS Gothic" w:cs="MS Gothic" w:hint="eastAsia"/>
-        </w:rPr>
-        <w:t>├</w:t>
-      </w:r>
-      <w:r>
-        <w:rPr>
-          <w:rFonts w:ascii="Aptos" w:hAnsi="Aptos" w:cs="Aptos"/>
-        </w:rPr>
-        <w:t>──</w:t>
-      </w:r>
-      <w:r>
-        <w:t xml:space="preserve"> </w:t>
-      </w:r>
-      <w:proofErr w:type="spellStart"/>
-      <w:r>
-        <w:t>images</w:t>
-      </w:r>
-      <w:proofErr w:type="spellEnd"/>
-      <w:r>
-        <w:t>/</w:t>
-      </w:r>
-      <w:r>
-        <w:br/>
-      </w:r>
-      <w:r>
-        <w:rPr>
-          <w:rFonts w:ascii="MS Gothic" w:eastAsia="MS Gothic" w:hAnsi="MS Gothic" w:cs="MS Gothic" w:hint="eastAsia"/>
-        </w:rPr>
-        <w:t>├</w:t>
-      </w:r>
-      <w:r>
-        <w:rPr>
-          <w:rFonts w:ascii="Aptos" w:hAnsi="Aptos" w:cs="Aptos"/>
-        </w:rPr>
-        <w:t>──</w:t>
-      </w:r>
-      <w:r>
-        <w:t xml:space="preserve"> notebooks/</w:t>
-      </w:r>
-      <w:r>
-        <w:br/>
-      </w:r>
-      <w:r>
-        <w:rPr>
-          <w:rFonts w:ascii="MS Gothic" w:eastAsia="MS Gothic" w:hAnsi="MS Gothic" w:cs="MS Gothic" w:hint="eastAsia"/>
-        </w:rPr>
-        <w:t>├</w:t>
-      </w:r>
-      <w:r>
-        <w:rPr>
-          <w:rFonts w:ascii="Aptos" w:hAnsi="Aptos" w:cs="Aptos"/>
-        </w:rPr>
-        <w:t>──</w:t>
-      </w:r>
-      <w:r>
-        <w:t xml:space="preserve"> </w:t>
-      </w:r>
-      <w:proofErr w:type="gramStart"/>
-      <w:r>
-        <w:t>portfolio</w:t>
-      </w:r>
-      <w:proofErr w:type="gramEnd"/>
-      <w:r>
-        <w:t>/</w:t>
+        <w:t xml:space="preserve"> excel/</w:t>
       </w:r>
       <w:r>
         <w:br/>
@@ -8906,15 +6633,7 @@
         <w:t>──</w:t>
       </w:r>
       <w:r>
-        <w:t xml:space="preserve"> </w:t>
-      </w:r>
-      <w:proofErr w:type="spellStart"/>
-      <w:r>
-        <w:t>powerbi</w:t>
-      </w:r>
-      <w:proofErr w:type="spellEnd"/>
-      <w:r>
-        <w:t>/</w:t>
+        <w:t xml:space="preserve"> images/</w:t>
       </w:r>
       <w:r>
         <w:br/>
@@ -8932,15 +6651,7 @@
         <w:t>──</w:t>
       </w:r>
       <w:r>
-        <w:t xml:space="preserve"> </w:t>
-      </w:r>
-      <w:proofErr w:type="spellStart"/>
-      <w:r>
-        <w:t>python</w:t>
-      </w:r>
-      <w:proofErr w:type="spellEnd"/>
-      <w:r>
-        <w:t>/</w:t>
+        <w:t xml:space="preserve"> notebooks/</w:t>
       </w:r>
       <w:r>
         <w:br/>
@@ -8958,15 +6669,7 @@
         <w:t>──</w:t>
       </w:r>
       <w:r>
-        <w:t xml:space="preserve"> </w:t>
-      </w:r>
-      <w:proofErr w:type="spellStart"/>
-      <w:r>
-        <w:t>sql</w:t>
-      </w:r>
-      <w:proofErr w:type="spellEnd"/>
-      <w:r>
-        <w:t>/</w:t>
+        <w:t xml:space="preserve"> portfolio/</w:t>
       </w:r>
       <w:r>
         <w:br/>
@@ -8984,15 +6687,7 @@
         <w:t>──</w:t>
       </w:r>
       <w:r>
-        <w:t xml:space="preserve"> </w:t>
-      </w:r>
-      <w:proofErr w:type="spellStart"/>
-      <w:r>
-        <w:t>tableau</w:t>
-      </w:r>
-      <w:proofErr w:type="spellEnd"/>
-      <w:r>
-        <w:t>/</w:t>
+        <w:t xml:space="preserve"> powerbi/</w:t>
       </w:r>
       <w:r>
         <w:br/>
@@ -9010,6 +6705,60 @@
         <w:t>──</w:t>
       </w:r>
       <w:r>
+        <w:t xml:space="preserve"> python/</w:t>
+      </w:r>
+      <w:r>
+        <w:br/>
+      </w:r>
+      <w:r>
+        <w:rPr>
+          <w:rFonts w:ascii="MS Gothic" w:eastAsia="MS Gothic" w:hAnsi="MS Gothic" w:cs="MS Gothic" w:hint="eastAsia"/>
+        </w:rPr>
+        <w:t>├</w:t>
+      </w:r>
+      <w:r>
+        <w:rPr>
+          <w:rFonts w:ascii="Aptos" w:hAnsi="Aptos" w:cs="Aptos"/>
+        </w:rPr>
+        <w:t>──</w:t>
+      </w:r>
+      <w:r>
+        <w:t xml:space="preserve"> sql/</w:t>
+      </w:r>
+      <w:r>
+        <w:br/>
+      </w:r>
+      <w:r>
+        <w:rPr>
+          <w:rFonts w:ascii="MS Gothic" w:eastAsia="MS Gothic" w:hAnsi="MS Gothic" w:cs="MS Gothic" w:hint="eastAsia"/>
+        </w:rPr>
+        <w:t>├</w:t>
+      </w:r>
+      <w:r>
+        <w:rPr>
+          <w:rFonts w:ascii="Aptos" w:hAnsi="Aptos" w:cs="Aptos"/>
+        </w:rPr>
+        <w:t>──</w:t>
+      </w:r>
+      <w:r>
+        <w:t xml:space="preserve"> tableau/</w:t>
+      </w:r>
+      <w:r>
+        <w:br/>
+      </w:r>
+      <w:r>
+        <w:rPr>
+          <w:rFonts w:ascii="MS Gothic" w:eastAsia="MS Gothic" w:hAnsi="MS Gothic" w:cs="MS Gothic" w:hint="eastAsia"/>
+        </w:rPr>
+        <w:t>├</w:t>
+      </w:r>
+      <w:r>
+        <w:rPr>
+          <w:rFonts w:ascii="Aptos" w:hAnsi="Aptos" w:cs="Aptos"/>
+        </w:rPr>
+        <w:t>──</w:t>
+      </w:r>
+      <w:r>
         <w:t xml:space="preserve"> README.md</w:t>
       </w:r>
       <w:r>
@@ -9025,24 +6774,11 @@
         <w:rPr>
           <w:rFonts w:ascii="Aptos" w:hAnsi="Aptos" w:cs="Aptos"/>
         </w:rPr>
-        <w:t>─</w:t>
-      </w:r>
-      <w:proofErr w:type="gramStart"/>
-      <w:r>
-        <w:rPr>
-          <w:rFonts w:ascii="Aptos" w:hAnsi="Aptos" w:cs="Aptos"/>
-        </w:rPr>
-        <w:t>─</w:t>
-      </w:r>
-      <w:r>
-        <w:t xml:space="preserve"> .</w:t>
-      </w:r>
-      <w:proofErr w:type="spellStart"/>
-      <w:r>
-        <w:t>gitignore</w:t>
-      </w:r>
-      <w:proofErr w:type="spellEnd"/>
-      <w:proofErr w:type="gramEnd"/>
+        <w:t>──</w:t>
+      </w:r>
+      <w:r>
+        <w:t xml:space="preserve"> .gitignore</w:t>
+      </w:r>
       <w:r>
         <w:br/>
       </w:r>
@@ -9087,13 +6823,8 @@
       <w:pPr>
         <w:pStyle w:val="Ttulo2"/>
       </w:pPr>
-      <w:proofErr w:type="spellStart"/>
-      <w:r>
-        <w:t>Feedback</w:t>
-      </w:r>
-      <w:proofErr w:type="spellEnd"/>
-      <w:r>
-        <w:t xml:space="preserve"> del día 1</w:t>
+      <w:r>
+        <w:t>Feedback del día 1</w:t>
       </w:r>
     </w:p>
     <w:p>
@@ -9188,11 +6919,9 @@
           <w:numId w:val="25"/>
         </w:numPr>
       </w:pPr>
-      <w:proofErr w:type="spellStart"/>
       <w:r>
         <w:t>PostgresSql</w:t>
       </w:r>
-      <w:proofErr w:type="spellEnd"/>
     </w:p>
     <w:p>
       <w:pPr>
@@ -9214,11 +6943,9 @@
           <w:numId w:val="25"/>
         </w:numPr>
       </w:pPr>
-      <w:proofErr w:type="spellStart"/>
       <w:r>
         <w:t>Github</w:t>
       </w:r>
-      <w:proofErr w:type="spellEnd"/>
     </w:p>
     <w:p>
       <w:pPr>
@@ -9240,11 +6967,9 @@
           <w:numId w:val="25"/>
         </w:numPr>
       </w:pPr>
-      <w:proofErr w:type="spellStart"/>
       <w:r>
         <w:t>DBeaver</w:t>
       </w:r>
-      <w:proofErr w:type="spellEnd"/>
     </w:p>
     <w:p>
       <w:r>
@@ -9259,43 +6984,21 @@
           <w:numId w:val="25"/>
         </w:numPr>
       </w:pPr>
-      <w:proofErr w:type="spellStart"/>
-      <w:r>
-        <w:t>Tableau</w:t>
-      </w:r>
-      <w:proofErr w:type="spellEnd"/>
-      <w:r>
-        <w:t xml:space="preserve"> Public</w:t>
-      </w:r>
-    </w:p>
-    <w:p>
-      <w:proofErr w:type="gramStart"/>
-      <w:r>
-        <w:t>Además</w:t>
-      </w:r>
-      <w:proofErr w:type="gramEnd"/>
-      <w:r>
-        <w:t xml:space="preserve"> realicé la configuración de conexión a mi repositorio en </w:t>
-      </w:r>
-      <w:proofErr w:type="spellStart"/>
-      <w:r>
-        <w:t>Github</w:t>
-      </w:r>
-      <w:proofErr w:type="spellEnd"/>
-      <w:r>
-        <w:t xml:space="preserve">, así como realizar mi primer </w:t>
-      </w:r>
-      <w:proofErr w:type="spellStart"/>
-      <w:r>
-        <w:t>commit</w:t>
-      </w:r>
-      <w:proofErr w:type="spellEnd"/>
-      <w:r>
-        <w:t>.</w:t>
-      </w:r>
-      <w:r>
-        <w:br/>
-        <w:t>se presentaron 2 errores lo cuales se dieron solución, creando la configuración de usuario y correo y corrección de carpeta lo cual se eliminó y se creó la configuración en la carpeta correcta.</w:t>
+      <w:r>
+        <w:t>Tableau Public</w:t>
+      </w:r>
+    </w:p>
+    <w:p>
+      <w:r>
+        <w:t>Además realicé la configuración de conexión a mi repositorio en Github, así como realizar mi primer commit.</w:t>
+      </w:r>
+      <w:r>
+        <w:br/>
+        <w:t xml:space="preserve">se presentaron 2 errores lo cuales se dieron solución, creando la configuración de </w:t>
+      </w:r>
+      <w:r>
+        <w:lastRenderedPageBreak/>
+        <w:t>usuario y correo y corrección de carpeta lo cual se eliminó y se creó la configuración en la carpeta correcta.</w:t>
       </w:r>
     </w:p>
     <w:p>
@@ -9307,29 +7010,12 @@
         </w:numPr>
       </w:pPr>
       <w:r>
-        <w:lastRenderedPageBreak/>
         <w:t xml:space="preserve">¿Qué fue lo más difícil? </w:t>
       </w:r>
     </w:p>
     <w:p>
       <w:r>
-        <w:t xml:space="preserve">Lo más difícil, diría lo que mas me llevó tiempo realizar fue la configuración de mi repositorio </w:t>
-      </w:r>
-      <w:proofErr w:type="spellStart"/>
-      <w:r>
-        <w:t>Github</w:t>
-      </w:r>
-      <w:proofErr w:type="spellEnd"/>
-      <w:r>
-        <w:t xml:space="preserve"> y realizar la conexión mediante comandos </w:t>
-      </w:r>
-      <w:proofErr w:type="spellStart"/>
-      <w:r>
-        <w:t>git</w:t>
-      </w:r>
-      <w:proofErr w:type="spellEnd"/>
-      <w:r>
-        <w:t xml:space="preserve">, lo cual al final se realizó </w:t>
+        <w:t xml:space="preserve">Lo más difícil, diría lo que mas me llevó tiempo realizar fue la configuración de mi repositorio Github y realizar la conexión mediante comandos git, lo cual al final se realizó </w:t>
       </w:r>
       <w:r>
         <w:rPr>
@@ -9381,23 +7067,7 @@
     </w:p>
     <w:p>
       <w:r>
-        <w:t xml:space="preserve">Aún fue el primer día, de igual manera tengo realizado en </w:t>
-      </w:r>
-      <w:proofErr w:type="spellStart"/>
-      <w:r>
-        <w:t>github</w:t>
-      </w:r>
-      <w:proofErr w:type="spellEnd"/>
-      <w:r>
-        <w:t xml:space="preserve"> un pequeño sistema para impresión de Fotocheck lo cual con lo que voy aprendiendo puedo realizar algunas mejoras y sobre todo actualizar mi </w:t>
-      </w:r>
-      <w:proofErr w:type="gramStart"/>
-      <w:r>
-        <w:t>app</w:t>
-      </w:r>
-      <w:proofErr w:type="gramEnd"/>
-      <w:r>
-        <w:t>.</w:t>
+        <w:t>Aún fue el primer día, de igual manera tengo realizado en github un pequeño sistema para impresión de Fotocheck lo cual con lo que voy aprendiendo puedo realizar algunas mejoras y sobre todo actualizar mi app.</w:t>
       </w:r>
     </w:p>
     <w:p>
